--- a/src/Tests/Inputs/labels/02/input.docx
+++ b/src/Tests/Inputs/labels/02/input.docx
@@ -1,6 +1,6 @@
 
 <file path=word/document.xml><?xml version="1.0" encoding="utf-8"?>
-<w:document xmlns:wpc="http://schemas.microsoft.com/office/word/2010/wordprocessingCanvas" xmlns:cx="http://schemas.microsoft.com/office/drawing/2014/chartex" xmlns:cx1="http://schemas.microsoft.com/office/drawing/2015/9/8/chartex" xmlns:cx2="http://schemas.microsoft.com/office/drawing/2015/10/21/chartex" xmlns:cx3="http://schemas.microsoft.com/office/drawing/2016/5/9/chartex" xmlns:cx4="http://schemas.microsoft.com/office/drawing/2016/5/10/chartex" xmlns:cx5="http://schemas.microsoft.com/office/drawing/2016/5/11/chartex" xmlns:cx6="http://schemas.microsoft.com/office/drawing/2016/5/12/chartex" xmlns:cx7="http://schemas.microsoft.com/office/drawing/2016/5/13/chartex" xmlns:cx8="http://schemas.microsoft.com/office/drawing/2016/5/14/chartex" xmlns:mc="http://schemas.openxmlformats.org/markup-compatibility/2006" xmlns:aink="http://schemas.microsoft.com/office/drawing/2016/ink" xmlns:am3d="http://schemas.microsoft.com/office/drawing/2017/model3d" xmlns:o="urn:schemas-microsoft-com:office:office" xmlns:r="http://schemas.openxmlformats.org/officeDocument/2006/relationships" xmlns:m="http://schemas.openxmlformats.org/officeDocument/2006/math" xmlns:v="urn:schemas-microsoft-com:vml" xmlns:wp14="http://schemas.microsoft.com/office/word/2010/wordprocessingDrawing" xmlns:wp="http://schemas.openxmlformats.org/drawingml/2006/wordprocessingDrawing" xmlns:w10="urn:schemas-microsoft-com:office:word" xmlns:w="http://schemas.openxmlformats.org/wordprocessingml/2006/main" xmlns:w14="http://schemas.microsoft.com/office/word/2010/wordml" xmlns:w15="http://schemas.microsoft.com/office/word/2012/wordml" xmlns:w16cid="http://schemas.microsoft.com/office/word/2016/wordml/cid" xmlns:w16se="http://schemas.microsoft.com/office/word/2015/wordml/symex" xmlns:wpg="http://schemas.microsoft.com/office/word/2010/wordprocessingGroup" xmlns:wpi="http://schemas.microsoft.com/office/word/2010/wordprocessingInk" xmlns:wne="http://schemas.microsoft.com/office/word/2006/wordml" xmlns:wps="http://schemas.microsoft.com/office/word/2010/wordprocessingShape" mc:Ignorable="w14 w15 w16se w16cid wp14">
+<w:document xmlns:a="http://schemas.openxmlformats.org/drawingml/2006/main" xmlns:adec="http://schemas.microsoft.com/office/drawing/2017/decorative" xmlns:a14="http://schemas.microsoft.com/office/drawing/2010/main" xmlns:wpc="http://schemas.microsoft.com/office/word/2010/wordprocessingCanvas" xmlns:cx="http://schemas.microsoft.com/office/drawing/2014/chartex" xmlns:cx1="http://schemas.microsoft.com/office/drawing/2015/9/8/chartex" xmlns:cx2="http://schemas.microsoft.com/office/drawing/2015/10/21/chartex" xmlns:cx3="http://schemas.microsoft.com/office/drawing/2016/5/9/chartex" xmlns:cx4="http://schemas.microsoft.com/office/drawing/2016/5/10/chartex" xmlns:cx5="http://schemas.microsoft.com/office/drawing/2016/5/11/chartex" xmlns:cx6="http://schemas.microsoft.com/office/drawing/2016/5/12/chartex" xmlns:cx7="http://schemas.microsoft.com/office/drawing/2016/5/13/chartex" xmlns:cx8="http://schemas.microsoft.com/office/drawing/2016/5/14/chartex" xmlns:mc="http://schemas.openxmlformats.org/markup-compatibility/2006" xmlns:aink="http://schemas.microsoft.com/office/drawing/2016/ink" xmlns:am3d="http://schemas.microsoft.com/office/drawing/2017/model3d" xmlns:o="urn:schemas-microsoft-com:office:office" xmlns:r="http://schemas.openxmlformats.org/officeDocument/2006/relationships" xmlns:m="http://schemas.openxmlformats.org/officeDocument/2006/math" xmlns:v="urn:schemas-microsoft-com:vml" xmlns:wp14="http://schemas.microsoft.com/office/word/2010/wordprocessingDrawing" xmlns:wp="http://schemas.openxmlformats.org/drawingml/2006/wordprocessingDrawing" xmlns:w10="urn:schemas-microsoft-com:office:word" xmlns:w="http://schemas.openxmlformats.org/wordprocessingml/2006/main" xmlns:w14="http://schemas.microsoft.com/office/word/2010/wordml" xmlns:w15="http://schemas.microsoft.com/office/word/2012/wordml" xmlns:w16cid="http://schemas.microsoft.com/office/word/2016/wordml/cid" xmlns:w16se="http://schemas.microsoft.com/office/word/2015/wordml/symex" xmlns:wpg="http://schemas.microsoft.com/office/word/2010/wordprocessingGroup" xmlns:wpi="http://schemas.microsoft.com/office/word/2010/wordprocessingInk" xmlns:wne="http://schemas.microsoft.com/office/word/2006/wordml" xmlns:wps="http://schemas.microsoft.com/office/word/2010/wordprocessingShape" mc:Ignorable="w14 w15 w16se w16cid wp14">
   <w:body>
     <w:p>
       <w:r>
@@ -10,7 +10,7 @@
         <mc:AlternateContent>
           <mc:Choice Requires="wpg">
             <w:drawing>
-              <wp:anchor distT="0" distB="0" distL="114300" distR="114300" simplePos="0" relativeHeight="251659264" behindDoc="1" locked="0" layoutInCell="1" allowOverlap="1" wp14:anchorId="205E81E8" wp14:editId="7982B7F5">
+              <wp:anchor distT="0" distB="0" distL="114300" distR="114300" simplePos="0" relativeHeight="251659264" behindDoc="1" locked="0" layoutInCell="1" allowOverlap="1" wp14:editId="7982B7F5" wp14:anchorId="205E81E8">
                 <wp:simplePos x="0" y="0"/>
                 <wp:positionH relativeFrom="column">
                   <wp:posOffset>-107950</wp:posOffset>
@@ -11739,416 +11739,416 @@
           </mc:Choice>
           <mc:Fallback>
             <w:pict>
-              <v:group w14:anchorId="73427CE3" id="Group 115" o:spid="_x0000_s1026" style="position:absolute;margin-left:-8.5pt;margin-top:21.2pt;width:513.9pt;height:713.2pt;z-index:-251657216;mso-width-relative:margin;mso-height-relative:margin" coordsize="65278,90593" o:gfxdata="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">
-                <v:group id="Graphic 1" o:spid="_x0000_s1027" alt="decorative elements" style="position:absolute;width:30981;height:21456" coordorigin="-128,-128" coordsize="43207,28209" o:gfxdata="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">
-                  <v:shape id="Freeform: Shape 24" o:spid="_x0000_s1028" style="position:absolute;left:-128;top:-128;width:16492;height:28174;visibility:visible;mso-wrap-style:square;v-text-anchor:middle" coordsize="1649286,2817532" o:gfxdata="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" path="m244816,12885r-219905,l976687,964661r-25770,25770l12885,50681r,237085l1138180,1414779,12885,2540074r,237085l952635,1837409r25770,25770l24911,2814955r219905,l1644992,1414779,244816,12885xm1048843,1086640r25771,-25770l1206900,1193156r-25770,25770l1048843,1086640xm1048843,1741200r132287,-132286l1206900,1634684r-132286,132287l1048843,1741200xe" filled="f" stroked="f">
+              <v:group id="Group 115" style="position:absolute;margin-left:-8.5pt;margin-top:21.2pt;width:513.9pt;height:713.2pt;z-index:-251657216;mso-width-relative:margin;mso-height-relative:margin" coordsize="65278,90593" o:spid="_x0000_s1026" o:gfxdata="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" w14:anchorId="73427CE3">
+                <v:group id="Graphic 1" style="position:absolute;width:30981;height:21456" alt="decorative elements" coordsize="43207,28209" coordorigin="-128,-128" o:spid="_x0000_s1027" o:gfxdata="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">
+                  <v:shape id="Freeform: Shape 24" style="position:absolute;left:-128;top:-128;width:16492;height:28174;visibility:visible;mso-wrap-style:square;v-text-anchor:middle" coordsize="1649286,2817532" o:spid="_x0000_s1028" filled="f" stroked="f" path="m244816,12885r-219905,l976687,964661r-25770,25770l12885,50681r,237085l1138180,1414779,12885,2540074r,237085l952635,1837409r25770,25770l24911,2814955r219905,l1644992,1414779,244816,12885xm1048843,1086640r25771,-25770l1206900,1193156r-25770,25770l1048843,1086640xm1048843,1741200r132287,-132286l1206900,1634684r-132286,132287l1048843,1741200xe" o:gfxdata="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">
                     <v:stroke joinstyle="miter"/>
                     <v:path arrowok="t" o:connecttype="custom" o:connectlocs="2448,129;249,129;9766,9646;9509,9904;129,507;129,2878;11381,14147;129,25400;129,27770;9526,18373;9784,18631;249,28148;2448,28148;16449,14147;2448,129;10488,10866;10746,10608;12068,11931;11811,12189;10488,10866;10488,17411;11811,16088;12068,16346;10746,17669;10488,17411" o:connectangles="0,0,0,0,0,0,0,0,0,0,0,0,0,0,0,0,0,0,0,0,0,0,0,0,0"/>
                   </v:shape>
-                  <v:shape id="Freeform: Shape 25" o:spid="_x0000_s1029" style="position:absolute;left:7172;top:-128;width:35907;height:28174;visibility:visible;mso-wrap-style:square;v-text-anchor:middle" coordsize="3590634,2817532" o:gfxdata="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" path="m3593212,12885r-3095849,l1181130,698370,1057434,822067,246534,12885r-233649,l1414779,1413061,12885,2814955r233649,l1057434,2005774r123696,123696l497363,2814955r3095849,l3593212,12885xe" filled="f" stroked="f">
+                  <v:shape id="Freeform: Shape 25" style="position:absolute;left:7172;top:-128;width:35907;height:28174;visibility:visible;mso-wrap-style:square;v-text-anchor:middle" coordsize="3590634,2817532" o:spid="_x0000_s1029" filled="f" stroked="f" path="m3593212,12885r-3095849,l1181130,698370,1057434,822067,246534,12885r-233649,l1414779,1413061,12885,2814955r233649,l1057434,2005774r123696,123696l497363,2814955r3095849,l3593212,12885xe" o:gfxdata="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">
                     <v:stroke joinstyle="miter"/>
                     <v:path arrowok="t" o:connecttype="custom" o:connectlocs="35933,129;4974,129;11812,6983;10575,8220;2465,129;129,129;14148,14130;129,28148;2465,28148;10575,20057;11812,21294;4974,28148;35933,28148" o:connectangles="0,0,0,0,0,0,0,0,0,0,0,0,0"/>
                   </v:shape>
-                  <v:shape id="Freeform: Shape 26" o:spid="_x0000_s1030" style="position:absolute;left:-128;top:7602;width:6527;height:12713;visibility:visible;mso-wrap-style:square;v-text-anchor:middle" coordsize="652842,1271325" o:gfxdata="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" path="m12885,12885r,273163l368513,639958,12885,995585r,273163l639958,639958,12885,12885xe" filled="f" stroked="f">
+                  <v:shape id="Freeform: Shape 26" style="position:absolute;left:-128;top:7602;width:6527;height:12713;visibility:visible;mso-wrap-style:square;v-text-anchor:middle" coordsize="652842,1271325" o:spid="_x0000_s1030" filled="f" stroked="f" path="m12885,12885r,273163l368513,639958,12885,995585r,273163l639958,639958,12885,12885xe" o:gfxdata="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">
                     <v:stroke joinstyle="miter"/>
                     <v:path arrowok="t" o:connecttype="custom" o:connectlocs="129,129;129,2860;3684,6399;129,9956;129,12687;6398,6399" o:connectangles="0,0,0,0,0,0"/>
                   </v:shape>
-                  <v:shape id="Freeform: Shape 27" o:spid="_x0000_s1031" style="position:absolute;left:9509;top:19800;width:9449;height:8246;visibility:visible;mso-wrap-style:square;v-text-anchor:middle" coordsize="944903,824643" o:gfxdata="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" path="m823785,12885l12885,822067r250829,l947481,136582,823785,12885xe" fillcolor="#92278f [3204]" stroked="f">
+                  <v:shape id="Freeform: Shape 27" style="position:absolute;left:9509;top:19800;width:9449;height:8246;visibility:visible;mso-wrap-style:square;v-text-anchor:middle" coordsize="944903,824643" o:spid="_x0000_s1031" fillcolor="#92278f [3204]" stroked="f" path="m823785,12885l12885,822067r250829,l947481,136582,823785,12885xe" o:gfxdata="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">
                     <v:stroke joinstyle="miter"/>
                     <v:path arrowok="t" o:connecttype="custom" o:connectlocs="8238,129;129,8220;2637,8220;9475,1366" o:connectangles="0,0,0,0"/>
                   </v:shape>
-                  <v:shape id="Freeform: Shape 28" o:spid="_x0000_s1032" style="position:absolute;left:9509;top:-128;width:9449;height:8245;visibility:visible;mso-wrap-style:square;v-text-anchor:middle" coordsize="944903,824643" o:gfxdata="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" path="m947481,698370l263714,12885r-250829,l823785,822067,947481,698370xe" fillcolor="#92278f [3204]" stroked="f">
+                  <v:shape id="Freeform: Shape 28" style="position:absolute;left:9509;top:-128;width:9449;height:8245;visibility:visible;mso-wrap-style:square;v-text-anchor:middle" coordsize="944903,824643" o:spid="_x0000_s1032" fillcolor="#92278f [3204]" stroked="f" path="m947481,698370l263714,12885r-250829,l823785,822067,947481,698370xe" o:gfxdata="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">
                     <v:stroke joinstyle="miter"/>
                     <v:path arrowok="t" o:connecttype="custom" o:connectlocs="9475,6982;2637,129;129,129;8238,8219" o:connectangles="0,0,0,0"/>
                   </v:shape>
-                  <v:shape id="Freeform: Shape 29" o:spid="_x0000_s1033" style="position:absolute;left:-128;top:18116;width:9791;height:9964;visibility:visible;mso-wrap-style:square;v-text-anchor:middle" coordsize="979264,996444" o:gfxdata="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" path="m952635,12885l12885,952635r,37796l24911,990431,976687,38655,952635,12885xe" fillcolor="#9b57d3 [3205]" stroked="f">
+                  <v:shape id="Freeform: Shape 29" style="position:absolute;left:-128;top:18116;width:9791;height:9964;visibility:visible;mso-wrap-style:square;v-text-anchor:middle" coordsize="979264,996444" o:spid="_x0000_s1033" fillcolor="#9b57d3 [3205]" stroked="f" path="m952635,12885l12885,952635r,37796l24911,990431,976687,38655,952635,12885xe" o:gfxdata="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">
                     <v:stroke joinstyle="miter"/>
                     <v:path arrowok="t" o:connecttype="custom" o:connectlocs="9525,129;129,9526;129,9904;249,9904;9765,387" o:connectangles="0,0,0,0,0"/>
                   </v:shape>
-                  <v:shape id="Freeform: Shape 30" o:spid="_x0000_s1034" style="position:absolute;left:10183;top:15765;width:1889;height:1890;visibility:visible;mso-wrap-style:square;v-text-anchor:middle" coordsize="188980,188980" o:gfxdata="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" path="m18222,150636l150636,18222r25510,25511l43733,176146,18222,150636xe" fillcolor="#9b57d3 [3205]" stroked="f">
+                  <v:shape id="Freeform: Shape 30" style="position:absolute;left:10183;top:15765;width:1889;height:1890;visibility:visible;mso-wrap-style:square;v-text-anchor:middle" coordsize="188980,188980" o:spid="_x0000_s1034" fillcolor="#9b57d3 [3205]" stroked="f" path="m18222,150636l150636,18222r25510,25511l43733,176146,18222,150636xe" o:gfxdata="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">
                     <v:stroke joinstyle="miter"/>
                     <v:path arrowok="t" o:connecttype="custom" o:connectlocs="182,1507;1506,182;1761,437;437,1762" o:connectangles="0,0,0,0"/>
                   </v:shape>
-                  <v:shape id="Freeform: Shape 31" o:spid="_x0000_s1035" style="position:absolute;left:10188;top:10300;width:1890;height:1889;visibility:visible;mso-wrap-style:square;v-text-anchor:middle" coordsize="188980,188980" o:gfxdata="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" path="m18222,43733l43733,18222,176146,150636r-25510,25510l18222,43733xe" fillcolor="#9b57d3 [3205]" stroked="f">
+                  <v:shape id="Freeform: Shape 31" style="position:absolute;left:10188;top:10300;width:1890;height:1889;visibility:visible;mso-wrap-style:square;v-text-anchor:middle" coordsize="188980,188980" o:spid="_x0000_s1035" fillcolor="#9b57d3 [3205]" stroked="f" path="m18222,43733l43733,18222,176146,150636r-25510,25510l18222,43733xe" o:gfxdata="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">
                     <v:stroke joinstyle="miter"/>
                     <v:path arrowok="t" o:connecttype="custom" o:connectlocs="182,437;437,182;1762,1506;1507,1761" o:connectangles="0,0,0,0"/>
                   </v:shape>
-                  <v:shape id="Freeform: Shape 32" o:spid="_x0000_s1036" style="position:absolute;left:-128;top:-128;width:9791;height:9963;visibility:visible;mso-wrap-style:square;v-text-anchor:middle" coordsize="979264,996444" o:gfxdata="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" path="m976687,964661l24911,12885r-12026,l12885,50681,952635,988713r24052,-24052xe" fillcolor="#9b57d3 [3205]" stroked="f">
+                  <v:shape id="Freeform: Shape 32" style="position:absolute;left:-128;top:-128;width:9791;height:9963;visibility:visible;mso-wrap-style:square;v-text-anchor:middle" coordsize="979264,996444" o:spid="_x0000_s1036" fillcolor="#9b57d3 [3205]" stroked="f" path="m976687,964661l24911,12885r-12026,l12885,50681,952635,988713r24052,-24052xe" o:gfxdata="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">
                     <v:stroke joinstyle="miter"/>
                     <v:path arrowok="t" o:connecttype="custom" o:connectlocs="9765,9645;249,129;129,129;129,507;9525,9886" o:connectangles="0,0,0,0,0"/>
                   </v:shape>
-                  <v:shape id="Freeform: Shape 33" o:spid="_x0000_s1037" style="position:absolute;left:2190;top:-128;width:19242;height:28174;visibility:visible;mso-wrap-style:square;v-text-anchor:middle" coordsize="1924168,2817532" o:gfxdata="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" path="m511107,12885r-498222,l1414779,1413061,12885,2814955r498222,l1913001,1413061,511107,12885xe" fillcolor="#9b57d3 [3205]" stroked="f">
+                  <v:shape id="Freeform: Shape 33" style="position:absolute;left:2190;top:-128;width:19242;height:28174;visibility:visible;mso-wrap-style:square;v-text-anchor:middle" coordsize="1924168,2817532" o:spid="_x0000_s1037" fillcolor="#9b57d3 [3205]" stroked="f" path="m511107,12885r-498222,l1414779,1413061,12885,2814955r498222,l1913001,1413061,511107,12885xe" o:gfxdata="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">
                     <v:stroke joinstyle="miter"/>
                     <v:path arrowok="t" o:connecttype="custom" o:connectlocs="5111,129;129,129;14148,14130;129,28148;5111,28148;19130,14130" o:connectangles="0,0,0,0,0,0"/>
                   </v:shape>
-                  <v:shape id="Freeform: Shape 34" o:spid="_x0000_s1038" style="position:absolute;left:-128;top:10333;width:3778;height:7216;visibility:visible;mso-wrap-style:square;v-text-anchor:middle" coordsize="377961,721563" o:gfxdata="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" path="m12885,12885r,709537l368513,366795,12885,12885xe" fillcolor="#9b57d3 [3205]" stroked="f">
+                  <v:shape id="Freeform: Shape 34" style="position:absolute;left:-128;top:10333;width:3778;height:7216;visibility:visible;mso-wrap-style:square;v-text-anchor:middle" coordsize="377961,721563" o:spid="_x0000_s1038" fillcolor="#9b57d3 [3205]" stroked="f" path="m12885,12885r,709537l368513,366795,12885,12885xe" o:gfxdata="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">
                     <v:stroke joinstyle="miter"/>
                     <v:path arrowok="t" o:connecttype="custom" o:connectlocs="129,129;129,7225;3684,3668" o:connectangles="0,0,0"/>
                   </v:shape>
-                  <v:shape id="Freeform: Shape 35" o:spid="_x0000_s1039" style="position:absolute;left:-128;top:2619;width:11509;height:22678;visibility:visible;mso-wrap-style:square;v-text-anchor:middle" coordsize="1151064,2267769" o:gfxdata="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" path="m12885,12885r,498222l639958,1138180,12885,1766971r,498222l1138180,1138180,12885,12885xe" fillcolor="#92278f [3204]" stroked="f">
+                  <v:shape id="Freeform: Shape 35" style="position:absolute;left:-128;top:2619;width:11509;height:22678;visibility:visible;mso-wrap-style:square;v-text-anchor:middle" coordsize="1151064,2267769" o:spid="_x0000_s1039" fillcolor="#92278f [3204]" stroked="f" path="m12885,12885r,498222l639958,1138180,12885,1766971r,498222l1138180,1138180,12885,12885xe" o:gfxdata="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">
                     <v:stroke joinstyle="miter"/>
                     <v:path arrowok="t" o:connecttype="custom" o:connectlocs="129,129;129,5111;6399,11382;129,17670;129,22652;11380,11382" o:connectangles="0,0,0,0,0,0"/>
                   </v:shape>
                 </v:group>
-                <v:group id="Group 129" o:spid="_x0000_s1040" alt="decorative elements" style="position:absolute;top:23156;width:30981;height:21456" coordorigin="-128,-128" coordsize="43207,28209" o:gfxdata="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">
-                  <v:shape id="Freeform: Shape 24" o:spid="_x0000_s1041" style="position:absolute;left:-128;top:-128;width:16492;height:28174;visibility:visible;mso-wrap-style:square;v-text-anchor:middle" coordsize="1649286,2817532" o:gfxdata="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" path="m244816,12885r-219905,l976687,964661r-25770,25770l12885,50681r,237085l1138180,1414779,12885,2540074r,237085l952635,1837409r25770,25770l24911,2814955r219905,l1644992,1414779,244816,12885xm1048843,1086640r25771,-25770l1206900,1193156r-25770,25770l1048843,1086640xm1048843,1741200r132287,-132286l1206900,1634684r-132286,132287l1048843,1741200xe" filled="f" stroked="f">
+                <v:group id="Group 129" style="position:absolute;top:23156;width:30981;height:21456" alt="decorative elements" coordsize="43207,28209" coordorigin="-128,-128" o:spid="_x0000_s1040" o:gfxdata="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">
+                  <v:shape id="Freeform: Shape 24" style="position:absolute;left:-128;top:-128;width:16492;height:28174;visibility:visible;mso-wrap-style:square;v-text-anchor:middle" coordsize="1649286,2817532" o:spid="_x0000_s1041" filled="f" stroked="f" path="m244816,12885r-219905,l976687,964661r-25770,25770l12885,50681r,237085l1138180,1414779,12885,2540074r,237085l952635,1837409r25770,25770l24911,2814955r219905,l1644992,1414779,244816,12885xm1048843,1086640r25771,-25770l1206900,1193156r-25770,25770l1048843,1086640xm1048843,1741200r132287,-132286l1206900,1634684r-132286,132287l1048843,1741200xe" o:gfxdata="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">
                     <v:stroke joinstyle="miter"/>
                     <v:path arrowok="t" o:connecttype="custom" o:connectlocs="2448,129;249,129;9766,9646;9509,9904;129,507;129,2878;11381,14147;129,25400;129,27770;9526,18373;9784,18631;249,28148;2448,28148;16449,14147;2448,129;10488,10866;10746,10608;12068,11931;11811,12189;10488,10866;10488,17411;11811,16088;12068,16346;10746,17669;10488,17411" o:connectangles="0,0,0,0,0,0,0,0,0,0,0,0,0,0,0,0,0,0,0,0,0,0,0,0,0"/>
                   </v:shape>
-                  <v:shape id="Freeform: Shape 25" o:spid="_x0000_s1042" style="position:absolute;left:7172;top:-128;width:35907;height:28174;visibility:visible;mso-wrap-style:square;v-text-anchor:middle" coordsize="3590634,2817532" o:gfxdata="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" path="m3593212,12885r-3095849,l1181130,698370,1057434,822067,246534,12885r-233649,l1414779,1413061,12885,2814955r233649,l1057434,2005774r123696,123696l497363,2814955r3095849,l3593212,12885xe" filled="f" stroked="f">
+                  <v:shape id="Freeform: Shape 25" style="position:absolute;left:7172;top:-128;width:35907;height:28174;visibility:visible;mso-wrap-style:square;v-text-anchor:middle" coordsize="3590634,2817532" o:spid="_x0000_s1042" filled="f" stroked="f" path="m3593212,12885r-3095849,l1181130,698370,1057434,822067,246534,12885r-233649,l1414779,1413061,12885,2814955r233649,l1057434,2005774r123696,123696l497363,2814955r3095849,l3593212,12885xe" o:gfxdata="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">
                     <v:stroke joinstyle="miter"/>
                     <v:path arrowok="t" o:connecttype="custom" o:connectlocs="35933,129;4974,129;11812,6983;10575,8220;2465,129;129,129;14148,14130;129,28148;2465,28148;10575,20057;11812,21294;4974,28148;35933,28148" o:connectangles="0,0,0,0,0,0,0,0,0,0,0,0,0"/>
                   </v:shape>
-                  <v:shape id="Freeform: Shape 26" o:spid="_x0000_s1043" style="position:absolute;left:-128;top:7602;width:6527;height:12713;visibility:visible;mso-wrap-style:square;v-text-anchor:middle" coordsize="652842,1271325" o:gfxdata="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" path="m12885,12885r,273163l368513,639958,12885,995585r,273163l639958,639958,12885,12885xe" filled="f" stroked="f">
+                  <v:shape id="Freeform: Shape 26" style="position:absolute;left:-128;top:7602;width:6527;height:12713;visibility:visible;mso-wrap-style:square;v-text-anchor:middle" coordsize="652842,1271325" o:spid="_x0000_s1043" filled="f" stroked="f" path="m12885,12885r,273163l368513,639958,12885,995585r,273163l639958,639958,12885,12885xe" o:gfxdata="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">
                     <v:stroke joinstyle="miter"/>
                     <v:path arrowok="t" o:connecttype="custom" o:connectlocs="129,129;129,2860;3684,6399;129,9956;129,12687;6398,6399" o:connectangles="0,0,0,0,0,0"/>
                   </v:shape>
-                  <v:shape id="Freeform: Shape 27" o:spid="_x0000_s1044" style="position:absolute;left:9509;top:19800;width:9449;height:8246;visibility:visible;mso-wrap-style:square;v-text-anchor:middle" coordsize="944903,824643" o:gfxdata="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" path="m823785,12885l12885,822067r250829,l947481,136582,823785,12885xe" fillcolor="#92278f [3204]" stroked="f">
+                  <v:shape id="Freeform: Shape 27" style="position:absolute;left:9509;top:19800;width:9449;height:8246;visibility:visible;mso-wrap-style:square;v-text-anchor:middle" coordsize="944903,824643" o:spid="_x0000_s1044" fillcolor="#92278f [3204]" stroked="f" path="m823785,12885l12885,822067r250829,l947481,136582,823785,12885xe" o:gfxdata="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">
                     <v:stroke joinstyle="miter"/>
                     <v:path arrowok="t" o:connecttype="custom" o:connectlocs="8238,129;129,8220;2637,8220;9475,1366" o:connectangles="0,0,0,0"/>
                   </v:shape>
-                  <v:shape id="Freeform: Shape 28" o:spid="_x0000_s1045" style="position:absolute;left:9509;top:-128;width:9449;height:8245;visibility:visible;mso-wrap-style:square;v-text-anchor:middle" coordsize="944903,824643" o:gfxdata="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" path="m947481,698370l263714,12885r-250829,l823785,822067,947481,698370xe" fillcolor="#92278f [3204]" stroked="f">
+                  <v:shape id="Freeform: Shape 28" style="position:absolute;left:9509;top:-128;width:9449;height:8245;visibility:visible;mso-wrap-style:square;v-text-anchor:middle" coordsize="944903,824643" o:spid="_x0000_s1045" fillcolor="#92278f [3204]" stroked="f" path="m947481,698370l263714,12885r-250829,l823785,822067,947481,698370xe" o:gfxdata="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">
                     <v:stroke joinstyle="miter"/>
                     <v:path arrowok="t" o:connecttype="custom" o:connectlocs="9475,6982;2637,129;129,129;8238,8219" o:connectangles="0,0,0,0"/>
                   </v:shape>
-                  <v:shape id="Freeform: Shape 29" o:spid="_x0000_s1046" style="position:absolute;left:-128;top:18116;width:9791;height:9964;visibility:visible;mso-wrap-style:square;v-text-anchor:middle" coordsize="979264,996444" o:gfxdata="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" path="m952635,12885l12885,952635r,37796l24911,990431,976687,38655,952635,12885xe" fillcolor="#9b57d3 [3205]" stroked="f">
+                  <v:shape id="Freeform: Shape 29" style="position:absolute;left:-128;top:18116;width:9791;height:9964;visibility:visible;mso-wrap-style:square;v-text-anchor:middle" coordsize="979264,996444" o:spid="_x0000_s1046" fillcolor="#9b57d3 [3205]" stroked="f" path="m952635,12885l12885,952635r,37796l24911,990431,976687,38655,952635,12885xe" o:gfxdata="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">
                     <v:stroke joinstyle="miter"/>
                     <v:path arrowok="t" o:connecttype="custom" o:connectlocs="9525,129;129,9526;129,9904;249,9904;9765,387" o:connectangles="0,0,0,0,0"/>
                   </v:shape>
-                  <v:shape id="Freeform: Shape 30" o:spid="_x0000_s1047" style="position:absolute;left:10183;top:15765;width:1889;height:1890;visibility:visible;mso-wrap-style:square;v-text-anchor:middle" coordsize="188980,188980" o:gfxdata="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" path="m18222,150636l150636,18222r25510,25511l43733,176146,18222,150636xe" fillcolor="#9b57d3 [3205]" stroked="f">
+                  <v:shape id="Freeform: Shape 30" style="position:absolute;left:10183;top:15765;width:1889;height:1890;visibility:visible;mso-wrap-style:square;v-text-anchor:middle" coordsize="188980,188980" o:spid="_x0000_s1047" fillcolor="#9b57d3 [3205]" stroked="f" path="m18222,150636l150636,18222r25510,25511l43733,176146,18222,150636xe" o:gfxdata="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">
                     <v:stroke joinstyle="miter"/>
                     <v:path arrowok="t" o:connecttype="custom" o:connectlocs="182,1507;1506,182;1761,437;437,1762" o:connectangles="0,0,0,0"/>
                   </v:shape>
-                  <v:shape id="Freeform: Shape 31" o:spid="_x0000_s1048" style="position:absolute;left:10188;top:10300;width:1890;height:1889;visibility:visible;mso-wrap-style:square;v-text-anchor:middle" coordsize="188980,188980" o:gfxdata="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" path="m18222,43733l43733,18222,176146,150636r-25510,25510l18222,43733xe" fillcolor="#9b57d3 [3205]" stroked="f">
+                  <v:shape id="Freeform: Shape 31" style="position:absolute;left:10188;top:10300;width:1890;height:1889;visibility:visible;mso-wrap-style:square;v-text-anchor:middle" coordsize="188980,188980" o:spid="_x0000_s1048" fillcolor="#9b57d3 [3205]" stroked="f" path="m18222,43733l43733,18222,176146,150636r-25510,25510l18222,43733xe" o:gfxdata="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">
                     <v:stroke joinstyle="miter"/>
                     <v:path arrowok="t" o:connecttype="custom" o:connectlocs="182,437;437,182;1762,1506;1507,1761" o:connectangles="0,0,0,0"/>
                   </v:shape>
-                  <v:shape id="Freeform: Shape 32" o:spid="_x0000_s1049" style="position:absolute;left:-128;top:-128;width:9791;height:9963;visibility:visible;mso-wrap-style:square;v-text-anchor:middle" coordsize="979264,996444" o:gfxdata="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" path="m976687,964661l24911,12885r-12026,l12885,50681,952635,988713r24052,-24052xe" fillcolor="#9b57d3 [3205]" stroked="f">
+                  <v:shape id="Freeform: Shape 32" style="position:absolute;left:-128;top:-128;width:9791;height:9963;visibility:visible;mso-wrap-style:square;v-text-anchor:middle" coordsize="979264,996444" o:spid="_x0000_s1049" fillcolor="#9b57d3 [3205]" stroked="f" path="m976687,964661l24911,12885r-12026,l12885,50681,952635,988713r24052,-24052xe" o:gfxdata="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">
                     <v:stroke joinstyle="miter"/>
                     <v:path arrowok="t" o:connecttype="custom" o:connectlocs="9765,9645;249,129;129,129;129,507;9525,9886" o:connectangles="0,0,0,0,0"/>
                   </v:shape>
-                  <v:shape id="Freeform: Shape 33" o:spid="_x0000_s1050" style="position:absolute;left:2190;top:-128;width:19242;height:28174;visibility:visible;mso-wrap-style:square;v-text-anchor:middle" coordsize="1924168,2817532" o:gfxdata="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" path="m511107,12885r-498222,l1414779,1413061,12885,2814955r498222,l1913001,1413061,511107,12885xe" fillcolor="#9b57d3 [3205]" stroked="f">
+                  <v:shape id="Freeform: Shape 33" style="position:absolute;left:2190;top:-128;width:19242;height:28174;visibility:visible;mso-wrap-style:square;v-text-anchor:middle" coordsize="1924168,2817532" o:spid="_x0000_s1050" fillcolor="#9b57d3 [3205]" stroked="f" path="m511107,12885r-498222,l1414779,1413061,12885,2814955r498222,l1913001,1413061,511107,12885xe" o:gfxdata="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">
                     <v:stroke joinstyle="miter"/>
                     <v:path arrowok="t" o:connecttype="custom" o:connectlocs="5111,129;129,129;14148,14130;129,28148;5111,28148;19130,14130" o:connectangles="0,0,0,0,0,0"/>
                   </v:shape>
-                  <v:shape id="Freeform: Shape 34" o:spid="_x0000_s1051" style="position:absolute;left:-128;top:10333;width:3778;height:7216;visibility:visible;mso-wrap-style:square;v-text-anchor:middle" coordsize="377961,721563" o:gfxdata="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" path="m12885,12885r,709537l368513,366795,12885,12885xe" fillcolor="#9b57d3 [3205]" stroked="f">
+                  <v:shape id="Freeform: Shape 34" style="position:absolute;left:-128;top:10333;width:3778;height:7216;visibility:visible;mso-wrap-style:square;v-text-anchor:middle" coordsize="377961,721563" o:spid="_x0000_s1051" fillcolor="#9b57d3 [3205]" stroked="f" path="m12885,12885r,709537l368513,366795,12885,12885xe" o:gfxdata="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">
                     <v:stroke joinstyle="miter"/>
                     <v:path arrowok="t" o:connecttype="custom" o:connectlocs="129,129;129,7225;3684,3668" o:connectangles="0,0,0"/>
                   </v:shape>
-                  <v:shape id="Freeform: Shape 35" o:spid="_x0000_s1052" style="position:absolute;left:-128;top:2619;width:11509;height:22678;visibility:visible;mso-wrap-style:square;v-text-anchor:middle" coordsize="1151064,2267769" o:gfxdata="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" path="m12885,12885r,498222l639958,1138180,12885,1766971r,498222l1138180,1138180,12885,12885xe" fillcolor="#92278f [3204]" stroked="f">
+                  <v:shape id="Freeform: Shape 35" style="position:absolute;left:-128;top:2619;width:11509;height:22678;visibility:visible;mso-wrap-style:square;v-text-anchor:middle" coordsize="1151064,2267769" o:spid="_x0000_s1052" fillcolor="#92278f [3204]" stroked="f" path="m12885,12885r,498222l639958,1138180,12885,1766971r,498222l1138180,1138180,12885,12885xe" o:gfxdata="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">
                     <v:stroke joinstyle="miter"/>
                     <v:path arrowok="t" o:connecttype="custom" o:connectlocs="129,129;129,5111;6399,11382;129,17670;129,22652;11380,11382" o:connectangles="0,0,0,0,0,0"/>
                   </v:shape>
                 </v:group>
-                <v:group id="Group 142" o:spid="_x0000_s1053" alt="decorative elements" style="position:absolute;top:46228;width:30981;height:21456" coordorigin="-128,-128" coordsize="43207,28209" o:gfxdata="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">
-                  <v:shape id="Freeform: Shape 24" o:spid="_x0000_s1054" style="position:absolute;left:-128;top:-128;width:16492;height:28174;visibility:visible;mso-wrap-style:square;v-text-anchor:middle" coordsize="1649286,2817532" o:gfxdata="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" path="m244816,12885r-219905,l976687,964661r-25770,25770l12885,50681r,237085l1138180,1414779,12885,2540074r,237085l952635,1837409r25770,25770l24911,2814955r219905,l1644992,1414779,244816,12885xm1048843,1086640r25771,-25770l1206900,1193156r-25770,25770l1048843,1086640xm1048843,1741200r132287,-132286l1206900,1634684r-132286,132287l1048843,1741200xe" filled="f" stroked="f">
+                <v:group id="Group 142" style="position:absolute;top:46228;width:30981;height:21456" alt="decorative elements" coordsize="43207,28209" coordorigin="-128,-128" o:spid="_x0000_s1053" o:gfxdata="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">
+                  <v:shape id="Freeform: Shape 24" style="position:absolute;left:-128;top:-128;width:16492;height:28174;visibility:visible;mso-wrap-style:square;v-text-anchor:middle" coordsize="1649286,2817532" o:spid="_x0000_s1054" filled="f" stroked="f" path="m244816,12885r-219905,l976687,964661r-25770,25770l12885,50681r,237085l1138180,1414779,12885,2540074r,237085l952635,1837409r25770,25770l24911,2814955r219905,l1644992,1414779,244816,12885xm1048843,1086640r25771,-25770l1206900,1193156r-25770,25770l1048843,1086640xm1048843,1741200r132287,-132286l1206900,1634684r-132286,132287l1048843,1741200xe" o:gfxdata="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">
                     <v:stroke joinstyle="miter"/>
                     <v:path arrowok="t" o:connecttype="custom" o:connectlocs="2448,129;249,129;9766,9646;9509,9904;129,507;129,2878;11381,14147;129,25400;129,27770;9526,18373;9784,18631;249,28148;2448,28148;16449,14147;2448,129;10488,10866;10746,10608;12068,11931;11811,12189;10488,10866;10488,17411;11811,16088;12068,16346;10746,17669;10488,17411" o:connectangles="0,0,0,0,0,0,0,0,0,0,0,0,0,0,0,0,0,0,0,0,0,0,0,0,0"/>
                   </v:shape>
-                  <v:shape id="Freeform: Shape 25" o:spid="_x0000_s1055" style="position:absolute;left:7172;top:-128;width:35907;height:28174;visibility:visible;mso-wrap-style:square;v-text-anchor:middle" coordsize="3590634,2817532" o:gfxdata="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" path="m3593212,12885r-3095849,l1181130,698370,1057434,822067,246534,12885r-233649,l1414779,1413061,12885,2814955r233649,l1057434,2005774r123696,123696l497363,2814955r3095849,l3593212,12885xe" filled="f" stroked="f">
+                  <v:shape id="Freeform: Shape 25" style="position:absolute;left:7172;top:-128;width:35907;height:28174;visibility:visible;mso-wrap-style:square;v-text-anchor:middle" coordsize="3590634,2817532" o:spid="_x0000_s1055" filled="f" stroked="f" path="m3593212,12885r-3095849,l1181130,698370,1057434,822067,246534,12885r-233649,l1414779,1413061,12885,2814955r233649,l1057434,2005774r123696,123696l497363,2814955r3095849,l3593212,12885xe" o:gfxdata="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">
                     <v:stroke joinstyle="miter"/>
                     <v:path arrowok="t" o:connecttype="custom" o:connectlocs="35933,129;4974,129;11812,6983;10575,8220;2465,129;129,129;14148,14130;129,28148;2465,28148;10575,20057;11812,21294;4974,28148;35933,28148" o:connectangles="0,0,0,0,0,0,0,0,0,0,0,0,0"/>
                   </v:shape>
-                  <v:shape id="Freeform: Shape 26" o:spid="_x0000_s1056" style="position:absolute;left:-128;top:7602;width:6527;height:12713;visibility:visible;mso-wrap-style:square;v-text-anchor:middle" coordsize="652842,1271325" o:gfxdata="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" path="m12885,12885r,273163l368513,639958,12885,995585r,273163l639958,639958,12885,12885xe" filled="f" stroked="f">
+                  <v:shape id="Freeform: Shape 26" style="position:absolute;left:-128;top:7602;width:6527;height:12713;visibility:visible;mso-wrap-style:square;v-text-anchor:middle" coordsize="652842,1271325" o:spid="_x0000_s1056" filled="f" stroked="f" path="m12885,12885r,273163l368513,639958,12885,995585r,273163l639958,639958,12885,12885xe" o:gfxdata="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">
                     <v:stroke joinstyle="miter"/>
                     <v:path arrowok="t" o:connecttype="custom" o:connectlocs="129,129;129,2860;3684,6399;129,9956;129,12687;6398,6399" o:connectangles="0,0,0,0,0,0"/>
                   </v:shape>
-                  <v:shape id="Freeform: Shape 27" o:spid="_x0000_s1057" style="position:absolute;left:9509;top:19800;width:9449;height:8246;visibility:visible;mso-wrap-style:square;v-text-anchor:middle" coordsize="944903,824643" o:gfxdata="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" path="m823785,12885l12885,822067r250829,l947481,136582,823785,12885xe" fillcolor="#92278f [3204]" stroked="f">
+                  <v:shape id="Freeform: Shape 27" style="position:absolute;left:9509;top:19800;width:9449;height:8246;visibility:visible;mso-wrap-style:square;v-text-anchor:middle" coordsize="944903,824643" o:spid="_x0000_s1057" fillcolor="#92278f [3204]" stroked="f" path="m823785,12885l12885,822067r250829,l947481,136582,823785,12885xe" o:gfxdata="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">
                     <v:stroke joinstyle="miter"/>
                     <v:path arrowok="t" o:connecttype="custom" o:connectlocs="8238,129;129,8220;2637,8220;9475,1366" o:connectangles="0,0,0,0"/>
                   </v:shape>
-                  <v:shape id="Freeform: Shape 28" o:spid="_x0000_s1058" style="position:absolute;left:9509;top:-128;width:9449;height:8245;visibility:visible;mso-wrap-style:square;v-text-anchor:middle" coordsize="944903,824643" o:gfxdata="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" path="m947481,698370l263714,12885r-250829,l823785,822067,947481,698370xe" fillcolor="#92278f [3204]" stroked="f">
+                  <v:shape id="Freeform: Shape 28" style="position:absolute;left:9509;top:-128;width:9449;height:8245;visibility:visible;mso-wrap-style:square;v-text-anchor:middle" coordsize="944903,824643" o:spid="_x0000_s1058" fillcolor="#92278f [3204]" stroked="f" path="m947481,698370l263714,12885r-250829,l823785,822067,947481,698370xe" o:gfxdata="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">
                     <v:stroke joinstyle="miter"/>
                     <v:path arrowok="t" o:connecttype="custom" o:connectlocs="9475,6982;2637,129;129,129;8238,8219" o:connectangles="0,0,0,0"/>
                   </v:shape>
-                  <v:shape id="Freeform: Shape 29" o:spid="_x0000_s1059" style="position:absolute;left:-128;top:18116;width:9791;height:9964;visibility:visible;mso-wrap-style:square;v-text-anchor:middle" coordsize="979264,996444" o:gfxdata="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" path="m952635,12885l12885,952635r,37796l24911,990431,976687,38655,952635,12885xe" fillcolor="#9b57d3 [3205]" stroked="f">
+                  <v:shape id="Freeform: Shape 29" style="position:absolute;left:-128;top:18116;width:9791;height:9964;visibility:visible;mso-wrap-style:square;v-text-anchor:middle" coordsize="979264,996444" o:spid="_x0000_s1059" fillcolor="#9b57d3 [3205]" stroked="f" path="m952635,12885l12885,952635r,37796l24911,990431,976687,38655,952635,12885xe" o:gfxdata="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">
                     <v:stroke joinstyle="miter"/>
                     <v:path arrowok="t" o:connecttype="custom" o:connectlocs="9525,129;129,9526;129,9904;249,9904;9765,387" o:connectangles="0,0,0,0,0"/>
                   </v:shape>
-                  <v:shape id="Freeform: Shape 30" o:spid="_x0000_s1060" style="position:absolute;left:10183;top:15765;width:1889;height:1890;visibility:visible;mso-wrap-style:square;v-text-anchor:middle" coordsize="188980,188980" o:gfxdata="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" path="m18222,150636l150636,18222r25510,25511l43733,176146,18222,150636xe" fillcolor="#9b57d3 [3205]" stroked="f">
+                  <v:shape id="Freeform: Shape 30" style="position:absolute;left:10183;top:15765;width:1889;height:1890;visibility:visible;mso-wrap-style:square;v-text-anchor:middle" coordsize="188980,188980" o:spid="_x0000_s1060" fillcolor="#9b57d3 [3205]" stroked="f" path="m18222,150636l150636,18222r25510,25511l43733,176146,18222,150636xe" o:gfxdata="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">
                     <v:stroke joinstyle="miter"/>
                     <v:path arrowok="t" o:connecttype="custom" o:connectlocs="182,1507;1506,182;1761,437;437,1762" o:connectangles="0,0,0,0"/>
                   </v:shape>
-                  <v:shape id="Freeform: Shape 31" o:spid="_x0000_s1061" style="position:absolute;left:10188;top:10300;width:1890;height:1889;visibility:visible;mso-wrap-style:square;v-text-anchor:middle" coordsize="188980,188980" o:gfxdata="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" path="m18222,43733l43733,18222,176146,150636r-25510,25510l18222,43733xe" fillcolor="#9b57d3 [3205]" stroked="f">
+                  <v:shape id="Freeform: Shape 31" style="position:absolute;left:10188;top:10300;width:1890;height:1889;visibility:visible;mso-wrap-style:square;v-text-anchor:middle" coordsize="188980,188980" o:spid="_x0000_s1061" fillcolor="#9b57d3 [3205]" stroked="f" path="m18222,43733l43733,18222,176146,150636r-25510,25510l18222,43733xe" o:gfxdata="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">
                     <v:stroke joinstyle="miter"/>
                     <v:path arrowok="t" o:connecttype="custom" o:connectlocs="182,437;437,182;1762,1506;1507,1761" o:connectangles="0,0,0,0"/>
                   </v:shape>
-                  <v:shape id="Freeform: Shape 32" o:spid="_x0000_s1062" style="position:absolute;left:-128;top:-128;width:9791;height:9963;visibility:visible;mso-wrap-style:square;v-text-anchor:middle" coordsize="979264,996444" o:gfxdata="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" path="m976687,964661l24911,12885r-12026,l12885,50681,952635,988713r24052,-24052xe" fillcolor="#9b57d3 [3205]" stroked="f">
+                  <v:shape id="Freeform: Shape 32" style="position:absolute;left:-128;top:-128;width:9791;height:9963;visibility:visible;mso-wrap-style:square;v-text-anchor:middle" coordsize="979264,996444" o:spid="_x0000_s1062" fillcolor="#9b57d3 [3205]" stroked="f" path="m976687,964661l24911,12885r-12026,l12885,50681,952635,988713r24052,-24052xe" o:gfxdata="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">
                     <v:stroke joinstyle="miter"/>
                     <v:path arrowok="t" o:connecttype="custom" o:connectlocs="9765,9645;249,129;129,129;129,507;9525,9886" o:connectangles="0,0,0,0,0"/>
                   </v:shape>
-                  <v:shape id="Freeform: Shape 33" o:spid="_x0000_s1063" style="position:absolute;left:2190;top:-128;width:19242;height:28174;visibility:visible;mso-wrap-style:square;v-text-anchor:middle" coordsize="1924168,2817532" o:gfxdata="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" path="m511107,12885r-498222,l1414779,1413061,12885,2814955r498222,l1913001,1413061,511107,12885xe" fillcolor="#9b57d3 [3205]" stroked="f">
+                  <v:shape id="Freeform: Shape 33" style="position:absolute;left:2190;top:-128;width:19242;height:28174;visibility:visible;mso-wrap-style:square;v-text-anchor:middle" coordsize="1924168,2817532" o:spid="_x0000_s1063" fillcolor="#9b57d3 [3205]" stroked="f" path="m511107,12885r-498222,l1414779,1413061,12885,2814955r498222,l1913001,1413061,511107,12885xe" o:gfxdata="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">
                     <v:stroke joinstyle="miter"/>
                     <v:path arrowok="t" o:connecttype="custom" o:connectlocs="5111,129;129,129;14148,14130;129,28148;5111,28148;19130,14130" o:connectangles="0,0,0,0,0,0"/>
                   </v:shape>
-                  <v:shape id="Freeform: Shape 34" o:spid="_x0000_s1064" style="position:absolute;left:-128;top:10333;width:3778;height:7216;visibility:visible;mso-wrap-style:square;v-text-anchor:middle" coordsize="377961,721563" o:gfxdata="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" path="m12885,12885r,709537l368513,366795,12885,12885xe" fillcolor="#9b57d3 [3205]" stroked="f">
+                  <v:shape id="Freeform: Shape 34" style="position:absolute;left:-128;top:10333;width:3778;height:7216;visibility:visible;mso-wrap-style:square;v-text-anchor:middle" coordsize="377961,721563" o:spid="_x0000_s1064" fillcolor="#9b57d3 [3205]" stroked="f" path="m12885,12885r,709537l368513,366795,12885,12885xe" o:gfxdata="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">
                     <v:stroke joinstyle="miter"/>
                     <v:path arrowok="t" o:connecttype="custom" o:connectlocs="129,129;129,7225;3684,3668" o:connectangles="0,0,0"/>
                   </v:shape>
-                  <v:shape id="Freeform: Shape 35" o:spid="_x0000_s1065" style="position:absolute;left:-128;top:2619;width:11509;height:22678;visibility:visible;mso-wrap-style:square;v-text-anchor:middle" coordsize="1151064,2267769" o:gfxdata="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" path="m12885,12885r,498222l639958,1138180,12885,1766971r,498222l1138180,1138180,12885,12885xe" fillcolor="#92278f [3204]" stroked="f">
+                  <v:shape id="Freeform: Shape 35" style="position:absolute;left:-128;top:2619;width:11509;height:22678;visibility:visible;mso-wrap-style:square;v-text-anchor:middle" coordsize="1151064,2267769" o:spid="_x0000_s1065" fillcolor="#92278f [3204]" stroked="f" path="m12885,12885r,498222l639958,1138180,12885,1766971r,498222l1138180,1138180,12885,12885xe" o:gfxdata="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">
                     <v:stroke joinstyle="miter"/>
                     <v:path arrowok="t" o:connecttype="custom" o:connectlocs="129,129;129,5111;6399,11382;129,17670;129,22652;11380,11382" o:connectangles="0,0,0,0,0,0"/>
                   </v:shape>
                 </v:group>
-                <v:group id="Group 155" o:spid="_x0000_s1066" alt="decorative elements" style="position:absolute;top:69130;width:30981;height:21456" coordorigin="-128,-128" coordsize="43207,28209" o:gfxdata="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">
-                  <v:shape id="Freeform: Shape 24" o:spid="_x0000_s1067" style="position:absolute;left:-128;top:-128;width:16492;height:28174;visibility:visible;mso-wrap-style:square;v-text-anchor:middle" coordsize="1649286,2817532" o:gfxdata="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" path="m244816,12885r-219905,l976687,964661r-25770,25770l12885,50681r,237085l1138180,1414779,12885,2540074r,237085l952635,1837409r25770,25770l24911,2814955r219905,l1644992,1414779,244816,12885xm1048843,1086640r25771,-25770l1206900,1193156r-25770,25770l1048843,1086640xm1048843,1741200r132287,-132286l1206900,1634684r-132286,132287l1048843,1741200xe" filled="f" stroked="f">
+                <v:group id="Group 155" style="position:absolute;top:69130;width:30981;height:21456" alt="decorative elements" coordsize="43207,28209" coordorigin="-128,-128" o:spid="_x0000_s1066" o:gfxdata="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">
+                  <v:shape id="Freeform: Shape 24" style="position:absolute;left:-128;top:-128;width:16492;height:28174;visibility:visible;mso-wrap-style:square;v-text-anchor:middle" coordsize="1649286,2817532" o:spid="_x0000_s1067" filled="f" stroked="f" path="m244816,12885r-219905,l976687,964661r-25770,25770l12885,50681r,237085l1138180,1414779,12885,2540074r,237085l952635,1837409r25770,25770l24911,2814955r219905,l1644992,1414779,244816,12885xm1048843,1086640r25771,-25770l1206900,1193156r-25770,25770l1048843,1086640xm1048843,1741200r132287,-132286l1206900,1634684r-132286,132287l1048843,1741200xe" o:gfxdata="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">
                     <v:stroke joinstyle="miter"/>
                     <v:path arrowok="t" o:connecttype="custom" o:connectlocs="2448,129;249,129;9766,9646;9509,9904;129,507;129,2878;11381,14147;129,25400;129,27770;9526,18373;9784,18631;249,28148;2448,28148;16449,14147;2448,129;10488,10866;10746,10608;12068,11931;11811,12189;10488,10866;10488,17411;11811,16088;12068,16346;10746,17669;10488,17411" o:connectangles="0,0,0,0,0,0,0,0,0,0,0,0,0,0,0,0,0,0,0,0,0,0,0,0,0"/>
                   </v:shape>
-                  <v:shape id="Freeform: Shape 25" o:spid="_x0000_s1068" style="position:absolute;left:7172;top:-128;width:35907;height:28174;visibility:visible;mso-wrap-style:square;v-text-anchor:middle" coordsize="3590634,2817532" o:gfxdata="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" path="m3593212,12885r-3095849,l1181130,698370,1057434,822067,246534,12885r-233649,l1414779,1413061,12885,2814955r233649,l1057434,2005774r123696,123696l497363,2814955r3095849,l3593212,12885xe" filled="f" stroked="f">
+                  <v:shape id="Freeform: Shape 25" style="position:absolute;left:7172;top:-128;width:35907;height:28174;visibility:visible;mso-wrap-style:square;v-text-anchor:middle" coordsize="3590634,2817532" o:spid="_x0000_s1068" filled="f" stroked="f" path="m3593212,12885r-3095849,l1181130,698370,1057434,822067,246534,12885r-233649,l1414779,1413061,12885,2814955r233649,l1057434,2005774r123696,123696l497363,2814955r3095849,l3593212,12885xe" o:gfxdata="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">
                     <v:stroke joinstyle="miter"/>
                     <v:path arrowok="t" o:connecttype="custom" o:connectlocs="35933,129;4974,129;11812,6983;10575,8220;2465,129;129,129;14148,14130;129,28148;2465,28148;10575,20057;11812,21294;4974,28148;35933,28148" o:connectangles="0,0,0,0,0,0,0,0,0,0,0,0,0"/>
                   </v:shape>
-                  <v:shape id="Freeform: Shape 26" o:spid="_x0000_s1069" style="position:absolute;left:-128;top:7602;width:6527;height:12713;visibility:visible;mso-wrap-style:square;v-text-anchor:middle" coordsize="652842,1271325" o:gfxdata="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" path="m12885,12885r,273163l368513,639958,12885,995585r,273163l639958,639958,12885,12885xe" filled="f" stroked="f">
+                  <v:shape id="Freeform: Shape 26" style="position:absolute;left:-128;top:7602;width:6527;height:12713;visibility:visible;mso-wrap-style:square;v-text-anchor:middle" coordsize="652842,1271325" o:spid="_x0000_s1069" filled="f" stroked="f" path="m12885,12885r,273163l368513,639958,12885,995585r,273163l639958,639958,12885,12885xe" o:gfxdata="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">
                     <v:stroke joinstyle="miter"/>
                     <v:path arrowok="t" o:connecttype="custom" o:connectlocs="129,129;129,2860;3684,6399;129,9956;129,12687;6398,6399" o:connectangles="0,0,0,0,0,0"/>
                   </v:shape>
-                  <v:shape id="Freeform: Shape 27" o:spid="_x0000_s1070" style="position:absolute;left:9509;top:19800;width:9449;height:8246;visibility:visible;mso-wrap-style:square;v-text-anchor:middle" coordsize="944903,824643" o:gfxdata="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" path="m823785,12885l12885,822067r250829,l947481,136582,823785,12885xe" fillcolor="#92278f [3204]" stroked="f">
+                  <v:shape id="Freeform: Shape 27" style="position:absolute;left:9509;top:19800;width:9449;height:8246;visibility:visible;mso-wrap-style:square;v-text-anchor:middle" coordsize="944903,824643" o:spid="_x0000_s1070" fillcolor="#92278f [3204]" stroked="f" path="m823785,12885l12885,822067r250829,l947481,136582,823785,12885xe" o:gfxdata="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">
                     <v:stroke joinstyle="miter"/>
                     <v:path arrowok="t" o:connecttype="custom" o:connectlocs="8238,129;129,8220;2637,8220;9475,1366" o:connectangles="0,0,0,0"/>
                   </v:shape>
-                  <v:shape id="Freeform: Shape 28" o:spid="_x0000_s1071" style="position:absolute;left:9509;top:-128;width:9449;height:8245;visibility:visible;mso-wrap-style:square;v-text-anchor:middle" coordsize="944903,824643" o:gfxdata="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" path="m947481,698370l263714,12885r-250829,l823785,822067,947481,698370xe" fillcolor="#92278f [3204]" stroked="f">
+                  <v:shape id="Freeform: Shape 28" style="position:absolute;left:9509;top:-128;width:9449;height:8245;visibility:visible;mso-wrap-style:square;v-text-anchor:middle" coordsize="944903,824643" o:spid="_x0000_s1071" fillcolor="#92278f [3204]" stroked="f" path="m947481,698370l263714,12885r-250829,l823785,822067,947481,698370xe" o:gfxdata="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">
                     <v:stroke joinstyle="miter"/>
                     <v:path arrowok="t" o:connecttype="custom" o:connectlocs="9475,6982;2637,129;129,129;8238,8219" o:connectangles="0,0,0,0"/>
                   </v:shape>
-                  <v:shape id="Freeform: Shape 29" o:spid="_x0000_s1072" style="position:absolute;left:-128;top:18116;width:9791;height:9964;visibility:visible;mso-wrap-style:square;v-text-anchor:middle" coordsize="979264,996444" o:gfxdata="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" path="m952635,12885l12885,952635r,37796l24911,990431,976687,38655,952635,12885xe" fillcolor="#9b57d3 [3205]" stroked="f">
+                  <v:shape id="Freeform: Shape 29" style="position:absolute;left:-128;top:18116;width:9791;height:9964;visibility:visible;mso-wrap-style:square;v-text-anchor:middle" coordsize="979264,996444" o:spid="_x0000_s1072" fillcolor="#9b57d3 [3205]" stroked="f" path="m952635,12885l12885,952635r,37796l24911,990431,976687,38655,952635,12885xe" o:gfxdata="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">
                     <v:stroke joinstyle="miter"/>
                     <v:path arrowok="t" o:connecttype="custom" o:connectlocs="9525,129;129,9526;129,9904;249,9904;9765,387" o:connectangles="0,0,0,0,0"/>
                   </v:shape>
-                  <v:shape id="Freeform: Shape 30" o:spid="_x0000_s1073" style="position:absolute;left:10183;top:15765;width:1889;height:1890;visibility:visible;mso-wrap-style:square;v-text-anchor:middle" coordsize="188980,188980" o:gfxdata="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" path="m18222,150636l150636,18222r25510,25511l43733,176146,18222,150636xe" fillcolor="#9b57d3 [3205]" stroked="f">
+                  <v:shape id="Freeform: Shape 30" style="position:absolute;left:10183;top:15765;width:1889;height:1890;visibility:visible;mso-wrap-style:square;v-text-anchor:middle" coordsize="188980,188980" o:spid="_x0000_s1073" fillcolor="#9b57d3 [3205]" stroked="f" path="m18222,150636l150636,18222r25510,25511l43733,176146,18222,150636xe" o:gfxdata="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">
                     <v:stroke joinstyle="miter"/>
                     <v:path arrowok="t" o:connecttype="custom" o:connectlocs="182,1507;1506,182;1761,437;437,1762" o:connectangles="0,0,0,0"/>
                   </v:shape>
-                  <v:shape id="Freeform: Shape 31" o:spid="_x0000_s1074" style="position:absolute;left:10188;top:10300;width:1890;height:1889;visibility:visible;mso-wrap-style:square;v-text-anchor:middle" coordsize="188980,188980" o:gfxdata="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" path="m18222,43733l43733,18222,176146,150636r-25510,25510l18222,43733xe" fillcolor="#9b57d3 [3205]" stroked="f">
+                  <v:shape id="Freeform: Shape 31" style="position:absolute;left:10188;top:10300;width:1890;height:1889;visibility:visible;mso-wrap-style:square;v-text-anchor:middle" coordsize="188980,188980" o:spid="_x0000_s1074" fillcolor="#9b57d3 [3205]" stroked="f" path="m18222,43733l43733,18222,176146,150636r-25510,25510l18222,43733xe" o:gfxdata="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">
                     <v:stroke joinstyle="miter"/>
                     <v:path arrowok="t" o:connecttype="custom" o:connectlocs="182,437;437,182;1762,1506;1507,1761" o:connectangles="0,0,0,0"/>
                   </v:shape>
-                  <v:shape id="Freeform: Shape 32" o:spid="_x0000_s1075" style="position:absolute;left:-128;top:-128;width:9791;height:9963;visibility:visible;mso-wrap-style:square;v-text-anchor:middle" coordsize="979264,996444" o:gfxdata="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" path="m976687,964661l24911,12885r-12026,l12885,50681,952635,988713r24052,-24052xe" fillcolor="#9b57d3 [3205]" stroked="f">
+                  <v:shape id="Freeform: Shape 32" style="position:absolute;left:-128;top:-128;width:9791;height:9963;visibility:visible;mso-wrap-style:square;v-text-anchor:middle" coordsize="979264,996444" o:spid="_x0000_s1075" fillcolor="#9b57d3 [3205]" stroked="f" path="m976687,964661l24911,12885r-12026,l12885,50681,952635,988713r24052,-24052xe" o:gfxdata="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">
                     <v:stroke joinstyle="miter"/>
                     <v:path arrowok="t" o:connecttype="custom" o:connectlocs="9765,9645;249,129;129,129;129,507;9525,9886" o:connectangles="0,0,0,0,0"/>
                   </v:shape>
-                  <v:shape id="Freeform: Shape 33" o:spid="_x0000_s1076" style="position:absolute;left:2190;top:-128;width:19242;height:28174;visibility:visible;mso-wrap-style:square;v-text-anchor:middle" coordsize="1924168,2817532" o:gfxdata="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" path="m511107,12885r-498222,l1414779,1413061,12885,2814955r498222,l1913001,1413061,511107,12885xe" fillcolor="#9b57d3 [3205]" stroked="f">
+                  <v:shape id="Freeform: Shape 33" style="position:absolute;left:2190;top:-128;width:19242;height:28174;visibility:visible;mso-wrap-style:square;v-text-anchor:middle" coordsize="1924168,2817532" o:spid="_x0000_s1076" fillcolor="#9b57d3 [3205]" stroked="f" path="m511107,12885r-498222,l1414779,1413061,12885,2814955r498222,l1913001,1413061,511107,12885xe" o:gfxdata="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">
                     <v:stroke joinstyle="miter"/>
                     <v:path arrowok="t" o:connecttype="custom" o:connectlocs="5111,129;129,129;14148,14130;129,28148;5111,28148;19130,14130" o:connectangles="0,0,0,0,0,0"/>
                   </v:shape>
-                  <v:shape id="Freeform: Shape 34" o:spid="_x0000_s1077" style="position:absolute;left:-128;top:10333;width:3778;height:7216;visibility:visible;mso-wrap-style:square;v-text-anchor:middle" coordsize="377961,721563" o:gfxdata="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" path="m12885,12885r,709537l368513,366795,12885,12885xe" fillcolor="#9b57d3 [3205]" stroked="f">
+                  <v:shape id="Freeform: Shape 34" style="position:absolute;left:-128;top:10333;width:3778;height:7216;visibility:visible;mso-wrap-style:square;v-text-anchor:middle" coordsize="377961,721563" o:spid="_x0000_s1077" fillcolor="#9b57d3 [3205]" stroked="f" path="m12885,12885r,709537l368513,366795,12885,12885xe" o:gfxdata="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">
                     <v:stroke joinstyle="miter"/>
                     <v:path arrowok="t" o:connecttype="custom" o:connectlocs="129,129;129,7225;3684,3668" o:connectangles="0,0,0"/>
                   </v:shape>
-                  <v:shape id="Freeform: Shape 35" o:spid="_x0000_s1078" style="position:absolute;left:-128;top:2619;width:11509;height:22678;visibility:visible;mso-wrap-style:square;v-text-anchor:middle" coordsize="1151064,2267769" o:gfxdata="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" path="m12885,12885r,498222l639958,1138180,12885,1766971r,498222l1138180,1138180,12885,12885xe" fillcolor="#92278f [3204]" stroked="f">
+                  <v:shape id="Freeform: Shape 35" style="position:absolute;left:-128;top:2619;width:11509;height:22678;visibility:visible;mso-wrap-style:square;v-text-anchor:middle" coordsize="1151064,2267769" o:spid="_x0000_s1078" fillcolor="#92278f [3204]" stroked="f" path="m12885,12885r,498222l639958,1138180,12885,1766971r,498222l1138180,1138180,12885,12885xe" o:gfxdata="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">
                     <v:stroke joinstyle="miter"/>
                     <v:path arrowok="t" o:connecttype="custom" o:connectlocs="129,129;129,5111;6399,11382;129,17670;129,22652;11380,11382" o:connectangles="0,0,0,0,0,0"/>
                   </v:shape>
                 </v:group>
-                <v:group id="Group 168" o:spid="_x0000_s1079" alt="decorative elements" style="position:absolute;left:34290;width:30981;height:21456" coordorigin="-128,-128" coordsize="43207,28209" o:gfxdata="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">
-                  <v:shape id="Freeform: Shape 24" o:spid="_x0000_s1080" style="position:absolute;left:-128;top:-128;width:16492;height:28174;visibility:visible;mso-wrap-style:square;v-text-anchor:middle" coordsize="1649286,2817532" o:gfxdata="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" path="m244816,12885r-219905,l976687,964661r-25770,25770l12885,50681r,237085l1138180,1414779,12885,2540074r,237085l952635,1837409r25770,25770l24911,2814955r219905,l1644992,1414779,244816,12885xm1048843,1086640r25771,-25770l1206900,1193156r-25770,25770l1048843,1086640xm1048843,1741200r132287,-132286l1206900,1634684r-132286,132287l1048843,1741200xe" filled="f" stroked="f">
+                <v:group id="Group 168" style="position:absolute;left:34290;width:30981;height:21456" alt="decorative elements" coordsize="43207,28209" coordorigin="-128,-128" o:spid="_x0000_s1079" o:gfxdata="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">
+                  <v:shape id="Freeform: Shape 24" style="position:absolute;left:-128;top:-128;width:16492;height:28174;visibility:visible;mso-wrap-style:square;v-text-anchor:middle" coordsize="1649286,2817532" o:spid="_x0000_s1080" filled="f" stroked="f" path="m244816,12885r-219905,l976687,964661r-25770,25770l12885,50681r,237085l1138180,1414779,12885,2540074r,237085l952635,1837409r25770,25770l24911,2814955r219905,l1644992,1414779,244816,12885xm1048843,1086640r25771,-25770l1206900,1193156r-25770,25770l1048843,1086640xm1048843,1741200r132287,-132286l1206900,1634684r-132286,132287l1048843,1741200xe" o:gfxdata="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">
                     <v:stroke joinstyle="miter"/>
                     <v:path arrowok="t" o:connecttype="custom" o:connectlocs="2448,129;249,129;9766,9646;9509,9904;129,507;129,2878;11381,14147;129,25400;129,27770;9526,18373;9784,18631;249,28148;2448,28148;16449,14147;2448,129;10488,10866;10746,10608;12068,11931;11811,12189;10488,10866;10488,17411;11811,16088;12068,16346;10746,17669;10488,17411" o:connectangles="0,0,0,0,0,0,0,0,0,0,0,0,0,0,0,0,0,0,0,0,0,0,0,0,0"/>
                   </v:shape>
-                  <v:shape id="Freeform: Shape 25" o:spid="_x0000_s1081" style="position:absolute;left:7172;top:-128;width:35907;height:28174;visibility:visible;mso-wrap-style:square;v-text-anchor:middle" coordsize="3590634,2817532" o:gfxdata="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" path="m3593212,12885r-3095849,l1181130,698370,1057434,822067,246534,12885r-233649,l1414779,1413061,12885,2814955r233649,l1057434,2005774r123696,123696l497363,2814955r3095849,l3593212,12885xe" filled="f" stroked="f">
+                  <v:shape id="Freeform: Shape 25" style="position:absolute;left:7172;top:-128;width:35907;height:28174;visibility:visible;mso-wrap-style:square;v-text-anchor:middle" coordsize="3590634,2817532" o:spid="_x0000_s1081" filled="f" stroked="f" path="m3593212,12885r-3095849,l1181130,698370,1057434,822067,246534,12885r-233649,l1414779,1413061,12885,2814955r233649,l1057434,2005774r123696,123696l497363,2814955r3095849,l3593212,12885xe" o:gfxdata="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">
                     <v:stroke joinstyle="miter"/>
                     <v:path arrowok="t" o:connecttype="custom" o:connectlocs="35933,129;4974,129;11812,6983;10575,8220;2465,129;129,129;14148,14130;129,28148;2465,28148;10575,20057;11812,21294;4974,28148;35933,28148" o:connectangles="0,0,0,0,0,0,0,0,0,0,0,0,0"/>
                   </v:shape>
-                  <v:shape id="Freeform: Shape 26" o:spid="_x0000_s1082" style="position:absolute;left:-128;top:7602;width:6527;height:12713;visibility:visible;mso-wrap-style:square;v-text-anchor:middle" coordsize="652842,1271325" o:gfxdata="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" path="m12885,12885r,273163l368513,639958,12885,995585r,273163l639958,639958,12885,12885xe" filled="f" stroked="f">
+                  <v:shape id="Freeform: Shape 26" style="position:absolute;left:-128;top:7602;width:6527;height:12713;visibility:visible;mso-wrap-style:square;v-text-anchor:middle" coordsize="652842,1271325" o:spid="_x0000_s1082" filled="f" stroked="f" path="m12885,12885r,273163l368513,639958,12885,995585r,273163l639958,639958,12885,12885xe" o:gfxdata="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">
                     <v:stroke joinstyle="miter"/>
                     <v:path arrowok="t" o:connecttype="custom" o:connectlocs="129,129;129,2860;3684,6399;129,9956;129,12687;6398,6399" o:connectangles="0,0,0,0,0,0"/>
                   </v:shape>
-                  <v:shape id="Freeform: Shape 27" o:spid="_x0000_s1083" style="position:absolute;left:9509;top:19800;width:9449;height:8246;visibility:visible;mso-wrap-style:square;v-text-anchor:middle" coordsize="944903,824643" o:gfxdata="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" path="m823785,12885l12885,822067r250829,l947481,136582,823785,12885xe" fillcolor="#92278f [3204]" stroked="f">
+                  <v:shape id="Freeform: Shape 27" style="position:absolute;left:9509;top:19800;width:9449;height:8246;visibility:visible;mso-wrap-style:square;v-text-anchor:middle" coordsize="944903,824643" o:spid="_x0000_s1083" fillcolor="#92278f [3204]" stroked="f" path="m823785,12885l12885,822067r250829,l947481,136582,823785,12885xe" o:gfxdata="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">
                     <v:stroke joinstyle="miter"/>
                     <v:path arrowok="t" o:connecttype="custom" o:connectlocs="8238,129;129,8220;2637,8220;9475,1366" o:connectangles="0,0,0,0"/>
                   </v:shape>
-                  <v:shape id="Freeform: Shape 28" o:spid="_x0000_s1084" style="position:absolute;left:9509;top:-128;width:9449;height:8245;visibility:visible;mso-wrap-style:square;v-text-anchor:middle" coordsize="944903,824643" o:gfxdata="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" path="m947481,698370l263714,12885r-250829,l823785,822067,947481,698370xe" fillcolor="#92278f [3204]" stroked="f">
+                  <v:shape id="Freeform: Shape 28" style="position:absolute;left:9509;top:-128;width:9449;height:8245;visibility:visible;mso-wrap-style:square;v-text-anchor:middle" coordsize="944903,824643" o:spid="_x0000_s1084" fillcolor="#92278f [3204]" stroked="f" path="m947481,698370l263714,12885r-250829,l823785,822067,947481,698370xe" o:gfxdata="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">
                     <v:stroke joinstyle="miter"/>
                     <v:path arrowok="t" o:connecttype="custom" o:connectlocs="9475,6982;2637,129;129,129;8238,8219" o:connectangles="0,0,0,0"/>
                   </v:shape>
-                  <v:shape id="Freeform: Shape 29" o:spid="_x0000_s1085" style="position:absolute;left:-128;top:18116;width:9791;height:9964;visibility:visible;mso-wrap-style:square;v-text-anchor:middle" coordsize="979264,996444" o:gfxdata="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" path="m952635,12885l12885,952635r,37796l24911,990431,976687,38655,952635,12885xe" fillcolor="#9b57d3 [3205]" stroked="f">
+                  <v:shape id="Freeform: Shape 29" style="position:absolute;left:-128;top:18116;width:9791;height:9964;visibility:visible;mso-wrap-style:square;v-text-anchor:middle" coordsize="979264,996444" o:spid="_x0000_s1085" fillcolor="#9b57d3 [3205]" stroked="f" path="m952635,12885l12885,952635r,37796l24911,990431,976687,38655,952635,12885xe" o:gfxdata="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">
                     <v:stroke joinstyle="miter"/>
                     <v:path arrowok="t" o:connecttype="custom" o:connectlocs="9525,129;129,9526;129,9904;249,9904;9765,387" o:connectangles="0,0,0,0,0"/>
                   </v:shape>
-                  <v:shape id="Freeform: Shape 30" o:spid="_x0000_s1086" style="position:absolute;left:10183;top:15765;width:1889;height:1890;visibility:visible;mso-wrap-style:square;v-text-anchor:middle" coordsize="188980,188980" o:gfxdata="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" path="m18222,150636l150636,18222r25510,25511l43733,176146,18222,150636xe" fillcolor="#9b57d3 [3205]" stroked="f">
+                  <v:shape id="Freeform: Shape 30" style="position:absolute;left:10183;top:15765;width:1889;height:1890;visibility:visible;mso-wrap-style:square;v-text-anchor:middle" coordsize="188980,188980" o:spid="_x0000_s1086" fillcolor="#9b57d3 [3205]" stroked="f" path="m18222,150636l150636,18222r25510,25511l43733,176146,18222,150636xe" o:gfxdata="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">
                     <v:stroke joinstyle="miter"/>
                     <v:path arrowok="t" o:connecttype="custom" o:connectlocs="182,1507;1506,182;1761,437;437,1762" o:connectangles="0,0,0,0"/>
                   </v:shape>
-                  <v:shape id="Freeform: Shape 31" o:spid="_x0000_s1087" style="position:absolute;left:10188;top:10300;width:1890;height:1889;visibility:visible;mso-wrap-style:square;v-text-anchor:middle" coordsize="188980,188980" o:gfxdata="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" path="m18222,43733l43733,18222,176146,150636r-25510,25510l18222,43733xe" fillcolor="#9b57d3 [3205]" stroked="f">
+                  <v:shape id="Freeform: Shape 31" style="position:absolute;left:10188;top:10300;width:1890;height:1889;visibility:visible;mso-wrap-style:square;v-text-anchor:middle" coordsize="188980,188980" o:spid="_x0000_s1087" fillcolor="#9b57d3 [3205]" stroked="f" path="m18222,43733l43733,18222,176146,150636r-25510,25510l18222,43733xe" o:gfxdata="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">
                     <v:stroke joinstyle="miter"/>
                     <v:path arrowok="t" o:connecttype="custom" o:connectlocs="182,437;437,182;1762,1506;1507,1761" o:connectangles="0,0,0,0"/>
                   </v:shape>
-                  <v:shape id="Freeform: Shape 32" o:spid="_x0000_s1088" style="position:absolute;left:-128;top:-128;width:9791;height:9963;visibility:visible;mso-wrap-style:square;v-text-anchor:middle" coordsize="979264,996444" o:gfxdata="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" path="m976687,964661l24911,12885r-12026,l12885,50681,952635,988713r24052,-24052xe" fillcolor="#9b57d3 [3205]" stroked="f">
+                  <v:shape id="Freeform: Shape 32" style="position:absolute;left:-128;top:-128;width:9791;height:9963;visibility:visible;mso-wrap-style:square;v-text-anchor:middle" coordsize="979264,996444" o:spid="_x0000_s1088" fillcolor="#9b57d3 [3205]" stroked="f" path="m976687,964661l24911,12885r-12026,l12885,50681,952635,988713r24052,-24052xe" o:gfxdata="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">
                     <v:stroke joinstyle="miter"/>
                     <v:path arrowok="t" o:connecttype="custom" o:connectlocs="9765,9645;249,129;129,129;129,507;9525,9886" o:connectangles="0,0,0,0,0"/>
                   </v:shape>
-                  <v:shape id="Freeform: Shape 33" o:spid="_x0000_s1089" style="position:absolute;left:2190;top:-128;width:19242;height:28174;visibility:visible;mso-wrap-style:square;v-text-anchor:middle" coordsize="1924168,2817532" o:gfxdata="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" path="m511107,12885r-498222,l1414779,1413061,12885,2814955r498222,l1913001,1413061,511107,12885xe" fillcolor="#9b57d3 [3205]" stroked="f">
+                  <v:shape id="Freeform: Shape 33" style="position:absolute;left:2190;top:-128;width:19242;height:28174;visibility:visible;mso-wrap-style:square;v-text-anchor:middle" coordsize="1924168,2817532" o:spid="_x0000_s1089" fillcolor="#9b57d3 [3205]" stroked="f" path="m511107,12885r-498222,l1414779,1413061,12885,2814955r498222,l1913001,1413061,511107,12885xe" o:gfxdata="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">
                     <v:stroke joinstyle="miter"/>
                     <v:path arrowok="t" o:connecttype="custom" o:connectlocs="5111,129;129,129;14148,14130;129,28148;5111,28148;19130,14130" o:connectangles="0,0,0,0,0,0"/>
                   </v:shape>
-                  <v:shape id="Freeform: Shape 34" o:spid="_x0000_s1090" style="position:absolute;left:-128;top:10333;width:3778;height:7216;visibility:visible;mso-wrap-style:square;v-text-anchor:middle" coordsize="377961,721563" o:gfxdata="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" path="m12885,12885r,709537l368513,366795,12885,12885xe" fillcolor="#9b57d3 [3205]" stroked="f">
+                  <v:shape id="Freeform: Shape 34" style="position:absolute;left:-128;top:10333;width:3778;height:7216;visibility:visible;mso-wrap-style:square;v-text-anchor:middle" coordsize="377961,721563" o:spid="_x0000_s1090" fillcolor="#9b57d3 [3205]" stroked="f" path="m12885,12885r,709537l368513,366795,12885,12885xe" o:gfxdata="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">
                     <v:stroke joinstyle="miter"/>
                     <v:path arrowok="t" o:connecttype="custom" o:connectlocs="129,129;129,7225;3684,3668" o:connectangles="0,0,0"/>
                   </v:shape>
-                  <v:shape id="Freeform: Shape 35" o:spid="_x0000_s1091" style="position:absolute;left:-128;top:2619;width:11509;height:22678;visibility:visible;mso-wrap-style:square;v-text-anchor:middle" coordsize="1151064,2267769" o:gfxdata="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" path="m12885,12885r,498222l639958,1138180,12885,1766971r,498222l1138180,1138180,12885,12885xe" fillcolor="#92278f [3204]" stroked="f">
+                  <v:shape id="Freeform: Shape 35" style="position:absolute;left:-128;top:2619;width:11509;height:22678;visibility:visible;mso-wrap-style:square;v-text-anchor:middle" coordsize="1151064,2267769" o:spid="_x0000_s1091" fillcolor="#92278f [3204]" stroked="f" path="m12885,12885r,498222l639958,1138180,12885,1766971r,498222l1138180,1138180,12885,12885xe" o:gfxdata="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">
                     <v:stroke joinstyle="miter"/>
                     <v:path arrowok="t" o:connecttype="custom" o:connectlocs="129,129;129,5111;6399,11382;129,17670;129,22652;11380,11382" o:connectangles="0,0,0,0,0,0"/>
                   </v:shape>
                 </v:group>
-                <v:group id="Group 181" o:spid="_x0000_s1092" alt="decorative elements" style="position:absolute;left:34290;top:23156;width:30981;height:21456" coordorigin="-128,-128" coordsize="43207,28209" o:gfxdata="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">
-                  <v:shape id="Freeform: Shape 24" o:spid="_x0000_s1093" style="position:absolute;left:-128;top:-128;width:16492;height:28174;visibility:visible;mso-wrap-style:square;v-text-anchor:middle" coordsize="1649286,2817532" o:gfxdata="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" path="m244816,12885r-219905,l976687,964661r-25770,25770l12885,50681r,237085l1138180,1414779,12885,2540074r,237085l952635,1837409r25770,25770l24911,2814955r219905,l1644992,1414779,244816,12885xm1048843,1086640r25771,-25770l1206900,1193156r-25770,25770l1048843,1086640xm1048843,1741200r132287,-132286l1206900,1634684r-132286,132287l1048843,1741200xe" filled="f" stroked="f">
+                <v:group id="Group 181" style="position:absolute;left:34290;top:23156;width:30981;height:21456" alt="decorative elements" coordsize="43207,28209" coordorigin="-128,-128" o:spid="_x0000_s1092" o:gfxdata="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">
+                  <v:shape id="Freeform: Shape 24" style="position:absolute;left:-128;top:-128;width:16492;height:28174;visibility:visible;mso-wrap-style:square;v-text-anchor:middle" coordsize="1649286,2817532" o:spid="_x0000_s1093" filled="f" stroked="f" path="m244816,12885r-219905,l976687,964661r-25770,25770l12885,50681r,237085l1138180,1414779,12885,2540074r,237085l952635,1837409r25770,25770l24911,2814955r219905,l1644992,1414779,244816,12885xm1048843,1086640r25771,-25770l1206900,1193156r-25770,25770l1048843,1086640xm1048843,1741200r132287,-132286l1206900,1634684r-132286,132287l1048843,1741200xe" o:gfxdata="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">
                     <v:stroke joinstyle="miter"/>
                     <v:path arrowok="t" o:connecttype="custom" o:connectlocs="2448,129;249,129;9766,9646;9509,9904;129,507;129,2878;11381,14147;129,25400;129,27770;9526,18373;9784,18631;249,28148;2448,28148;16449,14147;2448,129;10488,10866;10746,10608;12068,11931;11811,12189;10488,10866;10488,17411;11811,16088;12068,16346;10746,17669;10488,17411" o:connectangles="0,0,0,0,0,0,0,0,0,0,0,0,0,0,0,0,0,0,0,0,0,0,0,0,0"/>
                   </v:shape>
-                  <v:shape id="Freeform: Shape 25" o:spid="_x0000_s1094" style="position:absolute;left:7172;top:-128;width:35907;height:28174;visibility:visible;mso-wrap-style:square;v-text-anchor:middle" coordsize="3590634,2817532" o:gfxdata="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" path="m3593212,12885r-3095849,l1181130,698370,1057434,822067,246534,12885r-233649,l1414779,1413061,12885,2814955r233649,l1057434,2005774r123696,123696l497363,2814955r3095849,l3593212,12885xe" filled="f" stroked="f">
+                  <v:shape id="Freeform: Shape 25" style="position:absolute;left:7172;top:-128;width:35907;height:28174;visibility:visible;mso-wrap-style:square;v-text-anchor:middle" coordsize="3590634,2817532" o:spid="_x0000_s1094" filled="f" stroked="f" path="m3593212,12885r-3095849,l1181130,698370,1057434,822067,246534,12885r-233649,l1414779,1413061,12885,2814955r233649,l1057434,2005774r123696,123696l497363,2814955r3095849,l3593212,12885xe" o:gfxdata="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">
                     <v:stroke joinstyle="miter"/>
                     <v:path arrowok="t" o:connecttype="custom" o:connectlocs="35933,129;4974,129;11812,6983;10575,8220;2465,129;129,129;14148,14130;129,28148;2465,28148;10575,20057;11812,21294;4974,28148;35933,28148" o:connectangles="0,0,0,0,0,0,0,0,0,0,0,0,0"/>
                   </v:shape>
-                  <v:shape id="Freeform: Shape 26" o:spid="_x0000_s1095" style="position:absolute;left:-128;top:7602;width:6527;height:12713;visibility:visible;mso-wrap-style:square;v-text-anchor:middle" coordsize="652842,1271325" o:gfxdata="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" path="m12885,12885r,273163l368513,639958,12885,995585r,273163l639958,639958,12885,12885xe" filled="f" stroked="f">
+                  <v:shape id="Freeform: Shape 26" style="position:absolute;left:-128;top:7602;width:6527;height:12713;visibility:visible;mso-wrap-style:square;v-text-anchor:middle" coordsize="652842,1271325" o:spid="_x0000_s1095" filled="f" stroked="f" path="m12885,12885r,273163l368513,639958,12885,995585r,273163l639958,639958,12885,12885xe" o:gfxdata="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">
                     <v:stroke joinstyle="miter"/>
                     <v:path arrowok="t" o:connecttype="custom" o:connectlocs="129,129;129,2860;3684,6399;129,9956;129,12687;6398,6399" o:connectangles="0,0,0,0,0,0"/>
                   </v:shape>
-                  <v:shape id="Freeform: Shape 27" o:spid="_x0000_s1096" style="position:absolute;left:9509;top:19800;width:9449;height:8246;visibility:visible;mso-wrap-style:square;v-text-anchor:middle" coordsize="944903,824643" o:gfxdata="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" path="m823785,12885l12885,822067r250829,l947481,136582,823785,12885xe" fillcolor="#92278f [3204]" stroked="f">
+                  <v:shape id="Freeform: Shape 27" style="position:absolute;left:9509;top:19800;width:9449;height:8246;visibility:visible;mso-wrap-style:square;v-text-anchor:middle" coordsize="944903,824643" o:spid="_x0000_s1096" fillcolor="#92278f [3204]" stroked="f" path="m823785,12885l12885,822067r250829,l947481,136582,823785,12885xe" o:gfxdata="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">
                     <v:stroke joinstyle="miter"/>
                     <v:path arrowok="t" o:connecttype="custom" o:connectlocs="8238,129;129,8220;2637,8220;9475,1366" o:connectangles="0,0,0,0"/>
                   </v:shape>
-                  <v:shape id="Freeform: Shape 28" o:spid="_x0000_s1097" style="position:absolute;left:9509;top:-128;width:9449;height:8245;visibility:visible;mso-wrap-style:square;v-text-anchor:middle" coordsize="944903,824643" o:gfxdata="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" path="m947481,698370l263714,12885r-250829,l823785,822067,947481,698370xe" fillcolor="#92278f [3204]" stroked="f">
+                  <v:shape id="Freeform: Shape 28" style="position:absolute;left:9509;top:-128;width:9449;height:8245;visibility:visible;mso-wrap-style:square;v-text-anchor:middle" coordsize="944903,824643" o:spid="_x0000_s1097" fillcolor="#92278f [3204]" stroked="f" path="m947481,698370l263714,12885r-250829,l823785,822067,947481,698370xe" o:gfxdata="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">
                     <v:stroke joinstyle="miter"/>
                     <v:path arrowok="t" o:connecttype="custom" o:connectlocs="9475,6982;2637,129;129,129;8238,8219" o:connectangles="0,0,0,0"/>
                   </v:shape>
-                  <v:shape id="Freeform: Shape 29" o:spid="_x0000_s1098" style="position:absolute;left:-128;top:18116;width:9791;height:9964;visibility:visible;mso-wrap-style:square;v-text-anchor:middle" coordsize="979264,996444" o:gfxdata="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" path="m952635,12885l12885,952635r,37796l24911,990431,976687,38655,952635,12885xe" fillcolor="#9b57d3 [3205]" stroked="f">
+                  <v:shape id="Freeform: Shape 29" style="position:absolute;left:-128;top:18116;width:9791;height:9964;visibility:visible;mso-wrap-style:square;v-text-anchor:middle" coordsize="979264,996444" o:spid="_x0000_s1098" fillcolor="#9b57d3 [3205]" stroked="f" path="m952635,12885l12885,952635r,37796l24911,990431,976687,38655,952635,12885xe" o:gfxdata="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">
                     <v:stroke joinstyle="miter"/>
                     <v:path arrowok="t" o:connecttype="custom" o:connectlocs="9525,129;129,9526;129,9904;249,9904;9765,387" o:connectangles="0,0,0,0,0"/>
                   </v:shape>
-                  <v:shape id="Freeform: Shape 30" o:spid="_x0000_s1099" style="position:absolute;left:10183;top:15765;width:1889;height:1890;visibility:visible;mso-wrap-style:square;v-text-anchor:middle" coordsize="188980,188980" o:gfxdata="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" path="m18222,150636l150636,18222r25510,25511l43733,176146,18222,150636xe" fillcolor="#9b57d3 [3205]" stroked="f">
+                  <v:shape id="Freeform: Shape 30" style="position:absolute;left:10183;top:15765;width:1889;height:1890;visibility:visible;mso-wrap-style:square;v-text-anchor:middle" coordsize="188980,188980" o:spid="_x0000_s1099" fillcolor="#9b57d3 [3205]" stroked="f" path="m18222,150636l150636,18222r25510,25511l43733,176146,18222,150636xe" o:gfxdata="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">
                     <v:stroke joinstyle="miter"/>
                     <v:path arrowok="t" o:connecttype="custom" o:connectlocs="182,1507;1506,182;1761,437;437,1762" o:connectangles="0,0,0,0"/>
                   </v:shape>
-                  <v:shape id="Freeform: Shape 31" o:spid="_x0000_s1100" style="position:absolute;left:10188;top:10300;width:1890;height:1889;visibility:visible;mso-wrap-style:square;v-text-anchor:middle" coordsize="188980,188980" o:gfxdata="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" path="m18222,43733l43733,18222,176146,150636r-25510,25510l18222,43733xe" fillcolor="#9b57d3 [3205]" stroked="f">
+                  <v:shape id="Freeform: Shape 31" style="position:absolute;left:10188;top:10300;width:1890;height:1889;visibility:visible;mso-wrap-style:square;v-text-anchor:middle" coordsize="188980,188980" o:spid="_x0000_s1100" fillcolor="#9b57d3 [3205]" stroked="f" path="m18222,43733l43733,18222,176146,150636r-25510,25510l18222,43733xe" o:gfxdata="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">
                     <v:stroke joinstyle="miter"/>
                     <v:path arrowok="t" o:connecttype="custom" o:connectlocs="182,437;437,182;1762,1506;1507,1761" o:connectangles="0,0,0,0"/>
                   </v:shape>
-                  <v:shape id="Freeform: Shape 32" o:spid="_x0000_s1101" style="position:absolute;left:-128;top:-128;width:9791;height:9963;visibility:visible;mso-wrap-style:square;v-text-anchor:middle" coordsize="979264,996444" o:gfxdata="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" path="m976687,964661l24911,12885r-12026,l12885,50681,952635,988713r24052,-24052xe" fillcolor="#9b57d3 [3205]" stroked="f">
+                  <v:shape id="Freeform: Shape 32" style="position:absolute;left:-128;top:-128;width:9791;height:9963;visibility:visible;mso-wrap-style:square;v-text-anchor:middle" coordsize="979264,996444" o:spid="_x0000_s1101" fillcolor="#9b57d3 [3205]" stroked="f" path="m976687,964661l24911,12885r-12026,l12885,50681,952635,988713r24052,-24052xe" o:gfxdata="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">
                     <v:stroke joinstyle="miter"/>
                     <v:path arrowok="t" o:connecttype="custom" o:connectlocs="9765,9645;249,129;129,129;129,507;9525,9886" o:connectangles="0,0,0,0,0"/>
                   </v:shape>
-                  <v:shape id="Freeform: Shape 33" o:spid="_x0000_s1102" style="position:absolute;left:2190;top:-128;width:19242;height:28174;visibility:visible;mso-wrap-style:square;v-text-anchor:middle" coordsize="1924168,2817532" o:gfxdata="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" path="m511107,12885r-498222,l1414779,1413061,12885,2814955r498222,l1913001,1413061,511107,12885xe" fillcolor="#9b57d3 [3205]" stroked="f">
+                  <v:shape id="Freeform: Shape 33" style="position:absolute;left:2190;top:-128;width:19242;height:28174;visibility:visible;mso-wrap-style:square;v-text-anchor:middle" coordsize="1924168,2817532" o:spid="_x0000_s1102" fillcolor="#9b57d3 [3205]" stroked="f" path="m511107,12885r-498222,l1414779,1413061,12885,2814955r498222,l1913001,1413061,511107,12885xe" o:gfxdata="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">
                     <v:stroke joinstyle="miter"/>
                     <v:path arrowok="t" o:connecttype="custom" o:connectlocs="5111,129;129,129;14148,14130;129,28148;5111,28148;19130,14130" o:connectangles="0,0,0,0,0,0"/>
                   </v:shape>
-                  <v:shape id="Freeform: Shape 34" o:spid="_x0000_s1103" style="position:absolute;left:-128;top:10333;width:3778;height:7216;visibility:visible;mso-wrap-style:square;v-text-anchor:middle" coordsize="377961,721563" o:gfxdata="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" path="m12885,12885r,709537l368513,366795,12885,12885xe" fillcolor="#9b57d3 [3205]" stroked="f">
+                  <v:shape id="Freeform: Shape 34" style="position:absolute;left:-128;top:10333;width:3778;height:7216;visibility:visible;mso-wrap-style:square;v-text-anchor:middle" coordsize="377961,721563" o:spid="_x0000_s1103" fillcolor="#9b57d3 [3205]" stroked="f" path="m12885,12885r,709537l368513,366795,12885,12885xe" o:gfxdata="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">
                     <v:stroke joinstyle="miter"/>
                     <v:path arrowok="t" o:connecttype="custom" o:connectlocs="129,129;129,7225;3684,3668" o:connectangles="0,0,0"/>
                   </v:shape>
-                  <v:shape id="Freeform: Shape 35" o:spid="_x0000_s1104" style="position:absolute;left:-128;top:2619;width:11509;height:22678;visibility:visible;mso-wrap-style:square;v-text-anchor:middle" coordsize="1151064,2267769" o:gfxdata="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" path="m12885,12885r,498222l639958,1138180,12885,1766971r,498222l1138180,1138180,12885,12885xe" fillcolor="#92278f [3204]" stroked="f">
+                  <v:shape id="Freeform: Shape 35" style="position:absolute;left:-128;top:2619;width:11509;height:22678;visibility:visible;mso-wrap-style:square;v-text-anchor:middle" coordsize="1151064,2267769" o:spid="_x0000_s1104" fillcolor="#92278f [3204]" stroked="f" path="m12885,12885r,498222l639958,1138180,12885,1766971r,498222l1138180,1138180,12885,12885xe" o:gfxdata="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">
                     <v:stroke joinstyle="miter"/>
                     <v:path arrowok="t" o:connecttype="custom" o:connectlocs="129,129;129,5111;6399,11382;129,17670;129,22652;11380,11382" o:connectangles="0,0,0,0,0,0"/>
                   </v:shape>
                 </v:group>
-                <v:group id="Group 194" o:spid="_x0000_s1105" alt="decorative elements" style="position:absolute;left:34290;top:46228;width:30981;height:21456" coordorigin="-128,-128" coordsize="43207,28209" o:gfxdata="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">
-                  <v:shape id="Freeform: Shape 24" o:spid="_x0000_s1106" style="position:absolute;left:-128;top:-128;width:16492;height:28174;visibility:visible;mso-wrap-style:square;v-text-anchor:middle" coordsize="1649286,2817532" o:gfxdata="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" path="m244816,12885r-219905,l976687,964661r-25770,25770l12885,50681r,237085l1138180,1414779,12885,2540074r,237085l952635,1837409r25770,25770l24911,2814955r219905,l1644992,1414779,244816,12885xm1048843,1086640r25771,-25770l1206900,1193156r-25770,25770l1048843,1086640xm1048843,1741200r132287,-132286l1206900,1634684r-132286,132287l1048843,1741200xe" filled="f" stroked="f">
+                <v:group id="Group 194" style="position:absolute;left:34290;top:46228;width:30981;height:21456" alt="decorative elements" coordsize="43207,28209" coordorigin="-128,-128" o:spid="_x0000_s1105" o:gfxdata="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">
+                  <v:shape id="Freeform: Shape 24" style="position:absolute;left:-128;top:-128;width:16492;height:28174;visibility:visible;mso-wrap-style:square;v-text-anchor:middle" coordsize="1649286,2817532" o:spid="_x0000_s1106" filled="f" stroked="f" path="m244816,12885r-219905,l976687,964661r-25770,25770l12885,50681r,237085l1138180,1414779,12885,2540074r,237085l952635,1837409r25770,25770l24911,2814955r219905,l1644992,1414779,244816,12885xm1048843,1086640r25771,-25770l1206900,1193156r-25770,25770l1048843,1086640xm1048843,1741200r132287,-132286l1206900,1634684r-132286,132287l1048843,1741200xe" o:gfxdata="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">
                     <v:stroke joinstyle="miter"/>
                     <v:path arrowok="t" o:connecttype="custom" o:connectlocs="2448,129;249,129;9766,9646;9509,9904;129,507;129,2878;11381,14147;129,25400;129,27770;9526,18373;9784,18631;249,28148;2448,28148;16449,14147;2448,129;10488,10866;10746,10608;12068,11931;11811,12189;10488,10866;10488,17411;11811,16088;12068,16346;10746,17669;10488,17411" o:connectangles="0,0,0,0,0,0,0,0,0,0,0,0,0,0,0,0,0,0,0,0,0,0,0,0,0"/>
                   </v:shape>
-                  <v:shape id="Freeform: Shape 25" o:spid="_x0000_s1107" style="position:absolute;left:7172;top:-128;width:35907;height:28174;visibility:visible;mso-wrap-style:square;v-text-anchor:middle" coordsize="3590634,2817532" o:gfxdata="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" path="m3593212,12885r-3095849,l1181130,698370,1057434,822067,246534,12885r-233649,l1414779,1413061,12885,2814955r233649,l1057434,2005774r123696,123696l497363,2814955r3095849,l3593212,12885xe" filled="f" stroked="f">
+                  <v:shape id="Freeform: Shape 25" style="position:absolute;left:7172;top:-128;width:35907;height:28174;visibility:visible;mso-wrap-style:square;v-text-anchor:middle" coordsize="3590634,2817532" o:spid="_x0000_s1107" filled="f" stroked="f" path="m3593212,12885r-3095849,l1181130,698370,1057434,822067,246534,12885r-233649,l1414779,1413061,12885,2814955r233649,l1057434,2005774r123696,123696l497363,2814955r3095849,l3593212,12885xe" o:gfxdata="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">
                     <v:stroke joinstyle="miter"/>
                     <v:path arrowok="t" o:connecttype="custom" o:connectlocs="35933,129;4974,129;11812,6983;10575,8220;2465,129;129,129;14148,14130;129,28148;2465,28148;10575,20057;11812,21294;4974,28148;35933,28148" o:connectangles="0,0,0,0,0,0,0,0,0,0,0,0,0"/>
                   </v:shape>
-                  <v:shape id="Freeform: Shape 26" o:spid="_x0000_s1108" style="position:absolute;left:-128;top:7602;width:6527;height:12713;visibility:visible;mso-wrap-style:square;v-text-anchor:middle" coordsize="652842,1271325" o:gfxdata="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" path="m12885,12885r,273163l368513,639958,12885,995585r,273163l639958,639958,12885,12885xe" filled="f" stroked="f">
+                  <v:shape id="Freeform: Shape 26" style="position:absolute;left:-128;top:7602;width:6527;height:12713;visibility:visible;mso-wrap-style:square;v-text-anchor:middle" coordsize="652842,1271325" o:spid="_x0000_s1108" filled="f" stroked="f" path="m12885,12885r,273163l368513,639958,12885,995585r,273163l639958,639958,12885,12885xe" o:gfxdata="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">
                     <v:stroke joinstyle="miter"/>
                     <v:path arrowok="t" o:connecttype="custom" o:connectlocs="129,129;129,2860;3684,6399;129,9956;129,12687;6398,6399" o:connectangles="0,0,0,0,0,0"/>
                   </v:shape>
-                  <v:shape id="Freeform: Shape 27" o:spid="_x0000_s1109" style="position:absolute;left:9509;top:19800;width:9449;height:8246;visibility:visible;mso-wrap-style:square;v-text-anchor:middle" coordsize="944903,824643" o:gfxdata="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" path="m823785,12885l12885,822067r250829,l947481,136582,823785,12885xe" fillcolor="#92278f [3204]" stroked="f">
+                  <v:shape id="Freeform: Shape 27" style="position:absolute;left:9509;top:19800;width:9449;height:8246;visibility:visible;mso-wrap-style:square;v-text-anchor:middle" coordsize="944903,824643" o:spid="_x0000_s1109" fillcolor="#92278f [3204]" stroked="f" path="m823785,12885l12885,822067r250829,l947481,136582,823785,12885xe" o:gfxdata="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">
                     <v:stroke joinstyle="miter"/>
                     <v:path arrowok="t" o:connecttype="custom" o:connectlocs="8238,129;129,8220;2637,8220;9475,1366" o:connectangles="0,0,0,0"/>
                   </v:shape>
-                  <v:shape id="Freeform: Shape 28" o:spid="_x0000_s1110" style="position:absolute;left:9509;top:-128;width:9449;height:8245;visibility:visible;mso-wrap-style:square;v-text-anchor:middle" coordsize="944903,824643" o:gfxdata="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" path="m947481,698370l263714,12885r-250829,l823785,822067,947481,698370xe" fillcolor="#92278f [3204]" stroked="f">
+                  <v:shape id="Freeform: Shape 28" style="position:absolute;left:9509;top:-128;width:9449;height:8245;visibility:visible;mso-wrap-style:square;v-text-anchor:middle" coordsize="944903,824643" o:spid="_x0000_s1110" fillcolor="#92278f [3204]" stroked="f" path="m947481,698370l263714,12885r-250829,l823785,822067,947481,698370xe" o:gfxdata="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">
                     <v:stroke joinstyle="miter"/>
                     <v:path arrowok="t" o:connecttype="custom" o:connectlocs="9475,6982;2637,129;129,129;8238,8219" o:connectangles="0,0,0,0"/>
                   </v:shape>
-                  <v:shape id="Freeform: Shape 29" o:spid="_x0000_s1111" style="position:absolute;left:-128;top:18116;width:9791;height:9964;visibility:visible;mso-wrap-style:square;v-text-anchor:middle" coordsize="979264,996444" o:gfxdata="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" path="m952635,12885l12885,952635r,37796l24911,990431,976687,38655,952635,12885xe" fillcolor="#9b57d3 [3205]" stroked="f">
+                  <v:shape id="Freeform: Shape 29" style="position:absolute;left:-128;top:18116;width:9791;height:9964;visibility:visible;mso-wrap-style:square;v-text-anchor:middle" coordsize="979264,996444" o:spid="_x0000_s1111" fillcolor="#9b57d3 [3205]" stroked="f" path="m952635,12885l12885,952635r,37796l24911,990431,976687,38655,952635,12885xe" o:gfxdata="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">
                     <v:stroke joinstyle="miter"/>
                     <v:path arrowok="t" o:connecttype="custom" o:connectlocs="9525,129;129,9526;129,9904;249,9904;9765,387" o:connectangles="0,0,0,0,0"/>
                   </v:shape>
-                  <v:shape id="Freeform: Shape 30" o:spid="_x0000_s1112" style="position:absolute;left:10183;top:15765;width:1889;height:1890;visibility:visible;mso-wrap-style:square;v-text-anchor:middle" coordsize="188980,188980" o:gfxdata="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" path="m18222,150636l150636,18222r25510,25511l43733,176146,18222,150636xe" fillcolor="#9b57d3 [3205]" stroked="f">
+                  <v:shape id="Freeform: Shape 30" style="position:absolute;left:10183;top:15765;width:1889;height:1890;visibility:visible;mso-wrap-style:square;v-text-anchor:middle" coordsize="188980,188980" o:spid="_x0000_s1112" fillcolor="#9b57d3 [3205]" stroked="f" path="m18222,150636l150636,18222r25510,25511l43733,176146,18222,150636xe" o:gfxdata="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">
                     <v:stroke joinstyle="miter"/>
                     <v:path arrowok="t" o:connecttype="custom" o:connectlocs="182,1507;1506,182;1761,437;437,1762" o:connectangles="0,0,0,0"/>
                   </v:shape>
-                  <v:shape id="Freeform: Shape 31" o:spid="_x0000_s1113" style="position:absolute;left:10188;top:10300;width:1890;height:1889;visibility:visible;mso-wrap-style:square;v-text-anchor:middle" coordsize="188980,188980" o:gfxdata="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" path="m18222,43733l43733,18222,176146,150636r-25510,25510l18222,43733xe" fillcolor="#9b57d3 [3205]" stroked="f">
+                  <v:shape id="Freeform: Shape 31" style="position:absolute;left:10188;top:10300;width:1890;height:1889;visibility:visible;mso-wrap-style:square;v-text-anchor:middle" coordsize="188980,188980" o:spid="_x0000_s1113" fillcolor="#9b57d3 [3205]" stroked="f" path="m18222,43733l43733,18222,176146,150636r-25510,25510l18222,43733xe" o:gfxdata="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">
                     <v:stroke joinstyle="miter"/>
                     <v:path arrowok="t" o:connecttype="custom" o:connectlocs="182,437;437,182;1762,1506;1507,1761" o:connectangles="0,0,0,0"/>
                   </v:shape>
-                  <v:shape id="Freeform: Shape 32" o:spid="_x0000_s1114" style="position:absolute;left:-128;top:-128;width:9791;height:9963;visibility:visible;mso-wrap-style:square;v-text-anchor:middle" coordsize="979264,996444" o:gfxdata="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" path="m976687,964661l24911,12885r-12026,l12885,50681,952635,988713r24052,-24052xe" fillcolor="#9b57d3 [3205]" stroked="f">
+                  <v:shape id="Freeform: Shape 32" style="position:absolute;left:-128;top:-128;width:9791;height:9963;visibility:visible;mso-wrap-style:square;v-text-anchor:middle" coordsize="979264,996444" o:spid="_x0000_s1114" fillcolor="#9b57d3 [3205]" stroked="f" path="m976687,964661l24911,12885r-12026,l12885,50681,952635,988713r24052,-24052xe" o:gfxdata="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">
                     <v:stroke joinstyle="miter"/>
                     <v:path arrowok="t" o:connecttype="custom" o:connectlocs="9765,9645;249,129;129,129;129,507;9525,9886" o:connectangles="0,0,0,0,0"/>
                   </v:shape>
-                  <v:shape id="Freeform: Shape 33" o:spid="_x0000_s1115" style="position:absolute;left:2190;top:-128;width:19242;height:28174;visibility:visible;mso-wrap-style:square;v-text-anchor:middle" coordsize="1924168,2817532" o:gfxdata="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" path="m511107,12885r-498222,l1414779,1413061,12885,2814955r498222,l1913001,1413061,511107,12885xe" fillcolor="#9b57d3 [3205]" stroked="f">
+                  <v:shape id="Freeform: Shape 33" style="position:absolute;left:2190;top:-128;width:19242;height:28174;visibility:visible;mso-wrap-style:square;v-text-anchor:middle" coordsize="1924168,2817532" o:spid="_x0000_s1115" fillcolor="#9b57d3 [3205]" stroked="f" path="m511107,12885r-498222,l1414779,1413061,12885,2814955r498222,l1913001,1413061,511107,12885xe" o:gfxdata="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">
                     <v:stroke joinstyle="miter"/>
                     <v:path arrowok="t" o:connecttype="custom" o:connectlocs="5111,129;129,129;14148,14130;129,28148;5111,28148;19130,14130" o:connectangles="0,0,0,0,0,0"/>
                   </v:shape>
-                  <v:shape id="Freeform: Shape 34" o:spid="_x0000_s1116" style="position:absolute;left:-128;top:10333;width:3778;height:7216;visibility:visible;mso-wrap-style:square;v-text-anchor:middle" coordsize="377961,721563" o:gfxdata="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" path="m12885,12885r,709537l368513,366795,12885,12885xe" fillcolor="#9b57d3 [3205]" stroked="f">
+                  <v:shape id="Freeform: Shape 34" style="position:absolute;left:-128;top:10333;width:3778;height:7216;visibility:visible;mso-wrap-style:square;v-text-anchor:middle" coordsize="377961,721563" o:spid="_x0000_s1116" fillcolor="#9b57d3 [3205]" stroked="f" path="m12885,12885r,709537l368513,366795,12885,12885xe" o:gfxdata="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">
                     <v:stroke joinstyle="miter"/>
                     <v:path arrowok="t" o:connecttype="custom" o:connectlocs="129,129;129,7225;3684,3668" o:connectangles="0,0,0"/>
                   </v:shape>
-                  <v:shape id="Freeform: Shape 35" o:spid="_x0000_s1117" style="position:absolute;left:-128;top:2619;width:11509;height:22678;visibility:visible;mso-wrap-style:square;v-text-anchor:middle" coordsize="1151064,2267769" o:gfxdata="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" path="m12885,12885r,498222l639958,1138180,12885,1766971r,498222l1138180,1138180,12885,12885xe" fillcolor="#92278f [3204]" stroked="f">
+                  <v:shape id="Freeform: Shape 35" style="position:absolute;left:-128;top:2619;width:11509;height:22678;visibility:visible;mso-wrap-style:square;v-text-anchor:middle" coordsize="1151064,2267769" o:spid="_x0000_s1117" fillcolor="#92278f [3204]" stroked="f" path="m12885,12885r,498222l639958,1138180,12885,1766971r,498222l1138180,1138180,12885,12885xe" o:gfxdata="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">
                     <v:stroke joinstyle="miter"/>
                     <v:path arrowok="t" o:connecttype="custom" o:connectlocs="129,129;129,5111;6399,11382;129,17670;129,22652;11380,11382" o:connectangles="0,0,0,0,0,0"/>
                   </v:shape>
                 </v:group>
-                <v:group id="Group 207" o:spid="_x0000_s1118" alt="decorative elements" style="position:absolute;left:34290;top:69130;width:30981;height:21456" coordorigin="-128,-128" coordsize="43207,28209" o:gfxdata="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">
-                  <v:shape id="Freeform: Shape 24" o:spid="_x0000_s1119" style="position:absolute;left:-128;top:-128;width:16492;height:28174;visibility:visible;mso-wrap-style:square;v-text-anchor:middle" coordsize="1649286,2817532" o:gfxdata="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" path="m244816,12885r-219905,l976687,964661r-25770,25770l12885,50681r,237085l1138180,1414779,12885,2540074r,237085l952635,1837409r25770,25770l24911,2814955r219905,l1644992,1414779,244816,12885xm1048843,1086640r25771,-25770l1206900,1193156r-25770,25770l1048843,1086640xm1048843,1741200r132287,-132286l1206900,1634684r-132286,132287l1048843,1741200xe" filled="f" stroked="f">
+                <v:group id="Group 207" style="position:absolute;left:34290;top:69130;width:30981;height:21456" alt="decorative elements" coordsize="43207,28209" coordorigin="-128,-128" o:spid="_x0000_s1118" o:gfxdata="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">
+                  <v:shape id="Freeform: Shape 24" style="position:absolute;left:-128;top:-128;width:16492;height:28174;visibility:visible;mso-wrap-style:square;v-text-anchor:middle" coordsize="1649286,2817532" o:spid="_x0000_s1119" filled="f" stroked="f" path="m244816,12885r-219905,l976687,964661r-25770,25770l12885,50681r,237085l1138180,1414779,12885,2540074r,237085l952635,1837409r25770,25770l24911,2814955r219905,l1644992,1414779,244816,12885xm1048843,1086640r25771,-25770l1206900,1193156r-25770,25770l1048843,1086640xm1048843,1741200r132287,-132286l1206900,1634684r-132286,132287l1048843,1741200xe" o:gfxdata="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">
                     <v:stroke joinstyle="miter"/>
                     <v:path arrowok="t" o:connecttype="custom" o:connectlocs="2448,129;249,129;9766,9646;9509,9904;129,507;129,2878;11381,14147;129,25400;129,27770;9526,18373;9784,18631;249,28148;2448,28148;16449,14147;2448,129;10488,10866;10746,10608;12068,11931;11811,12189;10488,10866;10488,17411;11811,16088;12068,16346;10746,17669;10488,17411" o:connectangles="0,0,0,0,0,0,0,0,0,0,0,0,0,0,0,0,0,0,0,0,0,0,0,0,0"/>
                   </v:shape>
-                  <v:shape id="Freeform: Shape 25" o:spid="_x0000_s1120" style="position:absolute;left:7172;top:-128;width:35907;height:28174;visibility:visible;mso-wrap-style:square;v-text-anchor:middle" coordsize="3590634,2817532" o:gfxdata="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" path="m3593212,12885r-3095849,l1181130,698370,1057434,822067,246534,12885r-233649,l1414779,1413061,12885,2814955r233649,l1057434,2005774r123696,123696l497363,2814955r3095849,l3593212,12885xe" filled="f" stroked="f">
+                  <v:shape id="Freeform: Shape 25" style="position:absolute;left:7172;top:-128;width:35907;height:28174;visibility:visible;mso-wrap-style:square;v-text-anchor:middle" coordsize="3590634,2817532" o:spid="_x0000_s1120" filled="f" stroked="f" path="m3593212,12885r-3095849,l1181130,698370,1057434,822067,246534,12885r-233649,l1414779,1413061,12885,2814955r233649,l1057434,2005774r123696,123696l497363,2814955r3095849,l3593212,12885xe" o:gfxdata="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">
                     <v:stroke joinstyle="miter"/>
                     <v:path arrowok="t" o:connecttype="custom" o:connectlocs="35933,129;4974,129;11812,6983;10575,8220;2465,129;129,129;14148,14130;129,28148;2465,28148;10575,20057;11812,21294;4974,28148;35933,28148" o:connectangles="0,0,0,0,0,0,0,0,0,0,0,0,0"/>
                   </v:shape>
-                  <v:shape id="Freeform: Shape 26" o:spid="_x0000_s1121" style="position:absolute;left:-128;top:7602;width:6527;height:12713;visibility:visible;mso-wrap-style:square;v-text-anchor:middle" coordsize="652842,1271325" o:gfxdata="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" path="m12885,12885r,273163l368513,639958,12885,995585r,273163l639958,639958,12885,12885xe" filled="f" stroked="f">
+                  <v:shape id="Freeform: Shape 26" style="position:absolute;left:-128;top:7602;width:6527;height:12713;visibility:visible;mso-wrap-style:square;v-text-anchor:middle" coordsize="652842,1271325" o:spid="_x0000_s1121" filled="f" stroked="f" path="m12885,12885r,273163l368513,639958,12885,995585r,273163l639958,639958,12885,12885xe" o:gfxdata="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">
                     <v:stroke joinstyle="miter"/>
                     <v:path arrowok="t" o:connecttype="custom" o:connectlocs="129,129;129,2860;3684,6399;129,9956;129,12687;6398,6399" o:connectangles="0,0,0,0,0,0"/>
                   </v:shape>
-                  <v:shape id="Freeform: Shape 27" o:spid="_x0000_s1122" style="position:absolute;left:9509;top:19800;width:9449;height:8246;visibility:visible;mso-wrap-style:square;v-text-anchor:middle" coordsize="944903,824643" o:gfxdata="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" path="m823785,12885l12885,822067r250829,l947481,136582,823785,12885xe" fillcolor="#92278f [3204]" stroked="f">
+                  <v:shape id="Freeform: Shape 27" style="position:absolute;left:9509;top:19800;width:9449;height:8246;visibility:visible;mso-wrap-style:square;v-text-anchor:middle" coordsize="944903,824643" o:spid="_x0000_s1122" fillcolor="#92278f [3204]" stroked="f" path="m823785,12885l12885,822067r250829,l947481,136582,823785,12885xe" o:gfxdata="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">
                     <v:stroke joinstyle="miter"/>
                     <v:path arrowok="t" o:connecttype="custom" o:connectlocs="8238,129;129,8220;2637,8220;9475,1366" o:connectangles="0,0,0,0"/>
                   </v:shape>
-                  <v:shape id="Freeform: Shape 28" o:spid="_x0000_s1123" style="position:absolute;left:9509;top:-128;width:9449;height:8245;visibility:visible;mso-wrap-style:square;v-text-anchor:middle" coordsize="944903,824643" o:gfxdata="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" path="m947481,698370l263714,12885r-250829,l823785,822067,947481,698370xe" fillcolor="#92278f [3204]" stroked="f">
+                  <v:shape id="Freeform: Shape 28" style="position:absolute;left:9509;top:-128;width:9449;height:8245;visibility:visible;mso-wrap-style:square;v-text-anchor:middle" coordsize="944903,824643" o:spid="_x0000_s1123" fillcolor="#92278f [3204]" stroked="f" path="m947481,698370l263714,12885r-250829,l823785,822067,947481,698370xe" o:gfxdata="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">
                     <v:stroke joinstyle="miter"/>
                     <v:path arrowok="t" o:connecttype="custom" o:connectlocs="9475,6982;2637,129;129,129;8238,8219" o:connectangles="0,0,0,0"/>
                   </v:shape>
-                  <v:shape id="Freeform: Shape 29" o:spid="_x0000_s1124" style="position:absolute;left:-128;top:18116;width:9791;height:9964;visibility:visible;mso-wrap-style:square;v-text-anchor:middle" coordsize="979264,996444" o:gfxdata="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" path="m952635,12885l12885,952635r,37796l24911,990431,976687,38655,952635,12885xe" fillcolor="#9b57d3 [3205]" stroked="f">
+                  <v:shape id="Freeform: Shape 29" style="position:absolute;left:-128;top:18116;width:9791;height:9964;visibility:visible;mso-wrap-style:square;v-text-anchor:middle" coordsize="979264,996444" o:spid="_x0000_s1124" fillcolor="#9b57d3 [3205]" stroked="f" path="m952635,12885l12885,952635r,37796l24911,990431,976687,38655,952635,12885xe" o:gfxdata="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">
                     <v:stroke joinstyle="miter"/>
                     <v:path arrowok="t" o:connecttype="custom" o:connectlocs="9525,129;129,9526;129,9904;249,9904;9765,387" o:connectangles="0,0,0,0,0"/>
                   </v:shape>
-                  <v:shape id="Freeform: Shape 30" o:spid="_x0000_s1125" style="position:absolute;left:10183;top:15765;width:1889;height:1890;visibility:visible;mso-wrap-style:square;v-text-anchor:middle" coordsize="188980,188980" o:gfxdata="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" path="m18222,150636l150636,18222r25510,25511l43733,176146,18222,150636xe" fillcolor="#9b57d3 [3205]" stroked="f">
+                  <v:shape id="Freeform: Shape 30" style="position:absolute;left:10183;top:15765;width:1889;height:1890;visibility:visible;mso-wrap-style:square;v-text-anchor:middle" coordsize="188980,188980" o:spid="_x0000_s1125" fillcolor="#9b57d3 [3205]" stroked="f" path="m18222,150636l150636,18222r25510,25511l43733,176146,18222,150636xe" o:gfxdata="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">
                     <v:stroke joinstyle="miter"/>
                     <v:path arrowok="t" o:connecttype="custom" o:connectlocs="182,1507;1506,182;1761,437;437,1762" o:connectangles="0,0,0,0"/>
                   </v:shape>
-                  <v:shape id="Freeform: Shape 31" o:spid="_x0000_s1126" style="position:absolute;left:10188;top:10300;width:1890;height:1889;visibility:visible;mso-wrap-style:square;v-text-anchor:middle" coordsize="188980,188980" o:gfxdata="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" path="m18222,43733l43733,18222,176146,150636r-25510,25510l18222,43733xe" fillcolor="#9b57d3 [3205]" stroked="f">
+                  <v:shape id="Freeform: Shape 31" style="position:absolute;left:10188;top:10300;width:1890;height:1889;visibility:visible;mso-wrap-style:square;v-text-anchor:middle" coordsize="188980,188980" o:spid="_x0000_s1126" fillcolor="#9b57d3 [3205]" stroked="f" path="m18222,43733l43733,18222,176146,150636r-25510,25510l18222,43733xe" o:gfxdata="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">
                     <v:stroke joinstyle="miter"/>
                     <v:path arrowok="t" o:connecttype="custom" o:connectlocs="182,437;437,182;1762,1506;1507,1761" o:connectangles="0,0,0,0"/>
                   </v:shape>
-                  <v:shape id="Freeform: Shape 32" o:spid="_x0000_s1127" style="position:absolute;left:-128;top:-128;width:9791;height:9963;visibility:visible;mso-wrap-style:square;v-text-anchor:middle" coordsize="979264,996444" o:gfxdata="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" path="m976687,964661l24911,12885r-12026,l12885,50681,952635,988713r24052,-24052xe" fillcolor="#9b57d3 [3205]" stroked="f">
+                  <v:shape id="Freeform: Shape 32" style="position:absolute;left:-128;top:-128;width:9791;height:9963;visibility:visible;mso-wrap-style:square;v-text-anchor:middle" coordsize="979264,996444" o:spid="_x0000_s1127" fillcolor="#9b57d3 [3205]" stroked="f" path="m976687,964661l24911,12885r-12026,l12885,50681,952635,988713r24052,-24052xe" o:gfxdata="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">
                     <v:stroke joinstyle="miter"/>
                     <v:path arrowok="t" o:connecttype="custom" o:connectlocs="9765,9645;249,129;129,129;129,507;9525,9886" o:connectangles="0,0,0,0,0"/>
                   </v:shape>
-                  <v:shape id="Freeform: Shape 33" o:spid="_x0000_s1128" style="position:absolute;left:2190;top:-128;width:19242;height:28174;visibility:visible;mso-wrap-style:square;v-text-anchor:middle" coordsize="1924168,2817532" o:gfxdata="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" path="m511107,12885r-498222,l1414779,1413061,12885,2814955r498222,l1913001,1413061,511107,12885xe" fillcolor="#9b57d3 [3205]" stroked="f">
+                  <v:shape id="Freeform: Shape 33" style="position:absolute;left:2190;top:-128;width:19242;height:28174;visibility:visible;mso-wrap-style:square;v-text-anchor:middle" coordsize="1924168,2817532" o:spid="_x0000_s1128" fillcolor="#9b57d3 [3205]" stroked="f" path="m511107,12885r-498222,l1414779,1413061,12885,2814955r498222,l1913001,1413061,511107,12885xe" o:gfxdata="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">
                     <v:stroke joinstyle="miter"/>
                     <v:path arrowok="t" o:connecttype="custom" o:connectlocs="5111,129;129,129;14148,14130;129,28148;5111,28148;19130,14130" o:connectangles="0,0,0,0,0,0"/>
                   </v:shape>
-                  <v:shape id="Freeform: Shape 34" o:spid="_x0000_s1129" style="position:absolute;left:-128;top:10333;width:3778;height:7216;visibility:visible;mso-wrap-style:square;v-text-anchor:middle" coordsize="377961,721563" o:gfxdata="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" path="m12885,12885r,709537l368513,366795,12885,12885xe" fillcolor="#9b57d3 [3205]" stroked="f">
+                  <v:shape id="Freeform: Shape 34" style="position:absolute;left:-128;top:10333;width:3778;height:7216;visibility:visible;mso-wrap-style:square;v-text-anchor:middle" coordsize="377961,721563" o:spid="_x0000_s1129" fillcolor="#9b57d3 [3205]" stroked="f" path="m12885,12885r,709537l368513,366795,12885,12885xe" o:gfxdata="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">
                     <v:stroke joinstyle="miter"/>
                     <v:path arrowok="t" o:connecttype="custom" o:connectlocs="129,129;129,7225;3684,3668" o:connectangles="0,0,0"/>
                   </v:shape>
-                  <v:shape id="Freeform: Shape 35" o:spid="_x0000_s1130" style="position:absolute;left:-128;top:2619;width:11509;height:22678;visibility:visible;mso-wrap-style:square;v-text-anchor:middle" coordsize="1151064,2267769" o:gfxdata="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" path="m12885,12885r,498222l639958,1138180,12885,1766971r,498222l1138180,1138180,12885,12885xe" fillcolor="#92278f [3204]" stroked="f">
+                  <v:shape id="Freeform: Shape 35" style="position:absolute;left:-128;top:2619;width:11509;height:22678;visibility:visible;mso-wrap-style:square;v-text-anchor:middle" coordsize="1151064,2267769" o:spid="_x0000_s1130" fillcolor="#92278f [3204]" stroked="f" path="m12885,12885r,498222l639958,1138180,12885,1766971r,498222l1138180,1138180,12885,12885xe" o:gfxdata="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">
                     <v:stroke joinstyle="miter"/>
                     <v:path arrowok="t" o:connecttype="custom" o:connectlocs="129,129;129,5111;6399,11382;129,17670;129,22652;11380,11382" o:connectangles="0,0,0,0,0,0"/>
                   </v:shape>
                 </v:group>
-                <v:group id="Group 220" o:spid="_x0000_s1131" style="position:absolute;left:127;top:127;width:65151;height:90466" coordsize="65151,90466" o:gfxdata="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">
-                  <v:rect id="Rectangle 221" o:spid="_x0000_s1132" alt="decorative elements" style="position:absolute;width:30861;height:21336;visibility:visible;mso-wrap-style:square;v-text-anchor:top" o:gfxdata="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" filled="f" strokecolor="#bfbfbf [2412]" strokeweight=".25pt"/>
-                  <v:rect id="Rectangle 222" o:spid="_x0000_s1133" alt="decorative elements" style="position:absolute;left:34290;width:30861;height:21336;visibility:visible;mso-wrap-style:square;v-text-anchor:top" o:gfxdata="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" filled="f" strokecolor="#bfbfbf [2412]" strokeweight=".25pt"/>
-                  <v:rect id="Rectangle 223" o:spid="_x0000_s1134" alt="decorative elements" style="position:absolute;top:23071;width:30861;height:21336;visibility:visible;mso-wrap-style:square;v-text-anchor:top" o:gfxdata="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" filled="f" strokecolor="#bfbfbf [2412]" strokeweight=".25pt"/>
-                  <v:rect id="Rectangle 224" o:spid="_x0000_s1135" alt="decorative elements" style="position:absolute;left:34290;top:23071;width:30861;height:21336;visibility:visible;mso-wrap-style:square;v-text-anchor:top" o:gfxdata="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" filled="f" strokecolor="#bfbfbf [2412]" strokeweight=".25pt"/>
-                  <v:rect id="Rectangle 225" o:spid="_x0000_s1136" alt="decorative elements" style="position:absolute;top:46058;width:30861;height:21336;visibility:visible;mso-wrap-style:square;v-text-anchor:top" o:gfxdata="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" filled="f" strokecolor="#bfbfbf [2412]" strokeweight=".25pt"/>
-                  <v:rect id="Rectangle 226" o:spid="_x0000_s1137" alt="decorative elements" style="position:absolute;left:34290;top:46058;width:30861;height:21336;visibility:visible;mso-wrap-style:square;v-text-anchor:top" o:gfxdata="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" filled="f" strokecolor="#bfbfbf [2412]" strokeweight=".25pt"/>
-                  <v:rect id="Rectangle 227" o:spid="_x0000_s1138" alt="decorative elements" style="position:absolute;top:69130;width:30861;height:21336;visibility:visible;mso-wrap-style:square;v-text-anchor:top" o:gfxdata="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" filled="f" strokecolor="#bfbfbf [2412]" strokeweight=".25pt"/>
-                  <v:rect id="Rectangle 228" o:spid="_x0000_s1139" alt="decorative elements" style="position:absolute;left:34290;top:69130;width:30861;height:21336;visibility:visible;mso-wrap-style:square;v-text-anchor:top" o:gfxdata="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" filled="f" strokecolor="#bfbfbf [2412]" strokeweight=".25pt"/>
+                <v:group id="Group 220" style="position:absolute;left:127;top:127;width:65151;height:90466" coordsize="65151,90466" o:spid="_x0000_s1131" o:gfxdata="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">
+                  <v:rect id="Rectangle 221" style="position:absolute;width:30861;height:21336;visibility:visible;mso-wrap-style:square;v-text-anchor:top" alt="decorative elements" o:spid="_x0000_s1132" filled="f" strokecolor="#bfbfbf [2412]" strokeweight=".25pt" o:gfxdata="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"/>
+                  <v:rect id="Rectangle 222" style="position:absolute;left:34290;width:30861;height:21336;visibility:visible;mso-wrap-style:square;v-text-anchor:top" alt="decorative elements" o:spid="_x0000_s1133" filled="f" strokecolor="#bfbfbf [2412]" strokeweight=".25pt" o:gfxdata="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"/>
+                  <v:rect id="Rectangle 223" style="position:absolute;top:23071;width:30861;height:21336;visibility:visible;mso-wrap-style:square;v-text-anchor:top" alt="decorative elements" o:spid="_x0000_s1134" filled="f" strokecolor="#bfbfbf [2412]" strokeweight=".25pt" o:gfxdata="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"/>
+                  <v:rect id="Rectangle 224" style="position:absolute;left:34290;top:23071;width:30861;height:21336;visibility:visible;mso-wrap-style:square;v-text-anchor:top" alt="decorative elements" o:spid="_x0000_s1135" filled="f" strokecolor="#bfbfbf [2412]" strokeweight=".25pt" o:gfxdata="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"/>
+                  <v:rect id="Rectangle 225" style="position:absolute;top:46058;width:30861;height:21336;visibility:visible;mso-wrap-style:square;v-text-anchor:top" alt="decorative elements" o:spid="_x0000_s1136" filled="f" strokecolor="#bfbfbf [2412]" strokeweight=".25pt" o:gfxdata="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"/>
+                  <v:rect id="Rectangle 226" style="position:absolute;left:34290;top:46058;width:30861;height:21336;visibility:visible;mso-wrap-style:square;v-text-anchor:top" alt="decorative elements" o:spid="_x0000_s1137" filled="f" strokecolor="#bfbfbf [2412]" strokeweight=".25pt" o:gfxdata="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"/>
+                  <v:rect id="Rectangle 227" style="position:absolute;top:69130;width:30861;height:21336;visibility:visible;mso-wrap-style:square;v-text-anchor:top" alt="decorative elements" o:spid="_x0000_s1138" filled="f" strokecolor="#bfbfbf [2412]" strokeweight=".25pt" o:gfxdata="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"/>
+                  <v:rect id="Rectangle 228" style="position:absolute;left:34290;top:69130;width:30861;height:21336;visibility:visible;mso-wrap-style:square;v-text-anchor:top" alt="decorative elements" o:spid="_x0000_s1139" filled="f" strokecolor="#bfbfbf [2412]" strokeweight=".25pt" o:gfxdata="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"/>
                 </v:group>
               </v:group>
             </w:pict>
@@ -12713,7 +12713,7 @@
                 </w:r>
               </w:sdtContent>
             </w:sdt>
-            <w:bookmarkStart w:id="0" w:name="_GoBack"/>
+            <w:bookmarkStart w:name="_GoBack" w:id="0"/>
             <w:bookmarkEnd w:id="0"/>
           </w:p>
         </w:tc>

--- a/src/Tests/Inputs/labels/02/input.docx
+++ b/src/Tests/Inputs/labels/02/input.docx
@@ -13621,1905 +13621,6 @@
 <w:webSettings xmlns:mc="http://schemas.openxmlformats.org/markup-compatibility/2006" xmlns:r="http://schemas.openxmlformats.org/officeDocument/2006/relationships" xmlns:w="http://schemas.openxmlformats.org/wordprocessingml/2006/main" xmlns:w14="http://schemas.microsoft.com/office/word/2010/wordml" xmlns:w15="http://schemas.microsoft.com/office/word/2012/wordml" xmlns:w16cid="http://schemas.microsoft.com/office/word/2016/wordml/cid" xmlns:w16se="http://schemas.microsoft.com/office/word/2015/wordml/symex" mc:Ignorable="w14 w15 w16se w16cid"/>
 </file>
 
-<file path=word/glossary/document.xml><?xml version="1.0" encoding="utf-8"?>
-<w:glossaryDocument xmlns:wpc="http://schemas.microsoft.com/office/word/2010/wordprocessingCanvas" xmlns:cx="http://schemas.microsoft.com/office/drawing/2014/chartex" xmlns:cx1="http://schemas.microsoft.com/office/drawing/2015/9/8/chartex" xmlns:cx2="http://schemas.microsoft.com/office/drawing/2015/10/21/chartex" xmlns:cx3="http://schemas.microsoft.com/office/drawing/2016/5/9/chartex" xmlns:cx4="http://schemas.microsoft.com/office/drawing/2016/5/10/chartex" xmlns:cx5="http://schemas.microsoft.com/office/drawing/2016/5/11/chartex" xmlns:cx6="http://schemas.microsoft.com/office/drawing/2016/5/12/chartex" xmlns:cx7="http://schemas.microsoft.com/office/drawing/2016/5/13/chartex" xmlns:cx8="http://schemas.microsoft.com/office/drawing/2016/5/14/chartex" xmlns:mc="http://schemas.openxmlformats.org/markup-compatibility/2006" xmlns:aink="http://schemas.microsoft.com/office/drawing/2016/ink" xmlns:am3d="http://schemas.microsoft.com/office/drawing/2017/model3d" xmlns:o="urn:schemas-microsoft-com:office:office" xmlns:r="http://schemas.openxmlformats.org/officeDocument/2006/relationships" xmlns:m="http://schemas.openxmlformats.org/officeDocument/2006/math" xmlns:v="urn:schemas-microsoft-com:vml" xmlns:wp14="http://schemas.microsoft.com/office/word/2010/wordprocessingDrawing" xmlns:wp="http://schemas.openxmlformats.org/drawingml/2006/wordprocessingDrawing" xmlns:w10="urn:schemas-microsoft-com:office:word" xmlns:w="http://schemas.openxmlformats.org/wordprocessingml/2006/main" xmlns:w14="http://schemas.microsoft.com/office/word/2010/wordml" xmlns:w15="http://schemas.microsoft.com/office/word/2012/wordml" xmlns:w16cid="http://schemas.microsoft.com/office/word/2016/wordml/cid" xmlns:w16se="http://schemas.microsoft.com/office/word/2015/wordml/symex" xmlns:wpg="http://schemas.microsoft.com/office/word/2010/wordprocessingGroup" xmlns:wpi="http://schemas.microsoft.com/office/word/2010/wordprocessingInk" xmlns:wne="http://schemas.microsoft.com/office/word/2006/wordml" xmlns:wps="http://schemas.microsoft.com/office/word/2010/wordprocessingShape" mc:Ignorable="w14 w15 w16se w16cid wp14">
-  <w:docParts>
-    <w:docPart>
-      <w:docPartPr>
-        <w:name w:val="80A8447D0E784FF2B9B05DCFEFC6A778"/>
-        <w:category>
-          <w:name w:val="General"/>
-          <w:gallery w:val="placeholder"/>
-        </w:category>
-        <w:types>
-          <w:type w:val="bbPlcHdr"/>
-        </w:types>
-        <w:behaviors>
-          <w:behavior w:val="content"/>
-        </w:behaviors>
-        <w:guid w:val="{9A88730D-971F-4A05-9FCE-52793F406A36}"/>
-      </w:docPartPr>
-      <w:docPartBody>
-        <w:p>
-          <w:pPr>
-            <w:pStyle w:val="80A8447D0E784FF2B9B05DCFEFC6A778"/>
-          </w:pPr>
-          <w:r>
-            <w:t>[Recipient]</w:t>
-          </w:r>
-        </w:p>
-      </w:docPartBody>
-    </w:docPart>
-    <w:docPart>
-      <w:docPartPr>
-        <w:name w:val="C922E21F5AF94601B4E6B86B0ED2C3FB"/>
-        <w:category>
-          <w:name w:val="General"/>
-          <w:gallery w:val="placeholder"/>
-        </w:category>
-        <w:types>
-          <w:type w:val="bbPlcHdr"/>
-        </w:types>
-        <w:behaviors>
-          <w:behavior w:val="content"/>
-        </w:behaviors>
-        <w:guid w:val="{66EF40E9-71E6-431C-AD93-7A0E3CFC67C8}"/>
-      </w:docPartPr>
-      <w:docPartBody>
-        <w:p>
-          <w:pPr>
-            <w:pStyle w:val="C922E21F5AF94601B4E6B86B0ED2C3FB1"/>
-          </w:pPr>
-          <w:r>
-            <w:t>TO:</w:t>
-          </w:r>
-        </w:p>
-      </w:docPartBody>
-    </w:docPart>
-    <w:docPart>
-      <w:docPartPr>
-        <w:name w:val="D5F06206753D4E9D98F0AAE4D089B70A"/>
-        <w:category>
-          <w:name w:val="General"/>
-          <w:gallery w:val="placeholder"/>
-        </w:category>
-        <w:types>
-          <w:type w:val="bbPlcHdr"/>
-        </w:types>
-        <w:behaviors>
-          <w:behavior w:val="content"/>
-        </w:behaviors>
-        <w:guid w:val="{F348F2AE-C081-44AA-800B-1380CF0358F3}"/>
-      </w:docPartPr>
-      <w:docPartBody>
-        <w:p>
-          <w:pPr>
-            <w:pStyle w:val="D5F06206753D4E9D98F0AAE4D089B70A1"/>
-          </w:pPr>
-          <w:r>
-            <w:t>FROM:</w:t>
-          </w:r>
-        </w:p>
-      </w:docPartBody>
-    </w:docPart>
-    <w:docPart>
-      <w:docPartPr>
-        <w:name w:val="1E2ABB9FFC1D46B5A2DB23D75CFAC96D"/>
-        <w:category>
-          <w:name w:val="General"/>
-          <w:gallery w:val="placeholder"/>
-        </w:category>
-        <w:types>
-          <w:type w:val="bbPlcHdr"/>
-        </w:types>
-        <w:behaviors>
-          <w:behavior w:val="content"/>
-        </w:behaviors>
-        <w:guid w:val="{072041E9-6821-4035-A4C0-8EA5D2D63138}"/>
-      </w:docPartPr>
-      <w:docPartBody>
-        <w:p>
-          <w:pPr>
-            <w:pStyle w:val="1E2ABB9FFC1D46B5A2DB23D75CFAC96D"/>
-          </w:pPr>
-          <w:r>
-            <w:t>[Sender]</w:t>
-          </w:r>
-        </w:p>
-      </w:docPartBody>
-    </w:docPart>
-    <w:docPart>
-      <w:docPartPr>
-        <w:name w:val="ABE2A2762A0B47C685F63ECBB698E6AC"/>
-        <w:category>
-          <w:name w:val="General"/>
-          <w:gallery w:val="placeholder"/>
-        </w:category>
-        <w:types>
-          <w:type w:val="bbPlcHdr"/>
-        </w:types>
-        <w:behaviors>
-          <w:behavior w:val="content"/>
-        </w:behaviors>
-        <w:guid w:val="{1AD147F3-554D-40C7-93BB-734C7EFF6ECE}"/>
-      </w:docPartPr>
-      <w:docPartBody>
-        <w:p>
-          <w:pPr>
-            <w:pStyle w:val="ABE2A2762A0B47C685F63ECBB698E6AC"/>
-          </w:pPr>
-          <w:r>
-            <w:t>TO:</w:t>
-          </w:r>
-        </w:p>
-      </w:docPartBody>
-    </w:docPart>
-    <w:docPart>
-      <w:docPartPr>
-        <w:name w:val="B320258FDD1F4132A5B506EBD8B0D819"/>
-        <w:category>
-          <w:name w:val="General"/>
-          <w:gallery w:val="placeholder"/>
-        </w:category>
-        <w:types>
-          <w:type w:val="bbPlcHdr"/>
-        </w:types>
-        <w:behaviors>
-          <w:behavior w:val="content"/>
-        </w:behaviors>
-        <w:guid w:val="{3CF6EC66-17DD-4F88-BABF-998E123DB8AA}"/>
-      </w:docPartPr>
-      <w:docPartBody>
-        <w:p>
-          <w:pPr>
-            <w:pStyle w:val="B320258FDD1F4132A5B506EBD8B0D819"/>
-          </w:pPr>
-          <w:r>
-            <w:t>[Recipient]</w:t>
-          </w:r>
-        </w:p>
-      </w:docPartBody>
-    </w:docPart>
-    <w:docPart>
-      <w:docPartPr>
-        <w:name w:val="4E27CB8498984DB8A1D30C72889757FC"/>
-        <w:category>
-          <w:name w:val="General"/>
-          <w:gallery w:val="placeholder"/>
-        </w:category>
-        <w:types>
-          <w:type w:val="bbPlcHdr"/>
-        </w:types>
-        <w:behaviors>
-          <w:behavior w:val="content"/>
-        </w:behaviors>
-        <w:guid w:val="{B0A35C0C-8D89-4277-ACE4-CAFB20CD981B}"/>
-      </w:docPartPr>
-      <w:docPartBody>
-        <w:p>
-          <w:pPr>
-            <w:pStyle w:val="4E27CB8498984DB8A1D30C72889757FC"/>
-          </w:pPr>
-          <w:r>
-            <w:t>FROM:</w:t>
-          </w:r>
-        </w:p>
-      </w:docPartBody>
-    </w:docPart>
-    <w:docPart>
-      <w:docPartPr>
-        <w:name w:val="F0156043D1E540318CA9CBCC8DC57E6D"/>
-        <w:category>
-          <w:name w:val="General"/>
-          <w:gallery w:val="placeholder"/>
-        </w:category>
-        <w:types>
-          <w:type w:val="bbPlcHdr"/>
-        </w:types>
-        <w:behaviors>
-          <w:behavior w:val="content"/>
-        </w:behaviors>
-        <w:guid w:val="{4104336E-E45C-4EA2-BA95-23BBD132955E}"/>
-      </w:docPartPr>
-      <w:docPartBody>
-        <w:p>
-          <w:pPr>
-            <w:pStyle w:val="F0156043D1E540318CA9CBCC8DC57E6D"/>
-          </w:pPr>
-          <w:r>
-            <w:t>[Sender]</w:t>
-          </w:r>
-        </w:p>
-      </w:docPartBody>
-    </w:docPart>
-    <w:docPart>
-      <w:docPartPr>
-        <w:name w:val="A25213C2843548FCB5087F4C78BC9748"/>
-        <w:category>
-          <w:name w:val="General"/>
-          <w:gallery w:val="placeholder"/>
-        </w:category>
-        <w:types>
-          <w:type w:val="bbPlcHdr"/>
-        </w:types>
-        <w:behaviors>
-          <w:behavior w:val="content"/>
-        </w:behaviors>
-        <w:guid w:val="{DE76BA03-C8A5-40A6-B210-89DA1D213AF9}"/>
-      </w:docPartPr>
-      <w:docPartBody>
-        <w:p>
-          <w:pPr>
-            <w:pStyle w:val="A25213C2843548FCB5087F4C78BC9748"/>
-          </w:pPr>
-          <w:r>
-            <w:t>TO:</w:t>
-          </w:r>
-        </w:p>
-      </w:docPartBody>
-    </w:docPart>
-    <w:docPart>
-      <w:docPartPr>
-        <w:name w:val="7AD3B6FBB62243A3B6806FA6BAC6B5D4"/>
-        <w:category>
-          <w:name w:val="General"/>
-          <w:gallery w:val="placeholder"/>
-        </w:category>
-        <w:types>
-          <w:type w:val="bbPlcHdr"/>
-        </w:types>
-        <w:behaviors>
-          <w:behavior w:val="content"/>
-        </w:behaviors>
-        <w:guid w:val="{3548A818-D19F-4F6D-9782-21A7E445F5D9}"/>
-      </w:docPartPr>
-      <w:docPartBody>
-        <w:p>
-          <w:pPr>
-            <w:pStyle w:val="7AD3B6FBB62243A3B6806FA6BAC6B5D4"/>
-          </w:pPr>
-          <w:r>
-            <w:t>[Recipient]</w:t>
-          </w:r>
-        </w:p>
-      </w:docPartBody>
-    </w:docPart>
-    <w:docPart>
-      <w:docPartPr>
-        <w:name w:val="F898B992F83D4C8B907DE9476FFDEA9C"/>
-        <w:category>
-          <w:name w:val="General"/>
-          <w:gallery w:val="placeholder"/>
-        </w:category>
-        <w:types>
-          <w:type w:val="bbPlcHdr"/>
-        </w:types>
-        <w:behaviors>
-          <w:behavior w:val="content"/>
-        </w:behaviors>
-        <w:guid w:val="{86DB86FE-E994-4E0B-83B1-C86E46D9DFED}"/>
-      </w:docPartPr>
-      <w:docPartBody>
-        <w:p>
-          <w:pPr>
-            <w:pStyle w:val="F898B992F83D4C8B907DE9476FFDEA9C"/>
-          </w:pPr>
-          <w:r>
-            <w:t>FROM:</w:t>
-          </w:r>
-        </w:p>
-      </w:docPartBody>
-    </w:docPart>
-    <w:docPart>
-      <w:docPartPr>
-        <w:name w:val="810183F0069B42178D256F9E71071127"/>
-        <w:category>
-          <w:name w:val="General"/>
-          <w:gallery w:val="placeholder"/>
-        </w:category>
-        <w:types>
-          <w:type w:val="bbPlcHdr"/>
-        </w:types>
-        <w:behaviors>
-          <w:behavior w:val="content"/>
-        </w:behaviors>
-        <w:guid w:val="{635521BF-86B5-4A30-9EE1-88E4D9EB679E}"/>
-      </w:docPartPr>
-      <w:docPartBody>
-        <w:p>
-          <w:pPr>
-            <w:pStyle w:val="810183F0069B42178D256F9E71071127"/>
-          </w:pPr>
-          <w:r>
-            <w:t>[Sender]</w:t>
-          </w:r>
-        </w:p>
-      </w:docPartBody>
-    </w:docPart>
-    <w:docPart>
-      <w:docPartPr>
-        <w:name w:val="3BB91FA0677B4BE39CB239977E354B3A"/>
-        <w:category>
-          <w:name w:val="General"/>
-          <w:gallery w:val="placeholder"/>
-        </w:category>
-        <w:types>
-          <w:type w:val="bbPlcHdr"/>
-        </w:types>
-        <w:behaviors>
-          <w:behavior w:val="content"/>
-        </w:behaviors>
-        <w:guid w:val="{8B064183-DB65-40CB-8FBC-0B977AE29FD0}"/>
-      </w:docPartPr>
-      <w:docPartBody>
-        <w:p>
-          <w:pPr>
-            <w:pStyle w:val="3BB91FA0677B4BE39CB239977E354B3A"/>
-          </w:pPr>
-          <w:r>
-            <w:t>TO:</w:t>
-          </w:r>
-        </w:p>
-      </w:docPartBody>
-    </w:docPart>
-    <w:docPart>
-      <w:docPartPr>
-        <w:name w:val="5574832F6D8843A6AC7179A721C6AE81"/>
-        <w:category>
-          <w:name w:val="General"/>
-          <w:gallery w:val="placeholder"/>
-        </w:category>
-        <w:types>
-          <w:type w:val="bbPlcHdr"/>
-        </w:types>
-        <w:behaviors>
-          <w:behavior w:val="content"/>
-        </w:behaviors>
-        <w:guid w:val="{82C2CABD-3A7F-4C68-9DBA-D20ABBB3B7F2}"/>
-      </w:docPartPr>
-      <w:docPartBody>
-        <w:p>
-          <w:pPr>
-            <w:pStyle w:val="5574832F6D8843A6AC7179A721C6AE81"/>
-          </w:pPr>
-          <w:r>
-            <w:t>[Recipient]</w:t>
-          </w:r>
-        </w:p>
-      </w:docPartBody>
-    </w:docPart>
-    <w:docPart>
-      <w:docPartPr>
-        <w:name w:val="3FDB085408CB4E5CBAE14650EB650379"/>
-        <w:category>
-          <w:name w:val="General"/>
-          <w:gallery w:val="placeholder"/>
-        </w:category>
-        <w:types>
-          <w:type w:val="bbPlcHdr"/>
-        </w:types>
-        <w:behaviors>
-          <w:behavior w:val="content"/>
-        </w:behaviors>
-        <w:guid w:val="{73AACF73-4358-4AD4-8798-CE6B0BEFA4AB}"/>
-      </w:docPartPr>
-      <w:docPartBody>
-        <w:p>
-          <w:pPr>
-            <w:pStyle w:val="3FDB085408CB4E5CBAE14650EB650379"/>
-          </w:pPr>
-          <w:r>
-            <w:t>FROM:</w:t>
-          </w:r>
-        </w:p>
-      </w:docPartBody>
-    </w:docPart>
-    <w:docPart>
-      <w:docPartPr>
-        <w:name w:val="169047D4A6474055A9C95C64B542C313"/>
-        <w:category>
-          <w:name w:val="General"/>
-          <w:gallery w:val="placeholder"/>
-        </w:category>
-        <w:types>
-          <w:type w:val="bbPlcHdr"/>
-        </w:types>
-        <w:behaviors>
-          <w:behavior w:val="content"/>
-        </w:behaviors>
-        <w:guid w:val="{DE5D1F07-4D86-49E1-813B-9F03C24F4ABD}"/>
-      </w:docPartPr>
-      <w:docPartBody>
-        <w:p>
-          <w:pPr>
-            <w:pStyle w:val="169047D4A6474055A9C95C64B542C313"/>
-          </w:pPr>
-          <w:r>
-            <w:t>[Sender]</w:t>
-          </w:r>
-        </w:p>
-      </w:docPartBody>
-    </w:docPart>
-    <w:docPart>
-      <w:docPartPr>
-        <w:name w:val="BD4F114B62A845D0A742B117B38FBCD4"/>
-        <w:category>
-          <w:name w:val="General"/>
-          <w:gallery w:val="placeholder"/>
-        </w:category>
-        <w:types>
-          <w:type w:val="bbPlcHdr"/>
-        </w:types>
-        <w:behaviors>
-          <w:behavior w:val="content"/>
-        </w:behaviors>
-        <w:guid w:val="{8215E736-9FC6-4486-870C-FEBCE58DBF26}"/>
-      </w:docPartPr>
-      <w:docPartBody>
-        <w:p>
-          <w:pPr>
-            <w:pStyle w:val="BD4F114B62A845D0A742B117B38FBCD4"/>
-          </w:pPr>
-          <w:r>
-            <w:t>TO:</w:t>
-          </w:r>
-        </w:p>
-      </w:docPartBody>
-    </w:docPart>
-    <w:docPart>
-      <w:docPartPr>
-        <w:name w:val="503CA7D0091F451EBA62C5C5FD069AFC"/>
-        <w:category>
-          <w:name w:val="General"/>
-          <w:gallery w:val="placeholder"/>
-        </w:category>
-        <w:types>
-          <w:type w:val="bbPlcHdr"/>
-        </w:types>
-        <w:behaviors>
-          <w:behavior w:val="content"/>
-        </w:behaviors>
-        <w:guid w:val="{253EE8BB-D00A-4F4C-9B3A-5CF46849EBE9}"/>
-      </w:docPartPr>
-      <w:docPartBody>
-        <w:p>
-          <w:pPr>
-            <w:pStyle w:val="503CA7D0091F451EBA62C5C5FD069AFC"/>
-          </w:pPr>
-          <w:r>
-            <w:t>[Recipient]</w:t>
-          </w:r>
-        </w:p>
-      </w:docPartBody>
-    </w:docPart>
-    <w:docPart>
-      <w:docPartPr>
-        <w:name w:val="6A1CBFCEEEED4A879E7D0530FA8BB471"/>
-        <w:category>
-          <w:name w:val="General"/>
-          <w:gallery w:val="placeholder"/>
-        </w:category>
-        <w:types>
-          <w:type w:val="bbPlcHdr"/>
-        </w:types>
-        <w:behaviors>
-          <w:behavior w:val="content"/>
-        </w:behaviors>
-        <w:guid w:val="{3AAACC48-C9B7-482D-9711-32430607A756}"/>
-      </w:docPartPr>
-      <w:docPartBody>
-        <w:p>
-          <w:pPr>
-            <w:pStyle w:val="6A1CBFCEEEED4A879E7D0530FA8BB471"/>
-          </w:pPr>
-          <w:r>
-            <w:t>FROM:</w:t>
-          </w:r>
-        </w:p>
-      </w:docPartBody>
-    </w:docPart>
-    <w:docPart>
-      <w:docPartPr>
-        <w:name w:val="D39D88541C604B1884534DE74F0DDAF0"/>
-        <w:category>
-          <w:name w:val="General"/>
-          <w:gallery w:val="placeholder"/>
-        </w:category>
-        <w:types>
-          <w:type w:val="bbPlcHdr"/>
-        </w:types>
-        <w:behaviors>
-          <w:behavior w:val="content"/>
-        </w:behaviors>
-        <w:guid w:val="{3A1B1A29-912E-4072-A775-D647BE1967C0}"/>
-      </w:docPartPr>
-      <w:docPartBody>
-        <w:p>
-          <w:pPr>
-            <w:pStyle w:val="D39D88541C604B1884534DE74F0DDAF0"/>
-          </w:pPr>
-          <w:r>
-            <w:t>[Sender]</w:t>
-          </w:r>
-        </w:p>
-      </w:docPartBody>
-    </w:docPart>
-    <w:docPart>
-      <w:docPartPr>
-        <w:name w:val="7F24093145BA4174A5B159CEC2CAA869"/>
-        <w:category>
-          <w:name w:val="General"/>
-          <w:gallery w:val="placeholder"/>
-        </w:category>
-        <w:types>
-          <w:type w:val="bbPlcHdr"/>
-        </w:types>
-        <w:behaviors>
-          <w:behavior w:val="content"/>
-        </w:behaviors>
-        <w:guid w:val="{5AADBE5F-ED84-4078-8291-471284B7F318}"/>
-      </w:docPartPr>
-      <w:docPartBody>
-        <w:p>
-          <w:pPr>
-            <w:pStyle w:val="7F24093145BA4174A5B159CEC2CAA869"/>
-          </w:pPr>
-          <w:r>
-            <w:t>TO:</w:t>
-          </w:r>
-        </w:p>
-      </w:docPartBody>
-    </w:docPart>
-    <w:docPart>
-      <w:docPartPr>
-        <w:name w:val="7210EF90F86D4AF4882F21F97723FF8B"/>
-        <w:category>
-          <w:name w:val="General"/>
-          <w:gallery w:val="placeholder"/>
-        </w:category>
-        <w:types>
-          <w:type w:val="bbPlcHdr"/>
-        </w:types>
-        <w:behaviors>
-          <w:behavior w:val="content"/>
-        </w:behaviors>
-        <w:guid w:val="{A1BECCA7-7AA2-404C-B759-E32EA5894829}"/>
-      </w:docPartPr>
-      <w:docPartBody>
-        <w:p>
-          <w:pPr>
-            <w:pStyle w:val="7210EF90F86D4AF4882F21F97723FF8B"/>
-          </w:pPr>
-          <w:r>
-            <w:t>[Recipient]</w:t>
-          </w:r>
-        </w:p>
-      </w:docPartBody>
-    </w:docPart>
-    <w:docPart>
-      <w:docPartPr>
-        <w:name w:val="F7BDABFF2E3241F7A06892CD1FAC3373"/>
-        <w:category>
-          <w:name w:val="General"/>
-          <w:gallery w:val="placeholder"/>
-        </w:category>
-        <w:types>
-          <w:type w:val="bbPlcHdr"/>
-        </w:types>
-        <w:behaviors>
-          <w:behavior w:val="content"/>
-        </w:behaviors>
-        <w:guid w:val="{D4CA012E-E071-49AA-89FF-F822B34BF6C3}"/>
-      </w:docPartPr>
-      <w:docPartBody>
-        <w:p>
-          <w:pPr>
-            <w:pStyle w:val="F7BDABFF2E3241F7A06892CD1FAC3373"/>
-          </w:pPr>
-          <w:r>
-            <w:t>FROM:</w:t>
-          </w:r>
-        </w:p>
-      </w:docPartBody>
-    </w:docPart>
-    <w:docPart>
-      <w:docPartPr>
-        <w:name w:val="DCD6F44FAB244540A3C706AD6E79A1BE"/>
-        <w:category>
-          <w:name w:val="General"/>
-          <w:gallery w:val="placeholder"/>
-        </w:category>
-        <w:types>
-          <w:type w:val="bbPlcHdr"/>
-        </w:types>
-        <w:behaviors>
-          <w:behavior w:val="content"/>
-        </w:behaviors>
-        <w:guid w:val="{FA7F027F-EC2E-4A62-839B-2D11593A81D6}"/>
-      </w:docPartPr>
-      <w:docPartBody>
-        <w:p>
-          <w:pPr>
-            <w:pStyle w:val="DCD6F44FAB244540A3C706AD6E79A1BE"/>
-          </w:pPr>
-          <w:r>
-            <w:t>[Sender]</w:t>
-          </w:r>
-        </w:p>
-      </w:docPartBody>
-    </w:docPart>
-    <w:docPart>
-      <w:docPartPr>
-        <w:name w:val="4C38D472AF32466DA2CEA9D96E2AD397"/>
-        <w:category>
-          <w:name w:val="General"/>
-          <w:gallery w:val="placeholder"/>
-        </w:category>
-        <w:types>
-          <w:type w:val="bbPlcHdr"/>
-        </w:types>
-        <w:behaviors>
-          <w:behavior w:val="content"/>
-        </w:behaviors>
-        <w:guid w:val="{3B545726-5690-4822-8AFE-B1129D3F8F4A}"/>
-      </w:docPartPr>
-      <w:docPartBody>
-        <w:p>
-          <w:pPr>
-            <w:pStyle w:val="4C38D472AF32466DA2CEA9D96E2AD397"/>
-          </w:pPr>
-          <w:r>
-            <w:t>TO:</w:t>
-          </w:r>
-        </w:p>
-      </w:docPartBody>
-    </w:docPart>
-    <w:docPart>
-      <w:docPartPr>
-        <w:name w:val="ECE202575D5D4C9090C1B78838F4D675"/>
-        <w:category>
-          <w:name w:val="General"/>
-          <w:gallery w:val="placeholder"/>
-        </w:category>
-        <w:types>
-          <w:type w:val="bbPlcHdr"/>
-        </w:types>
-        <w:behaviors>
-          <w:behavior w:val="content"/>
-        </w:behaviors>
-        <w:guid w:val="{1F70C764-7EA5-4AFF-A349-44C7E60ECDD3}"/>
-      </w:docPartPr>
-      <w:docPartBody>
-        <w:p>
-          <w:pPr>
-            <w:pStyle w:val="ECE202575D5D4C9090C1B78838F4D675"/>
-          </w:pPr>
-          <w:r>
-            <w:t>[Recipient]</w:t>
-          </w:r>
-        </w:p>
-      </w:docPartBody>
-    </w:docPart>
-    <w:docPart>
-      <w:docPartPr>
-        <w:name w:val="03DC67E2ED0343459BBFFF7B49271E00"/>
-        <w:category>
-          <w:name w:val="General"/>
-          <w:gallery w:val="placeholder"/>
-        </w:category>
-        <w:types>
-          <w:type w:val="bbPlcHdr"/>
-        </w:types>
-        <w:behaviors>
-          <w:behavior w:val="content"/>
-        </w:behaviors>
-        <w:guid w:val="{9FCF8DC3-9935-480F-BE2A-5B3D6118326C}"/>
-      </w:docPartPr>
-      <w:docPartBody>
-        <w:p>
-          <w:pPr>
-            <w:pStyle w:val="03DC67E2ED0343459BBFFF7B49271E00"/>
-          </w:pPr>
-          <w:r>
-            <w:t>FROM:</w:t>
-          </w:r>
-        </w:p>
-      </w:docPartBody>
-    </w:docPart>
-    <w:docPart>
-      <w:docPartPr>
-        <w:name w:val="8E5CF5FFFCDD4D529D4D76BFD6A2A6E0"/>
-        <w:category>
-          <w:name w:val="General"/>
-          <w:gallery w:val="placeholder"/>
-        </w:category>
-        <w:types>
-          <w:type w:val="bbPlcHdr"/>
-        </w:types>
-        <w:behaviors>
-          <w:behavior w:val="content"/>
-        </w:behaviors>
-        <w:guid w:val="{F23D3840-F245-4AAD-A09A-BBDD05AF00F8}"/>
-      </w:docPartPr>
-      <w:docPartBody>
-        <w:p>
-          <w:pPr>
-            <w:pStyle w:val="8E5CF5FFFCDD4D529D4D76BFD6A2A6E0"/>
-          </w:pPr>
-          <w:r>
-            <w:t>[Sender]</w:t>
-          </w:r>
-        </w:p>
-      </w:docPartBody>
-    </w:docPart>
-    <w:docPart>
-      <w:docPartPr>
-        <w:name w:val="4F7A4A54F7D74CA49CCD386872A49195"/>
-        <w:category>
-          <w:name w:val="General"/>
-          <w:gallery w:val="placeholder"/>
-        </w:category>
-        <w:types>
-          <w:type w:val="bbPlcHdr"/>
-        </w:types>
-        <w:behaviors>
-          <w:behavior w:val="content"/>
-        </w:behaviors>
-        <w:guid w:val="{1F9F1662-8624-484C-9ECE-BE56F7A0EAE0}"/>
-      </w:docPartPr>
-      <w:docPartBody>
-        <w:p>
-          <w:pPr>
-            <w:pStyle w:val="4F7A4A54F7D74CA49CCD386872A49195"/>
-          </w:pPr>
-          <w:r>
-            <w:t>TO:</w:t>
-          </w:r>
-        </w:p>
-      </w:docPartBody>
-    </w:docPart>
-    <w:docPart>
-      <w:docPartPr>
-        <w:name w:val="436A06D65E544E5BB4A63AB37920694F"/>
-        <w:category>
-          <w:name w:val="General"/>
-          <w:gallery w:val="placeholder"/>
-        </w:category>
-        <w:types>
-          <w:type w:val="bbPlcHdr"/>
-        </w:types>
-        <w:behaviors>
-          <w:behavior w:val="content"/>
-        </w:behaviors>
-        <w:guid w:val="{5016C357-863C-49C1-9D11-A90A22DD45A1}"/>
-      </w:docPartPr>
-      <w:docPartBody>
-        <w:p>
-          <w:pPr>
-            <w:pStyle w:val="436A06D65E544E5BB4A63AB37920694F"/>
-          </w:pPr>
-          <w:r>
-            <w:t>[Recipient]</w:t>
-          </w:r>
-        </w:p>
-      </w:docPartBody>
-    </w:docPart>
-    <w:docPart>
-      <w:docPartPr>
-        <w:name w:val="80F166C1C5F04FB388F6ABBFF3A912CB"/>
-        <w:category>
-          <w:name w:val="General"/>
-          <w:gallery w:val="placeholder"/>
-        </w:category>
-        <w:types>
-          <w:type w:val="bbPlcHdr"/>
-        </w:types>
-        <w:behaviors>
-          <w:behavior w:val="content"/>
-        </w:behaviors>
-        <w:guid w:val="{9A4A7C25-FC0C-429B-8F8F-F421A49FE3B4}"/>
-      </w:docPartPr>
-      <w:docPartBody>
-        <w:p>
-          <w:pPr>
-            <w:pStyle w:val="80F166C1C5F04FB388F6ABBFF3A912CB"/>
-          </w:pPr>
-          <w:r>
-            <w:t>FROM:</w:t>
-          </w:r>
-        </w:p>
-      </w:docPartBody>
-    </w:docPart>
-    <w:docPart>
-      <w:docPartPr>
-        <w:name w:val="C1803110125949639EE1D21E443A6B85"/>
-        <w:category>
-          <w:name w:val="General"/>
-          <w:gallery w:val="placeholder"/>
-        </w:category>
-        <w:types>
-          <w:type w:val="bbPlcHdr"/>
-        </w:types>
-        <w:behaviors>
-          <w:behavior w:val="content"/>
-        </w:behaviors>
-        <w:guid w:val="{7969F1DE-923D-4A65-A34C-19AE7B6A9528}"/>
-      </w:docPartPr>
-      <w:docPartBody>
-        <w:p>
-          <w:pPr>
-            <w:pStyle w:val="C1803110125949639EE1D21E443A6B85"/>
-          </w:pPr>
-          <w:r>
-            <w:t>[Sender]</w:t>
-          </w:r>
-        </w:p>
-      </w:docPartBody>
-    </w:docPart>
-  </w:docParts>
-</w:glossaryDocument>
-</file>
-
-<file path=word/glossary/fontTable.xml><?xml version="1.0" encoding="utf-8"?>
-<w:fonts xmlns:mc="http://schemas.openxmlformats.org/markup-compatibility/2006" xmlns:r="http://schemas.openxmlformats.org/officeDocument/2006/relationships" xmlns:w="http://schemas.openxmlformats.org/wordprocessingml/2006/main" xmlns:w14="http://schemas.microsoft.com/office/word/2010/wordml" xmlns:w15="http://schemas.microsoft.com/office/word/2012/wordml" xmlns:w16cid="http://schemas.microsoft.com/office/word/2016/wordml/cid" xmlns:w16se="http://schemas.microsoft.com/office/word/2015/wordml/symex" mc:Ignorable="w14 w15 w16se w16cid">
-  <w:font w:name="Calibri">
-    <w:panose1 w:val="020F0502020204030204"/>
-    <w:charset w:val="00"/>
-    <w:family w:val="swiss"/>
-    <w:pitch w:val="variable"/>
-    <w:sig w:usb0="E0002AFF" w:usb1="C000247B" w:usb2="00000009" w:usb3="00000000" w:csb0="000001FF" w:csb1="00000000"/>
-  </w:font>
-  <w:font w:name="Yu Mincho">
-    <w:charset w:val="80"/>
-    <w:family w:val="roman"/>
-    <w:pitch w:val="variable"/>
-    <w:sig w:usb0="800002E7" w:usb1="2AC7FCFF" w:usb2="00000012" w:usb3="00000000" w:csb0="0002009F" w:csb1="00000000"/>
-  </w:font>
-  <w:font w:name="Arial">
-    <w:panose1 w:val="020B0604020202020204"/>
-    <w:charset w:val="00"/>
-    <w:family w:val="swiss"/>
-    <w:pitch w:val="variable"/>
-    <w:sig w:usb0="E0002AFF" w:usb1="C0007843" w:usb2="00000009" w:usb3="00000000" w:csb0="000001FF" w:csb1="00000000"/>
-  </w:font>
-  <w:font w:name="Times New Roman">
-    <w:panose1 w:val="02020603050405020304"/>
-    <w:charset w:val="00"/>
-    <w:family w:val="roman"/>
-    <w:pitch w:val="variable"/>
-    <w:sig w:usb0="E0002AFF" w:usb1="C0007843" w:usb2="00000009" w:usb3="00000000" w:csb0="000001FF" w:csb1="00000000"/>
-  </w:font>
-  <w:font w:name="Yu Gothic Light">
-    <w:panose1 w:val="020B0300000000000000"/>
-    <w:charset w:val="80"/>
-    <w:family w:val="swiss"/>
-    <w:pitch w:val="variable"/>
-    <w:sig w:usb0="E00002FF" w:usb1="2AC7FDFF" w:usb2="00000016" w:usb3="00000000" w:csb0="0002009F" w:csb1="00000000"/>
-  </w:font>
-  <w:font w:name="Calibri Light">
-    <w:panose1 w:val="020F0302020204030204"/>
-    <w:charset w:val="00"/>
-    <w:family w:val="swiss"/>
-    <w:pitch w:val="variable"/>
-    <w:sig w:usb0="A0002AEF" w:usb1="4000207B" w:usb2="00000000" w:usb3="00000000" w:csb0="000001FF" w:csb1="00000000"/>
-  </w:font>
-</w:fonts>
-</file>
-
-<file path=word/glossary/settings.xml><?xml version="1.0" encoding="utf-8"?>
-<w:settings xmlns:mc="http://schemas.openxmlformats.org/markup-compatibility/2006" xmlns:o="urn:schemas-microsoft-com:office:office" xmlns:r="http://schemas.openxmlformats.org/officeDocument/2006/relationships" xmlns:m="http://schemas.openxmlformats.org/officeDocument/2006/math" xmlns:v="urn:schemas-microsoft-com:vml" xmlns:w10="urn:schemas-microsoft-com:office:word" xmlns:w="http://schemas.openxmlformats.org/wordprocessingml/2006/main" xmlns:w14="http://schemas.microsoft.com/office/word/2010/wordml" xmlns:w15="http://schemas.microsoft.com/office/word/2012/wordml" xmlns:w16cid="http://schemas.microsoft.com/office/word/2016/wordml/cid" xmlns:w16se="http://schemas.microsoft.com/office/word/2015/wordml/symex" xmlns:sl="http://schemas.openxmlformats.org/schemaLibrary/2006/main" mc:Ignorable="w14 w15 w16se w16cid">
-  <w:view w:val="normal"/>
-  <w:defaultTabStop w:val="720"/>
-  <w:characterSpacingControl w:val="doNotCompress"/>
-  <w:compat>
-    <w:useFELayout/>
-    <w:compatSetting w:name="compatibilityMode" w:uri="http://schemas.microsoft.com/office/word" w:val="15"/>
-    <w:compatSetting w:name="overrideTableStyleFontSizeAndJustification" w:uri="http://schemas.microsoft.com/office/word" w:val="1"/>
-    <w:compatSetting w:name="enableOpenTypeFeatures" w:uri="http://schemas.microsoft.com/office/word" w:val="1"/>
-    <w:compatSetting w:name="doNotFlipMirrorIndents" w:uri="http://schemas.microsoft.com/office/word" w:val="1"/>
-    <w:compatSetting w:name="differentiateMultirowTableHeaders" w:uri="http://schemas.microsoft.com/office/word" w:val="1"/>
-    <w:compatSetting w:name="useWord2013TrackBottomHyphenation" w:uri="http://schemas.microsoft.com/office/word" w:val="1"/>
-  </w:compat>
-  <w:rsids>
-    <w:rsidRoot w:val="004B2627"/>
-    <w:rsid w:val="000458D1"/>
-    <w:rsid w:val="001107D2"/>
-    <w:rsid w:val="001D069E"/>
-    <w:rsid w:val="002857AB"/>
-    <w:rsid w:val="004B2627"/>
-    <w:rsid w:val="00D828EB"/>
-    <w:rsid w:val="00EF59E5"/>
-  </w:rsids>
-  <m:mathPr>
-    <m:mathFont m:val="Cambria Math"/>
-    <m:brkBin m:val="before"/>
-    <m:brkBinSub m:val="--"/>
-    <m:smallFrac m:val="0"/>
-    <m:dispDef/>
-    <m:lMargin m:val="0"/>
-    <m:rMargin m:val="0"/>
-    <m:defJc m:val="centerGroup"/>
-    <m:wrapIndent m:val="1440"/>
-    <m:intLim m:val="subSup"/>
-    <m:naryLim m:val="undOvr"/>
-  </m:mathPr>
-  <w:themeFontLang w:val="en-US" w:bidi="ar-SA"/>
-  <w:clrSchemeMapping w:bg1="light1" w:t1="dark1" w:bg2="light2" w:t2="dark2" w:accent1="accent1" w:accent2="accent2" w:accent3="accent3" w:accent4="accent4" w:accent5="accent5" w:accent6="accent6" w:hyperlink="hyperlink" w:followedHyperlink="followedHyperlink"/>
-  <w:decimalSymbol w:val="."/>
-  <w:listSeparator w:val=","/>
-  <w15:chartTrackingRefBased/>
-</w:settings>
-</file>
-
-<file path=word/glossary/styles.xml><?xml version="1.0" encoding="utf-8"?>
-<w:styles xmlns:mc="http://schemas.openxmlformats.org/markup-compatibility/2006" xmlns:r="http://schemas.openxmlformats.org/officeDocument/2006/relationships" xmlns:w="http://schemas.openxmlformats.org/wordprocessingml/2006/main" xmlns:w14="http://schemas.microsoft.com/office/word/2010/wordml" xmlns:w15="http://schemas.microsoft.com/office/word/2012/wordml" xmlns:w16cid="http://schemas.microsoft.com/office/word/2016/wordml/cid" xmlns:w16se="http://schemas.microsoft.com/office/word/2015/wordml/symex" mc:Ignorable="w14 w15 w16se w16cid">
-  <w:docDefaults>
-    <w:rPrDefault>
-      <w:rPr>
-        <w:rFonts w:asciiTheme="minorHAnsi" w:eastAsiaTheme="minorEastAsia" w:hAnsiTheme="minorHAnsi" w:cstheme="minorBidi"/>
-        <w:sz w:val="22"/>
-        <w:szCs w:val="22"/>
-        <w:lang w:val="en-US" w:eastAsia="en-US" w:bidi="ar-SA"/>
-      </w:rPr>
-    </w:rPrDefault>
-    <w:pPrDefault>
-      <w:pPr>
-        <w:spacing w:after="160" w:line="259" w:lineRule="auto"/>
-      </w:pPr>
-    </w:pPrDefault>
-  </w:docDefaults>
-  <w:latentStyles w:defLockedState="0" w:defUIPriority="99" w:defSemiHidden="0" w:defUnhideWhenUsed="0" w:defQFormat="0" w:count="376">
-    <w:lsdException w:name="Normal" w:uiPriority="0" w:qFormat="1"/>
-    <w:lsdException w:name="heading 1" w:uiPriority="9" w:qFormat="1"/>
-    <w:lsdException w:name="heading 2" w:semiHidden="1" w:uiPriority="9" w:unhideWhenUsed="1" w:qFormat="1"/>
-    <w:lsdException w:name="heading 3" w:semiHidden="1" w:uiPriority="9" w:unhideWhenUsed="1" w:qFormat="1"/>
-    <w:lsdException w:name="heading 4" w:semiHidden="1" w:uiPriority="9" w:unhideWhenUsed="1" w:qFormat="1"/>
-    <w:lsdException w:name="heading 5" w:semiHidden="1" w:uiPriority="9" w:unhideWhenUsed="1" w:qFormat="1"/>
-    <w:lsdException w:name="heading 6" w:semiHidden="1" w:uiPriority="9" w:unhideWhenUsed="1" w:qFormat="1"/>
-    <w:lsdException w:name="heading 7" w:semiHidden="1" w:uiPriority="9" w:unhideWhenUsed="1" w:qFormat="1"/>
-    <w:lsdException w:name="heading 8" w:semiHidden="1" w:uiPriority="9" w:unhideWhenUsed="1" w:qFormat="1"/>
-    <w:lsdException w:name="heading 9" w:semiHidden="1" w:uiPriority="9" w:unhideWhenUsed="1" w:qFormat="1"/>
-    <w:lsdException w:name="index 1" w:semiHidden="1" w:unhideWhenUsed="1"/>
-    <w:lsdException w:name="index 2" w:semiHidden="1" w:unhideWhenUsed="1"/>
-    <w:lsdException w:name="index 3" w:semiHidden="1" w:unhideWhenUsed="1"/>
-    <w:lsdException w:name="index 4" w:semiHidden="1" w:unhideWhenUsed="1"/>
-    <w:lsdException w:name="index 5" w:semiHidden="1" w:unhideWhenUsed="1"/>
-    <w:lsdException w:name="index 6" w:semiHidden="1" w:unhideWhenUsed="1"/>
-    <w:lsdException w:name="index 7" w:semiHidden="1" w:unhideWhenUsed="1"/>
-    <w:lsdException w:name="index 8" w:semiHidden="1" w:unhideWhenUsed="1"/>
-    <w:lsdException w:name="index 9" w:semiHidden="1" w:unhideWhenUsed="1"/>
-    <w:lsdException w:name="toc 1" w:semiHidden="1" w:uiPriority="39" w:unhideWhenUsed="1"/>
-    <w:lsdException w:name="toc 2" w:semiHidden="1" w:uiPriority="39" w:unhideWhenUsed="1"/>
-    <w:lsdException w:name="toc 3" w:semiHidden="1" w:uiPriority="39" w:unhideWhenUsed="1"/>
-    <w:lsdException w:name="toc 4" w:semiHidden="1" w:uiPriority="39" w:unhideWhenUsed="1"/>
-    <w:lsdException w:name="toc 5" w:semiHidden="1" w:uiPriority="39" w:unhideWhenUsed="1"/>
-    <w:lsdException w:name="toc 6" w:semiHidden="1" w:uiPriority="39" w:unhideWhenUsed="1"/>
-    <w:lsdException w:name="toc 7" w:semiHidden="1" w:uiPriority="39" w:unhideWhenUsed="1"/>
-    <w:lsdException w:name="toc 8" w:semiHidden="1" w:uiPriority="39" w:unhideWhenUsed="1"/>
-    <w:lsdException w:name="toc 9" w:semiHidden="1" w:uiPriority="39" w:unhideWhenUsed="1"/>
-    <w:lsdException w:name="Normal Indent" w:semiHidden="1" w:unhideWhenUsed="1"/>
-    <w:lsdException w:name="footnote text" w:semiHidden="1" w:unhideWhenUsed="1"/>
-    <w:lsdException w:name="annotation text" w:semiHidden="1" w:unhideWhenUsed="1"/>
-    <w:lsdException w:name="header" w:semiHidden="1" w:unhideWhenUsed="1"/>
-    <w:lsdException w:name="footer" w:semiHidden="1" w:unhideWhenUsed="1"/>
-    <w:lsdException w:name="index heading" w:semiHidden="1" w:unhideWhenUsed="1"/>
-    <w:lsdException w:name="caption" w:semiHidden="1" w:uiPriority="35" w:unhideWhenUsed="1" w:qFormat="1"/>
-    <w:lsdException w:name="table of figures" w:semiHidden="1" w:unhideWhenUsed="1"/>
-    <w:lsdException w:name="envelope address" w:semiHidden="1" w:unhideWhenUsed="1"/>
-    <w:lsdException w:name="envelope return" w:semiHidden="1" w:unhideWhenUsed="1"/>
-    <w:lsdException w:name="footnote reference" w:semiHidden="1" w:unhideWhenUsed="1"/>
-    <w:lsdException w:name="annotation reference" w:semiHidden="1" w:unhideWhenUsed="1"/>
-    <w:lsdException w:name="line number" w:semiHidden="1" w:unhideWhenUsed="1"/>
-    <w:lsdException w:name="page number" w:semiHidden="1" w:unhideWhenUsed="1"/>
-    <w:lsdException w:name="endnote reference" w:semiHidden="1" w:unhideWhenUsed="1"/>
-    <w:lsdException w:name="endnote text" w:semiHidden="1" w:unhideWhenUsed="1"/>
-    <w:lsdException w:name="table of authorities" w:semiHidden="1" w:unhideWhenUsed="1"/>
-    <w:lsdException w:name="macro" w:semiHidden="1" w:unhideWhenUsed="1"/>
-    <w:lsdException w:name="toa heading" w:semiHidden="1" w:unhideWhenUsed="1"/>
-    <w:lsdException w:name="List" w:semiHidden="1" w:unhideWhenUsed="1"/>
-    <w:lsdException w:name="List Bullet" w:semiHidden="1" w:unhideWhenUsed="1"/>
-    <w:lsdException w:name="List Number" w:semiHidden="1" w:unhideWhenUsed="1"/>
-    <w:lsdException w:name="List 2" w:semiHidden="1" w:unhideWhenUsed="1"/>
-    <w:lsdException w:name="List 3" w:semiHidden="1" w:unhideWhenUsed="1"/>
-    <w:lsdException w:name="List 4" w:semiHidden="1" w:unhideWhenUsed="1"/>
-    <w:lsdException w:name="List 5" w:semiHidden="1" w:unhideWhenUsed="1"/>
-    <w:lsdException w:name="List Bullet 2" w:semiHidden="1" w:unhideWhenUsed="1"/>
-    <w:lsdException w:name="List Bullet 3" w:semiHidden="1" w:unhideWhenUsed="1"/>
-    <w:lsdException w:name="List Bullet 4" w:semiHidden="1" w:unhideWhenUsed="1"/>
-    <w:lsdException w:name="List Bullet 5" w:semiHidden="1" w:unhideWhenUsed="1"/>
-    <w:lsdException w:name="List Number 2" w:semiHidden="1" w:unhideWhenUsed="1"/>
-    <w:lsdException w:name="List Number 3" w:semiHidden="1" w:unhideWhenUsed="1"/>
-    <w:lsdException w:name="List Number 4" w:semiHidden="1" w:unhideWhenUsed="1"/>
-    <w:lsdException w:name="List Number 5" w:semiHidden="1" w:unhideWhenUsed="1"/>
-    <w:lsdException w:name="Title" w:uiPriority="10" w:qFormat="1"/>
-    <w:lsdException w:name="Closing" w:semiHidden="1" w:unhideWhenUsed="1"/>
-    <w:lsdException w:name="Signature" w:semiHidden="1" w:unhideWhenUsed="1"/>
-    <w:lsdException w:name="Default Paragraph Font" w:semiHidden="1" w:uiPriority="1" w:unhideWhenUsed="1"/>
-    <w:lsdException w:name="Body Text" w:semiHidden="1" w:unhideWhenUsed="1"/>
-    <w:lsdException w:name="Body Text Indent" w:semiHidden="1" w:unhideWhenUsed="1"/>
-    <w:lsdException w:name="List Continue" w:semiHidden="1" w:unhideWhenUsed="1"/>
-    <w:lsdException w:name="List Continue 2" w:semiHidden="1" w:unhideWhenUsed="1"/>
-    <w:lsdException w:name="List Continue 3" w:semiHidden="1" w:unhideWhenUsed="1"/>
-    <w:lsdException w:name="List Continue 4" w:semiHidden="1" w:unhideWhenUsed="1"/>
-    <w:lsdException w:name="List Continue 5" w:semiHidden="1" w:unhideWhenUsed="1"/>
-    <w:lsdException w:name="Message Header" w:semiHidden="1" w:unhideWhenUsed="1"/>
-    <w:lsdException w:name="Subtitle" w:uiPriority="11" w:qFormat="1"/>
-    <w:lsdException w:name="Salutation" w:semiHidden="1" w:unhideWhenUsed="1"/>
-    <w:lsdException w:name="Date" w:semiHidden="1" w:unhideWhenUsed="1"/>
-    <w:lsdException w:name="Body Text First Indent" w:semiHidden="1" w:unhideWhenUsed="1"/>
-    <w:lsdException w:name="Body Text First Indent 2" w:semiHidden="1" w:unhideWhenUsed="1"/>
-    <w:lsdException w:name="Note Heading" w:semiHidden="1" w:unhideWhenUsed="1"/>
-    <w:lsdException w:name="Body Text 2" w:semiHidden="1" w:unhideWhenUsed="1"/>
-    <w:lsdException w:name="Body Text 3" w:semiHidden="1" w:unhideWhenUsed="1"/>
-    <w:lsdException w:name="Body Text Indent 2" w:semiHidden="1" w:unhideWhenUsed="1"/>
-    <w:lsdException w:name="Body Text Indent 3" w:semiHidden="1" w:unhideWhenUsed="1"/>
-    <w:lsdException w:name="Block Text" w:semiHidden="1" w:unhideWhenUsed="1"/>
-    <w:lsdException w:name="Hyperlink" w:semiHidden="1" w:unhideWhenUsed="1"/>
-    <w:lsdException w:name="FollowedHyperlink" w:semiHidden="1" w:unhideWhenUsed="1"/>
-    <w:lsdException w:name="Strong" w:uiPriority="22" w:qFormat="1"/>
-    <w:lsdException w:name="Emphasis" w:uiPriority="20" w:qFormat="1"/>
-    <w:lsdException w:name="Document Map" w:semiHidden="1" w:unhideWhenUsed="1"/>
-    <w:lsdException w:name="Plain Text" w:semiHidden="1" w:unhideWhenUsed="1"/>
-    <w:lsdException w:name="E-mail Signature" w:semiHidden="1" w:unhideWhenUsed="1"/>
-    <w:lsdException w:name="HTML Top of Form" w:semiHidden="1" w:unhideWhenUsed="1"/>
-    <w:lsdException w:name="HTML Bottom of Form" w:semiHidden="1" w:unhideWhenUsed="1"/>
-    <w:lsdException w:name="Normal (Web)" w:semiHidden="1" w:unhideWhenUsed="1"/>
-    <w:lsdException w:name="HTML Acronym" w:semiHidden="1" w:unhideWhenUsed="1"/>
-    <w:lsdException w:name="HTML Address" w:semiHidden="1" w:unhideWhenUsed="1"/>
-    <w:lsdException w:name="HTML Cite" w:semiHidden="1" w:unhideWhenUsed="1"/>
-    <w:lsdException w:name="HTML Code" w:semiHidden="1" w:unhideWhenUsed="1"/>
-    <w:lsdException w:name="HTML Definition" w:semiHidden="1" w:unhideWhenUsed="1"/>
-    <w:lsdException w:name="HTML Keyboard" w:semiHidden="1" w:unhideWhenUsed="1"/>
-    <w:lsdException w:name="HTML Preformatted" w:semiHidden="1" w:unhideWhenUsed="1"/>
-    <w:lsdException w:name="HTML Sample" w:semiHidden="1" w:unhideWhenUsed="1"/>
-    <w:lsdException w:name="HTML Typewriter" w:semiHidden="1" w:unhideWhenUsed="1"/>
-    <w:lsdException w:name="HTML Variable" w:semiHidden="1" w:unhideWhenUsed="1"/>
-    <w:lsdException w:name="annotation subject" w:semiHidden="1" w:unhideWhenUsed="1"/>
-    <w:lsdException w:name="No List" w:semiHidden="1" w:unhideWhenUsed="1"/>
-    <w:lsdException w:name="Outline List 1" w:semiHidden="1" w:unhideWhenUsed="1"/>
-    <w:lsdException w:name="Outline List 2" w:semiHidden="1" w:unhideWhenUsed="1"/>
-    <w:lsdException w:name="Outline List 3" w:semiHidden="1" w:unhideWhenUsed="1"/>
-    <w:lsdException w:name="Table Simple 1" w:semiHidden="1" w:unhideWhenUsed="1"/>
-    <w:lsdException w:name="Table Simple 2" w:semiHidden="1" w:unhideWhenUsed="1"/>
-    <w:lsdException w:name="Table Simple 3" w:semiHidden="1" w:unhideWhenUsed="1"/>
-    <w:lsdException w:name="Table Classic 1" w:semiHidden="1" w:unhideWhenUsed="1"/>
-    <w:lsdException w:name="Table Classic 2" w:semiHidden="1" w:unhideWhenUsed="1"/>
-    <w:lsdException w:name="Table Classic 3" w:semiHidden="1" w:unhideWhenUsed="1"/>
-    <w:lsdException w:name="Table Classic 4" w:semiHidden="1" w:unhideWhenUsed="1"/>
-    <w:lsdException w:name="Table Colorful 1" w:semiHidden="1" w:unhideWhenUsed="1"/>
-    <w:lsdException w:name="Table Colorful 2" w:semiHidden="1" w:unhideWhenUsed="1"/>
-    <w:lsdException w:name="Table Colorful 3" w:semiHidden="1" w:unhideWhenUsed="1"/>
-    <w:lsdException w:name="Table Columns 1" w:semiHidden="1" w:unhideWhenUsed="1"/>
-    <w:lsdException w:name="Table Columns 2" w:semiHidden="1" w:unhideWhenUsed="1"/>
-    <w:lsdException w:name="Table Columns 3" w:semiHidden="1" w:unhideWhenUsed="1"/>
-    <w:lsdException w:name="Table Columns 4" w:semiHidden="1" w:unhideWhenUsed="1"/>
-    <w:lsdException w:name="Table Columns 5" w:semiHidden="1" w:unhideWhenUsed="1"/>
-    <w:lsdException w:name="Table Grid 1" w:semiHidden="1" w:unhideWhenUsed="1"/>
-    <w:lsdException w:name="Table Grid 2" w:semiHidden="1" w:unhideWhenUsed="1"/>
-    <w:lsdException w:name="Table Grid 3" w:semiHidden="1" w:unhideWhenUsed="1"/>
-    <w:lsdException w:name="Table Grid 4" w:semiHidden="1" w:unhideWhenUsed="1"/>
-    <w:lsdException w:name="Table Grid 5" w:semiHidden="1" w:unhideWhenUsed="1"/>
-    <w:lsdException w:name="Table Grid 6" w:semiHidden="1" w:unhideWhenUsed="1"/>
-    <w:lsdException w:name="Table Grid 7" w:semiHidden="1" w:unhideWhenUsed="1"/>
-    <w:lsdException w:name="Table Grid 8" w:semiHidden="1" w:unhideWhenUsed="1"/>
-    <w:lsdException w:name="Table List 1" w:semiHidden="1" w:unhideWhenUsed="1"/>
-    <w:lsdException w:name="Table List 2" w:semiHidden="1" w:unhideWhenUsed="1"/>
-    <w:lsdException w:name="Table List 3" w:semiHidden="1" w:unhideWhenUsed="1"/>
-    <w:lsdException w:name="Table List 4" w:semiHidden="1" w:unhideWhenUsed="1"/>
-    <w:lsdException w:name="Table List 5" w:semiHidden="1" w:unhideWhenUsed="1"/>
-    <w:lsdException w:name="Table List 6" w:semiHidden="1" w:unhideWhenUsed="1"/>
-    <w:lsdException w:name="Table List 7" w:semiHidden="1" w:unhideWhenUsed="1"/>
-    <w:lsdException w:name="Table List 8" w:semiHidden="1" w:unhideWhenUsed="1"/>
-    <w:lsdException w:name="Table 3D effects 1" w:semiHidden="1" w:unhideWhenUsed="1"/>
-    <w:lsdException w:name="Table 3D effects 2" w:semiHidden="1" w:unhideWhenUsed="1"/>
-    <w:lsdException w:name="Table 3D effects 3" w:semiHidden="1" w:unhideWhenUsed="1"/>
-    <w:lsdException w:name="Table Contemporary" w:semiHidden="1" w:unhideWhenUsed="1"/>
-    <w:lsdException w:name="Table Elegant" w:semiHidden="1" w:unhideWhenUsed="1"/>
-    <w:lsdException w:name="Table Professional" w:semiHidden="1" w:unhideWhenUsed="1"/>
-    <w:lsdException w:name="Table Subtle 1" w:semiHidden="1" w:unhideWhenUsed="1"/>
-    <w:lsdException w:name="Table Subtle 2" w:semiHidden="1" w:unhideWhenUsed="1"/>
-    <w:lsdException w:name="Table Web 1" w:semiHidden="1" w:unhideWhenUsed="1"/>
-    <w:lsdException w:name="Table Web 2" w:semiHidden="1" w:unhideWhenUsed="1"/>
-    <w:lsdException w:name="Balloon Text" w:semiHidden="1" w:unhideWhenUsed="1"/>
-    <w:lsdException w:name="Table Grid" w:uiPriority="39"/>
-    <w:lsdException w:name="Placeholder Text" w:semiHidden="1"/>
-    <w:lsdException w:name="No Spacing" w:uiPriority="1" w:qFormat="1"/>
-    <w:lsdException w:name="Light Shading" w:uiPriority="60"/>
-    <w:lsdException w:name="Light List" w:uiPriority="61"/>
-    <w:lsdException w:name="Light Grid" w:uiPriority="62"/>
-    <w:lsdException w:name="Medium Shading 1" w:uiPriority="63"/>
-    <w:lsdException w:name="Medium Shading 2" w:uiPriority="64"/>
-    <w:lsdException w:name="Medium List 1" w:uiPriority="65"/>
-    <w:lsdException w:name="Medium List 2" w:uiPriority="66"/>
-    <w:lsdException w:name="Medium Grid 1" w:uiPriority="67"/>
-    <w:lsdException w:name="Medium Grid 2" w:uiPriority="68"/>
-    <w:lsdException w:name="Medium Grid 3" w:uiPriority="69"/>
-    <w:lsdException w:name="Dark List" w:uiPriority="70"/>
-    <w:lsdException w:name="Colorful Shading" w:uiPriority="71"/>
-    <w:lsdException w:name="Colorful List" w:uiPriority="72"/>
-    <w:lsdException w:name="Colorful Grid" w:uiPriority="73"/>
-    <w:lsdException w:name="Light Shading Accent 1" w:uiPriority="60"/>
-    <w:lsdException w:name="Light List Accent 1" w:uiPriority="61"/>
-    <w:lsdException w:name="Light Grid Accent 1" w:uiPriority="62"/>
-    <w:lsdException w:name="Medium Shading 1 Accent 1" w:uiPriority="63"/>
-    <w:lsdException w:name="Medium Shading 2 Accent 1" w:uiPriority="64"/>
-    <w:lsdException w:name="Medium List 1 Accent 1" w:uiPriority="65"/>
-    <w:lsdException w:name="Revision" w:semiHidden="1"/>
-    <w:lsdException w:name="List Paragraph" w:uiPriority="34" w:qFormat="1"/>
-    <w:lsdException w:name="Quote" w:uiPriority="29" w:qFormat="1"/>
-    <w:lsdException w:name="Intense Quote" w:uiPriority="30" w:qFormat="1"/>
-    <w:lsdException w:name="Medium List 2 Accent 1" w:uiPriority="66"/>
-    <w:lsdException w:name="Medium Grid 1 Accent 1" w:uiPriority="67"/>
-    <w:lsdException w:name="Medium Grid 2 Accent 1" w:uiPriority="68"/>
-    <w:lsdException w:name="Medium Grid 3 Accent 1" w:uiPriority="69"/>
-    <w:lsdException w:name="Dark List Accent 1" w:uiPriority="70"/>
-    <w:lsdException w:name="Colorful Shading Accent 1" w:uiPriority="71"/>
-    <w:lsdException w:name="Colorful List Accent 1" w:uiPriority="72"/>
-    <w:lsdException w:name="Colorful Grid Accent 1" w:uiPriority="73"/>
-    <w:lsdException w:name="Light Shading Accent 2" w:uiPriority="60"/>
-    <w:lsdException w:name="Light List Accent 2" w:uiPriority="61"/>
-    <w:lsdException w:name="Light Grid Accent 2" w:uiPriority="62"/>
-    <w:lsdException w:name="Medium Shading 1 Accent 2" w:uiPriority="63"/>
-    <w:lsdException w:name="Medium Shading 2 Accent 2" w:uiPriority="64"/>
-    <w:lsdException w:name="Medium List 1 Accent 2" w:uiPriority="65"/>
-    <w:lsdException w:name="Medium List 2 Accent 2" w:uiPriority="66"/>
-    <w:lsdException w:name="Medium Grid 1 Accent 2" w:uiPriority="67"/>
-    <w:lsdException w:name="Medium Grid 2 Accent 2" w:uiPriority="68"/>
-    <w:lsdException w:name="Medium Grid 3 Accent 2" w:uiPriority="69"/>
-    <w:lsdException w:name="Dark List Accent 2" w:uiPriority="70"/>
-    <w:lsdException w:name="Colorful Shading Accent 2" w:uiPriority="71"/>
-    <w:lsdException w:name="Colorful List Accent 2" w:uiPriority="72"/>
-    <w:lsdException w:name="Colorful Grid Accent 2" w:uiPriority="73"/>
-    <w:lsdException w:name="Light Shading Accent 3" w:uiPriority="60"/>
-    <w:lsdException w:name="Light List Accent 3" w:uiPriority="61"/>
-    <w:lsdException w:name="Light Grid Accent 3" w:uiPriority="62"/>
-    <w:lsdException w:name="Medium Shading 1 Accent 3" w:uiPriority="63"/>
-    <w:lsdException w:name="Medium Shading 2 Accent 3" w:uiPriority="64"/>
-    <w:lsdException w:name="Medium List 1 Accent 3" w:uiPriority="65"/>
-    <w:lsdException w:name="Medium List 2 Accent 3" w:uiPriority="66"/>
-    <w:lsdException w:name="Medium Grid 1 Accent 3" w:uiPriority="67"/>
-    <w:lsdException w:name="Medium Grid 2 Accent 3" w:uiPriority="68"/>
-    <w:lsdException w:name="Medium Grid 3 Accent 3" w:uiPriority="69"/>
-    <w:lsdException w:name="Dark List Accent 3" w:uiPriority="70"/>
-    <w:lsdException w:name="Colorful Shading Accent 3" w:uiPriority="71"/>
-    <w:lsdException w:name="Colorful List Accent 3" w:uiPriority="72"/>
-    <w:lsdException w:name="Colorful Grid Accent 3" w:uiPriority="73"/>
-    <w:lsdException w:name="Light Shading Accent 4" w:uiPriority="60"/>
-    <w:lsdException w:name="Light List Accent 4" w:uiPriority="61"/>
-    <w:lsdException w:name="Light Grid Accent 4" w:uiPriority="62"/>
-    <w:lsdException w:name="Medium Shading 1 Accent 4" w:uiPriority="63"/>
-    <w:lsdException w:name="Medium Shading 2 Accent 4" w:uiPriority="64"/>
-    <w:lsdException w:name="Medium List 1 Accent 4" w:uiPriority="65"/>
-    <w:lsdException w:name="Medium List 2 Accent 4" w:uiPriority="66"/>
-    <w:lsdException w:name="Medium Grid 1 Accent 4" w:uiPriority="67"/>
-    <w:lsdException w:name="Medium Grid 2 Accent 4" w:uiPriority="68"/>
-    <w:lsdException w:name="Medium Grid 3 Accent 4" w:uiPriority="69"/>
-    <w:lsdException w:name="Dark List Accent 4" w:uiPriority="70"/>
-    <w:lsdException w:name="Colorful Shading Accent 4" w:uiPriority="71"/>
-    <w:lsdException w:name="Colorful List Accent 4" w:uiPriority="72"/>
-    <w:lsdException w:name="Colorful Grid Accent 4" w:uiPriority="73"/>
-    <w:lsdException w:name="Light Shading Accent 5" w:uiPriority="60"/>
-    <w:lsdException w:name="Light List Accent 5" w:uiPriority="61"/>
-    <w:lsdException w:name="Light Grid Accent 5" w:uiPriority="62"/>
-    <w:lsdException w:name="Medium Shading 1 Accent 5" w:uiPriority="63"/>
-    <w:lsdException w:name="Medium Shading 2 Accent 5" w:uiPriority="64"/>
-    <w:lsdException w:name="Medium List 1 Accent 5" w:uiPriority="65"/>
-    <w:lsdException w:name="Medium List 2 Accent 5" w:uiPriority="66"/>
-    <w:lsdException w:name="Medium Grid 1 Accent 5" w:uiPriority="67"/>
-    <w:lsdException w:name="Medium Grid 2 Accent 5" w:uiPriority="68"/>
-    <w:lsdException w:name="Medium Grid 3 Accent 5" w:uiPriority="69"/>
-    <w:lsdException w:name="Dark List Accent 5" w:uiPriority="70"/>
-    <w:lsdException w:name="Colorful Shading Accent 5" w:uiPriority="71"/>
-    <w:lsdException w:name="Colorful List Accent 5" w:uiPriority="72"/>
-    <w:lsdException w:name="Colorful Grid Accent 5" w:uiPriority="73"/>
-    <w:lsdException w:name="Light Shading Accent 6" w:uiPriority="60"/>
-    <w:lsdException w:name="Light List Accent 6" w:uiPriority="61"/>
-    <w:lsdException w:name="Light Grid Accent 6" w:uiPriority="62"/>
-    <w:lsdException w:name="Medium Shading 1 Accent 6" w:uiPriority="63"/>
-    <w:lsdException w:name="Medium Shading 2 Accent 6" w:uiPriority="64"/>
-    <w:lsdException w:name="Medium List 1 Accent 6" w:uiPriority="65"/>
-    <w:lsdException w:name="Medium List 2 Accent 6" w:uiPriority="66"/>
-    <w:lsdException w:name="Medium Grid 1 Accent 6" w:uiPriority="67"/>
-    <w:lsdException w:name="Medium Grid 2 Accent 6" w:uiPriority="68"/>
-    <w:lsdException w:name="Medium Grid 3 Accent 6" w:uiPriority="69"/>
-    <w:lsdException w:name="Dark List Accent 6" w:uiPriority="70"/>
-    <w:lsdException w:name="Colorful Shading Accent 6" w:uiPriority="71"/>
-    <w:lsdException w:name="Colorful List Accent 6" w:uiPriority="72"/>
-    <w:lsdException w:name="Colorful Grid Accent 6" w:uiPriority="73"/>
-    <w:lsdException w:name="Subtle Emphasis" w:uiPriority="19" w:qFormat="1"/>
-    <w:lsdException w:name="Intense Emphasis" w:uiPriority="21" w:qFormat="1"/>
-    <w:lsdException w:name="Subtle Reference" w:uiPriority="31" w:qFormat="1"/>
-    <w:lsdException w:name="Intense Reference" w:uiPriority="32" w:qFormat="1"/>
-    <w:lsdException w:name="Book Title" w:uiPriority="33" w:qFormat="1"/>
-    <w:lsdException w:name="Bibliography" w:semiHidden="1" w:uiPriority="37" w:unhideWhenUsed="1"/>
-    <w:lsdException w:name="TOC Heading" w:semiHidden="1" w:uiPriority="39" w:unhideWhenUsed="1" w:qFormat="1"/>
-    <w:lsdException w:name="Plain Table 1" w:uiPriority="41"/>
-    <w:lsdException w:name="Plain Table 2" w:uiPriority="42"/>
-    <w:lsdException w:name="Plain Table 3" w:uiPriority="43"/>
-    <w:lsdException w:name="Plain Table 4" w:uiPriority="44"/>
-    <w:lsdException w:name="Plain Table 5" w:uiPriority="45"/>
-    <w:lsdException w:name="Grid Table Light" w:uiPriority="40"/>
-    <w:lsdException w:name="Grid Table 1 Light" w:uiPriority="46"/>
-    <w:lsdException w:name="Grid Table 2" w:uiPriority="47"/>
-    <w:lsdException w:name="Grid Table 3" w:uiPriority="48"/>
-    <w:lsdException w:name="Grid Table 4" w:uiPriority="49"/>
-    <w:lsdException w:name="Grid Table 5 Dark" w:uiPriority="50"/>
-    <w:lsdException w:name="Grid Table 6 Colorful" w:uiPriority="51"/>
-    <w:lsdException w:name="Grid Table 7 Colorful" w:uiPriority="52"/>
-    <w:lsdException w:name="Grid Table 1 Light Accent 1" w:uiPriority="46"/>
-    <w:lsdException w:name="Grid Table 2 Accent 1" w:uiPriority="47"/>
-    <w:lsdException w:name="Grid Table 3 Accent 1" w:uiPriority="48"/>
-    <w:lsdException w:name="Grid Table 4 Accent 1" w:uiPriority="49"/>
-    <w:lsdException w:name="Grid Table 5 Dark Accent 1" w:uiPriority="50"/>
-    <w:lsdException w:name="Grid Table 6 Colorful Accent 1" w:uiPriority="51"/>
-    <w:lsdException w:name="Grid Table 7 Colorful Accent 1" w:uiPriority="52"/>
-    <w:lsdException w:name="Grid Table 1 Light Accent 2" w:uiPriority="46"/>
-    <w:lsdException w:name="Grid Table 2 Accent 2" w:uiPriority="47"/>
-    <w:lsdException w:name="Grid Table 3 Accent 2" w:uiPriority="48"/>
-    <w:lsdException w:name="Grid Table 4 Accent 2" w:uiPriority="49"/>
-    <w:lsdException w:name="Grid Table 5 Dark Accent 2" w:uiPriority="50"/>
-    <w:lsdException w:name="Grid Table 6 Colorful Accent 2" w:uiPriority="51"/>
-    <w:lsdException w:name="Grid Table 7 Colorful Accent 2" w:uiPriority="52"/>
-    <w:lsdException w:name="Grid Table 1 Light Accent 3" w:uiPriority="46"/>
-    <w:lsdException w:name="Grid Table 2 Accent 3" w:uiPriority="47"/>
-    <w:lsdException w:name="Grid Table 3 Accent 3" w:uiPriority="48"/>
-    <w:lsdException w:name="Grid Table 4 Accent 3" w:uiPriority="49"/>
-    <w:lsdException w:name="Grid Table 5 Dark Accent 3" w:uiPriority="50"/>
-    <w:lsdException w:name="Grid Table 6 Colorful Accent 3" w:uiPriority="51"/>
-    <w:lsdException w:name="Grid Table 7 Colorful Accent 3" w:uiPriority="52"/>
-    <w:lsdException w:name="Grid Table 1 Light Accent 4" w:uiPriority="46"/>
-    <w:lsdException w:name="Grid Table 2 Accent 4" w:uiPriority="47"/>
-    <w:lsdException w:name="Grid Table 3 Accent 4" w:uiPriority="48"/>
-    <w:lsdException w:name="Grid Table 4 Accent 4" w:uiPriority="49"/>
-    <w:lsdException w:name="Grid Table 5 Dark Accent 4" w:uiPriority="50"/>
-    <w:lsdException w:name="Grid Table 6 Colorful Accent 4" w:uiPriority="51"/>
-    <w:lsdException w:name="Grid Table 7 Colorful Accent 4" w:uiPriority="52"/>
-    <w:lsdException w:name="Grid Table 1 Light Accent 5" w:uiPriority="46"/>
-    <w:lsdException w:name="Grid Table 2 Accent 5" w:uiPriority="47"/>
-    <w:lsdException w:name="Grid Table 3 Accent 5" w:uiPriority="48"/>
-    <w:lsdException w:name="Grid Table 4 Accent 5" w:uiPriority="49"/>
-    <w:lsdException w:name="Grid Table 5 Dark Accent 5" w:uiPriority="50"/>
-    <w:lsdException w:name="Grid Table 6 Colorful Accent 5" w:uiPriority="51"/>
-    <w:lsdException w:name="Grid Table 7 Colorful Accent 5" w:uiPriority="52"/>
-    <w:lsdException w:name="Grid Table 1 Light Accent 6" w:uiPriority="46"/>
-    <w:lsdException w:name="Grid Table 2 Accent 6" w:uiPriority="47"/>
-    <w:lsdException w:name="Grid Table 3 Accent 6" w:uiPriority="48"/>
-    <w:lsdException w:name="Grid Table 4 Accent 6" w:uiPriority="49"/>
-    <w:lsdException w:name="Grid Table 5 Dark Accent 6" w:uiPriority="50"/>
-    <w:lsdException w:name="Grid Table 6 Colorful Accent 6" w:uiPriority="51"/>
-    <w:lsdException w:name="Grid Table 7 Colorful Accent 6" w:uiPriority="52"/>
-    <w:lsdException w:name="List Table 1 Light" w:uiPriority="46"/>
-    <w:lsdException w:name="List Table 2" w:uiPriority="47"/>
-    <w:lsdException w:name="List Table 3" w:uiPriority="48"/>
-    <w:lsdException w:name="List Table 4" w:uiPriority="49"/>
-    <w:lsdException w:name="List Table 5 Dark" w:uiPriority="50"/>
-    <w:lsdException w:name="List Table 6 Colorful" w:uiPriority="51"/>
-    <w:lsdException w:name="List Table 7 Colorful" w:uiPriority="52"/>
-    <w:lsdException w:name="List Table 1 Light Accent 1" w:uiPriority="46"/>
-    <w:lsdException w:name="List Table 2 Accent 1" w:uiPriority="47"/>
-    <w:lsdException w:name="List Table 3 Accent 1" w:uiPriority="48"/>
-    <w:lsdException w:name="List Table 4 Accent 1" w:uiPriority="49"/>
-    <w:lsdException w:name="List Table 5 Dark Accent 1" w:uiPriority="50"/>
-    <w:lsdException w:name="List Table 6 Colorful Accent 1" w:uiPriority="51"/>
-    <w:lsdException w:name="List Table 7 Colorful Accent 1" w:uiPriority="52"/>
-    <w:lsdException w:name="List Table 1 Light Accent 2" w:uiPriority="46"/>
-    <w:lsdException w:name="List Table 2 Accent 2" w:uiPriority="47"/>
-    <w:lsdException w:name="List Table 3 Accent 2" w:uiPriority="48"/>
-    <w:lsdException w:name="List Table 4 Accent 2" w:uiPriority="49"/>
-    <w:lsdException w:name="List Table 5 Dark Accent 2" w:uiPriority="50"/>
-    <w:lsdException w:name="List Table 6 Colorful Accent 2" w:uiPriority="51"/>
-    <w:lsdException w:name="List Table 7 Colorful Accent 2" w:uiPriority="52"/>
-    <w:lsdException w:name="List Table 1 Light Accent 3" w:uiPriority="46"/>
-    <w:lsdException w:name="List Table 2 Accent 3" w:uiPriority="47"/>
-    <w:lsdException w:name="List Table 3 Accent 3" w:uiPriority="48"/>
-    <w:lsdException w:name="List Table 4 Accent 3" w:uiPriority="49"/>
-    <w:lsdException w:name="List Table 5 Dark Accent 3" w:uiPriority="50"/>
-    <w:lsdException w:name="List Table 6 Colorful Accent 3" w:uiPriority="51"/>
-    <w:lsdException w:name="List Table 7 Colorful Accent 3" w:uiPriority="52"/>
-    <w:lsdException w:name="List Table 1 Light Accent 4" w:uiPriority="46"/>
-    <w:lsdException w:name="List Table 2 Accent 4" w:uiPriority="47"/>
-    <w:lsdException w:name="List Table 3 Accent 4" w:uiPriority="48"/>
-    <w:lsdException w:name="List Table 4 Accent 4" w:uiPriority="49"/>
-    <w:lsdException w:name="List Table 5 Dark Accent 4" w:uiPriority="50"/>
-    <w:lsdException w:name="List Table 6 Colorful Accent 4" w:uiPriority="51"/>
-    <w:lsdException w:name="List Table 7 Colorful Accent 4" w:uiPriority="52"/>
-    <w:lsdException w:name="List Table 1 Light Accent 5" w:uiPriority="46"/>
-    <w:lsdException w:name="List Table 2 Accent 5" w:uiPriority="47"/>
-    <w:lsdException w:name="List Table 3 Accent 5" w:uiPriority="48"/>
-    <w:lsdException w:name="List Table 4 Accent 5" w:uiPriority="49"/>
-    <w:lsdException w:name="List Table 5 Dark Accent 5" w:uiPriority="50"/>
-    <w:lsdException w:name="List Table 6 Colorful Accent 5" w:uiPriority="51"/>
-    <w:lsdException w:name="List Table 7 Colorful Accent 5" w:uiPriority="52"/>
-    <w:lsdException w:name="List Table 1 Light Accent 6" w:uiPriority="46"/>
-    <w:lsdException w:name="List Table 2 Accent 6" w:uiPriority="47"/>
-    <w:lsdException w:name="List Table 3 Accent 6" w:uiPriority="48"/>
-    <w:lsdException w:name="List Table 4 Accent 6" w:uiPriority="49"/>
-    <w:lsdException w:name="List Table 5 Dark Accent 6" w:uiPriority="50"/>
-    <w:lsdException w:name="List Table 6 Colorful Accent 6" w:uiPriority="51"/>
-    <w:lsdException w:name="List Table 7 Colorful Accent 6" w:uiPriority="52"/>
-    <w:lsdException w:name="Mention" w:semiHidden="1" w:unhideWhenUsed="1"/>
-    <w:lsdException w:name="Smart Hyperlink" w:semiHidden="1" w:unhideWhenUsed="1"/>
-    <w:lsdException w:name="Hashtag" w:semiHidden="1" w:unhideWhenUsed="1"/>
-    <w:lsdException w:name="Unresolved Mention" w:semiHidden="1" w:unhideWhenUsed="1"/>
-    <w:lsdException w:name="Smart Link" w:semiHidden="1" w:unhideWhenUsed="1"/>
-  </w:latentStyles>
-  <w:style w:type="paragraph" w:default="1" w:styleId="Normal">
-    <w:name w:val="Normal"/>
-    <w:qFormat/>
-    <w:rsid w:val="004B2627"/>
-    <w:rPr>
-      <w:rFonts w:cs="Times New Roman"/>
-      <w:sz w:val="3276"/>
-      <w:szCs w:val="3276"/>
-    </w:rPr>
-  </w:style>
-  <w:style w:type="character" w:default="1" w:styleId="DefaultParagraphFont">
-    <w:name w:val="Default Paragraph Font"/>
-    <w:uiPriority w:val="1"/>
-    <w:semiHidden/>
-    <w:unhideWhenUsed/>
-  </w:style>
-  <w:style w:type="table" w:default="1" w:styleId="TableNormal">
-    <w:name w:val="Normal Table"/>
-    <w:uiPriority w:val="99"/>
-    <w:semiHidden/>
-    <w:unhideWhenUsed/>
-    <w:tblPr>
-      <w:tblInd w:w="0" w:type="dxa"/>
-      <w:tblCellMar>
-        <w:top w:w="0" w:type="dxa"/>
-        <w:left w:w="108" w:type="dxa"/>
-        <w:bottom w:w="0" w:type="dxa"/>
-        <w:right w:w="108" w:type="dxa"/>
-      </w:tblCellMar>
-    </w:tblPr>
-  </w:style>
-  <w:style w:type="numbering" w:default="1" w:styleId="NoList">
-    <w:name w:val="No List"/>
-    <w:uiPriority w:val="99"/>
-    <w:semiHidden/>
-    <w:unhideWhenUsed/>
-  </w:style>
-  <w:style w:type="character" w:styleId="PlaceholderText">
-    <w:name w:val="Placeholder Text"/>
-    <w:basedOn w:val="DefaultParagraphFont"/>
-    <w:uiPriority w:val="99"/>
-    <w:semiHidden/>
-    <w:rsid w:val="001D069E"/>
-    <w:rPr>
-      <w:color w:val="808080"/>
-    </w:rPr>
-  </w:style>
-  <w:style w:type="paragraph" w:customStyle="1" w:styleId="B7BF2E23F3D14E5FA3B70A3302A1183F">
-    <w:name w:val="B7BF2E23F3D14E5FA3B70A3302A1183F"/>
-    <w:rsid w:val="004B2627"/>
-  </w:style>
-  <w:style w:type="paragraph" w:customStyle="1" w:styleId="284011A886724985A1BD7F3329FEDD58">
-    <w:name w:val="284011A886724985A1BD7F3329FEDD58"/>
-    <w:rsid w:val="004B2627"/>
-  </w:style>
-  <w:style w:type="paragraph" w:customStyle="1" w:styleId="CE0A22340EB2492686844306ADDB8026">
-    <w:name w:val="CE0A22340EB2492686844306ADDB8026"/>
-    <w:rsid w:val="004B2627"/>
-  </w:style>
-  <w:style w:type="paragraph" w:customStyle="1" w:styleId="C7A258B6F2B64CCC9CA01247EB2A496C">
-    <w:name w:val="C7A258B6F2B64CCC9CA01247EB2A496C"/>
-    <w:rsid w:val="004B2627"/>
-  </w:style>
-  <w:style w:type="paragraph" w:customStyle="1" w:styleId="F80C4910E2F54F69B537B37167A017F3">
-    <w:name w:val="F80C4910E2F54F69B537B37167A017F3"/>
-    <w:rsid w:val="004B2627"/>
-  </w:style>
-  <w:style w:type="paragraph" w:customStyle="1" w:styleId="1D88011D71A44205A08CF8EE7AA67C36">
-    <w:name w:val="1D88011D71A44205A08CF8EE7AA67C36"/>
-    <w:rsid w:val="004B2627"/>
-  </w:style>
-  <w:style w:type="paragraph" w:customStyle="1" w:styleId="B35B54DED99341F58F5D1B77D6C14672">
-    <w:name w:val="B35B54DED99341F58F5D1B77D6C14672"/>
-    <w:rsid w:val="004B2627"/>
-  </w:style>
-  <w:style w:type="paragraph" w:customStyle="1" w:styleId="F9744DAAAD824DED8BCBE9C92C8E0651">
-    <w:name w:val="F9744DAAAD824DED8BCBE9C92C8E0651"/>
-    <w:rsid w:val="004B2627"/>
-  </w:style>
-  <w:style w:type="paragraph" w:customStyle="1" w:styleId="AC0480EF0B534F33A5029B2F7BEC7CB4">
-    <w:name w:val="AC0480EF0B534F33A5029B2F7BEC7CB4"/>
-    <w:rsid w:val="004B2627"/>
-  </w:style>
-  <w:style w:type="paragraph" w:customStyle="1" w:styleId="F0D507AC1BD24013AEF5D1B6AF59799A">
-    <w:name w:val="F0D507AC1BD24013AEF5D1B6AF59799A"/>
-    <w:rsid w:val="004B2627"/>
-  </w:style>
-  <w:style w:type="paragraph" w:customStyle="1" w:styleId="459167803C7F481DB41C59CC8D1F0F79">
-    <w:name w:val="459167803C7F481DB41C59CC8D1F0F79"/>
-    <w:rsid w:val="004B2627"/>
-  </w:style>
-  <w:style w:type="paragraph" w:customStyle="1" w:styleId="5E94AA9E15AC4CAC986AFF4F30A34062">
-    <w:name w:val="5E94AA9E15AC4CAC986AFF4F30A34062"/>
-    <w:rsid w:val="004B2627"/>
-  </w:style>
-  <w:style w:type="paragraph" w:customStyle="1" w:styleId="4A9A6A3CBBCA4F10AD06E93DD9A4CFA9">
-    <w:name w:val="4A9A6A3CBBCA4F10AD06E93DD9A4CFA9"/>
-    <w:rsid w:val="004B2627"/>
-  </w:style>
-  <w:style w:type="paragraph" w:customStyle="1" w:styleId="F16787540D6C4E3087AFB5220FBD6C9A">
-    <w:name w:val="F16787540D6C4E3087AFB5220FBD6C9A"/>
-    <w:rsid w:val="004B2627"/>
-  </w:style>
-  <w:style w:type="paragraph" w:customStyle="1" w:styleId="44AEBD1503A64B74898E38E1B78EFA9D">
-    <w:name w:val="44AEBD1503A64B74898E38E1B78EFA9D"/>
-    <w:rsid w:val="004B2627"/>
-  </w:style>
-  <w:style w:type="paragraph" w:customStyle="1" w:styleId="66EC026A95B0455C93F222FAD18EE09F">
-    <w:name w:val="66EC026A95B0455C93F222FAD18EE09F"/>
-    <w:rsid w:val="004B2627"/>
-  </w:style>
-  <w:style w:type="paragraph" w:customStyle="1" w:styleId="750B5390DCE042B78B35FAAF7B02A114">
-    <w:name w:val="750B5390DCE042B78B35FAAF7B02A114"/>
-    <w:rsid w:val="004B2627"/>
-  </w:style>
-  <w:style w:type="paragraph" w:customStyle="1" w:styleId="7C251837546E4DA0BDFBD76588AB77F2">
-    <w:name w:val="7C251837546E4DA0BDFBD76588AB77F2"/>
-    <w:rsid w:val="004B2627"/>
-  </w:style>
-  <w:style w:type="paragraph" w:customStyle="1" w:styleId="C6C3E679274C4F928D9324FF87954B81">
-    <w:name w:val="C6C3E679274C4F928D9324FF87954B81"/>
-    <w:rsid w:val="004B2627"/>
-  </w:style>
-  <w:style w:type="paragraph" w:customStyle="1" w:styleId="0F6FFAF1564048668227BB04A1BDB4AE">
-    <w:name w:val="0F6FFAF1564048668227BB04A1BDB4AE"/>
-    <w:rsid w:val="004B2627"/>
-  </w:style>
-  <w:style w:type="paragraph" w:customStyle="1" w:styleId="0C3F8CE620F2498687F02CB72FE0D882">
-    <w:name w:val="0C3F8CE620F2498687F02CB72FE0D882"/>
-    <w:rsid w:val="004B2627"/>
-  </w:style>
-  <w:style w:type="paragraph" w:customStyle="1" w:styleId="E95743F0DD0A41BFAB4FCC326328D617">
-    <w:name w:val="E95743F0DD0A41BFAB4FCC326328D617"/>
-    <w:rsid w:val="004B2627"/>
-  </w:style>
-  <w:style w:type="paragraph" w:customStyle="1" w:styleId="F0D507AC1BD24013AEF5D1B6AF59799A1">
-    <w:name w:val="F0D507AC1BD24013AEF5D1B6AF59799A1"/>
-    <w:rsid w:val="001107D2"/>
-    <w:rPr>
-      <w:lang w:eastAsia="ja-JP"/>
-    </w:rPr>
-  </w:style>
-  <w:style w:type="paragraph" w:customStyle="1" w:styleId="F16787540D6C4E3087AFB5220FBD6C9A1">
-    <w:name w:val="F16787540D6C4E3087AFB5220FBD6C9A1"/>
-    <w:rsid w:val="001107D2"/>
-    <w:rPr>
-      <w:lang w:eastAsia="ja-JP"/>
-    </w:rPr>
-  </w:style>
-  <w:style w:type="paragraph" w:customStyle="1" w:styleId="5E94AA9E15AC4CAC986AFF4F30A340621">
-    <w:name w:val="5E94AA9E15AC4CAC986AFF4F30A340621"/>
-    <w:rsid w:val="001107D2"/>
-    <w:rPr>
-      <w:lang w:eastAsia="ja-JP"/>
-    </w:rPr>
-  </w:style>
-  <w:style w:type="paragraph" w:customStyle="1" w:styleId="7C251837546E4DA0BDFBD76588AB77F21">
-    <w:name w:val="7C251837546E4DA0BDFBD76588AB77F21"/>
-    <w:rsid w:val="001107D2"/>
-    <w:rPr>
-      <w:lang w:eastAsia="ja-JP"/>
-    </w:rPr>
-  </w:style>
-  <w:style w:type="paragraph" w:customStyle="1" w:styleId="66EC026A95B0455C93F222FAD18EE09F1">
-    <w:name w:val="66EC026A95B0455C93F222FAD18EE09F1"/>
-    <w:rsid w:val="001107D2"/>
-    <w:rPr>
-      <w:lang w:eastAsia="ja-JP"/>
-    </w:rPr>
-  </w:style>
-  <w:style w:type="paragraph" w:customStyle="1" w:styleId="0F6FFAF1564048668227BB04A1BDB4AE1">
-    <w:name w:val="0F6FFAF1564048668227BB04A1BDB4AE1"/>
-    <w:rsid w:val="001107D2"/>
-    <w:rPr>
-      <w:lang w:eastAsia="ja-JP"/>
-    </w:rPr>
-  </w:style>
-  <w:style w:type="paragraph" w:customStyle="1" w:styleId="E95743F0DD0A41BFAB4FCC326328D6171">
-    <w:name w:val="E95743F0DD0A41BFAB4FCC326328D6171"/>
-    <w:rsid w:val="001107D2"/>
-    <w:rPr>
-      <w:lang w:eastAsia="ja-JP"/>
-    </w:rPr>
-  </w:style>
-  <w:style w:type="paragraph" w:customStyle="1" w:styleId="F16787540D6C4E3087AFB5220FBD6C9A2">
-    <w:name w:val="F16787540D6C4E3087AFB5220FBD6C9A2"/>
-    <w:rsid w:val="001107D2"/>
-    <w:rPr>
-      <w:lang w:eastAsia="ja-JP"/>
-    </w:rPr>
-  </w:style>
-  <w:style w:type="paragraph" w:customStyle="1" w:styleId="5E94AA9E15AC4CAC986AFF4F30A340622">
-    <w:name w:val="5E94AA9E15AC4CAC986AFF4F30A340622"/>
-    <w:rsid w:val="001107D2"/>
-    <w:rPr>
-      <w:lang w:eastAsia="ja-JP"/>
-    </w:rPr>
-  </w:style>
-  <w:style w:type="paragraph" w:customStyle="1" w:styleId="7C251837546E4DA0BDFBD76588AB77F22">
-    <w:name w:val="7C251837546E4DA0BDFBD76588AB77F22"/>
-    <w:rsid w:val="001107D2"/>
-    <w:rPr>
-      <w:lang w:eastAsia="ja-JP"/>
-    </w:rPr>
-  </w:style>
-  <w:style w:type="paragraph" w:customStyle="1" w:styleId="66EC026A95B0455C93F222FAD18EE09F2">
-    <w:name w:val="66EC026A95B0455C93F222FAD18EE09F2"/>
-    <w:rsid w:val="001107D2"/>
-    <w:rPr>
-      <w:lang w:eastAsia="ja-JP"/>
-    </w:rPr>
-  </w:style>
-  <w:style w:type="paragraph" w:customStyle="1" w:styleId="0F6FFAF1564048668227BB04A1BDB4AE2">
-    <w:name w:val="0F6FFAF1564048668227BB04A1BDB4AE2"/>
-    <w:rsid w:val="001107D2"/>
-    <w:rPr>
-      <w:lang w:eastAsia="ja-JP"/>
-    </w:rPr>
-  </w:style>
-  <w:style w:type="paragraph" w:customStyle="1" w:styleId="E95743F0DD0A41BFAB4FCC326328D6172">
-    <w:name w:val="E95743F0DD0A41BFAB4FCC326328D6172"/>
-    <w:rsid w:val="001107D2"/>
-    <w:rPr>
-      <w:lang w:eastAsia="ja-JP"/>
-    </w:rPr>
-  </w:style>
-  <w:style w:type="paragraph" w:customStyle="1" w:styleId="9B0C33C1EF7340748DF9361205ED4D75">
-    <w:name w:val="9B0C33C1EF7340748DF9361205ED4D75"/>
-    <w:rsid w:val="001107D2"/>
-  </w:style>
-  <w:style w:type="paragraph" w:customStyle="1" w:styleId="BA49FA593623491F8132BDEC2E173127">
-    <w:name w:val="BA49FA593623491F8132BDEC2E173127"/>
-    <w:rsid w:val="001107D2"/>
-  </w:style>
-  <w:style w:type="paragraph" w:customStyle="1" w:styleId="3606936CEA344EA2830A4B34B478C5A8">
-    <w:name w:val="3606936CEA344EA2830A4B34B478C5A8"/>
-    <w:rsid w:val="001107D2"/>
-  </w:style>
-  <w:style w:type="paragraph" w:customStyle="1" w:styleId="A64838D55ABA4319AB7EC2D10833283C">
-    <w:name w:val="A64838D55ABA4319AB7EC2D10833283C"/>
-    <w:rsid w:val="001107D2"/>
-  </w:style>
-  <w:style w:type="paragraph" w:customStyle="1" w:styleId="CD52B61B68754B4585159F8C7C1B9A38">
-    <w:name w:val="CD52B61B68754B4585159F8C7C1B9A38"/>
-    <w:rsid w:val="001107D2"/>
-  </w:style>
-  <w:style w:type="paragraph" w:customStyle="1" w:styleId="8B37E2C32AE440AB9A8DBD3C88F802DB">
-    <w:name w:val="8B37E2C32AE440AB9A8DBD3C88F802DB"/>
-    <w:rsid w:val="001107D2"/>
-  </w:style>
-  <w:style w:type="paragraph" w:customStyle="1" w:styleId="85D13280AF8844BC93A1BE1D86338CB3">
-    <w:name w:val="85D13280AF8844BC93A1BE1D86338CB3"/>
-    <w:rsid w:val="001107D2"/>
-  </w:style>
-  <w:style w:type="paragraph" w:customStyle="1" w:styleId="21E85F476C614E5581B2891D625B5620">
-    <w:name w:val="21E85F476C614E5581B2891D625B5620"/>
-    <w:rsid w:val="001107D2"/>
-  </w:style>
-  <w:style w:type="paragraph" w:customStyle="1" w:styleId="4956297F68244373A324665ECC557B6A">
-    <w:name w:val="4956297F68244373A324665ECC557B6A"/>
-    <w:rsid w:val="001107D2"/>
-  </w:style>
-  <w:style w:type="paragraph" w:customStyle="1" w:styleId="2DD7DB7AD60748AF862866A7375FA659">
-    <w:name w:val="2DD7DB7AD60748AF862866A7375FA659"/>
-    <w:rsid w:val="001107D2"/>
-  </w:style>
-  <w:style w:type="paragraph" w:customStyle="1" w:styleId="050926A2031149C6ADA453584290A30F">
-    <w:name w:val="050926A2031149C6ADA453584290A30F"/>
-    <w:rsid w:val="001107D2"/>
-  </w:style>
-  <w:style w:type="paragraph" w:customStyle="1" w:styleId="807348760D264A929079343AB8014151">
-    <w:name w:val="807348760D264A929079343AB8014151"/>
-    <w:rsid w:val="001107D2"/>
-  </w:style>
-  <w:style w:type="paragraph" w:customStyle="1" w:styleId="01AC54E0C5574438A20DC928782FBC33">
-    <w:name w:val="01AC54E0C5574438A20DC928782FBC33"/>
-    <w:rsid w:val="001107D2"/>
-  </w:style>
-  <w:style w:type="paragraph" w:customStyle="1" w:styleId="313BF076267343CEB96AD58CE16B808E">
-    <w:name w:val="313BF076267343CEB96AD58CE16B808E"/>
-    <w:rsid w:val="001107D2"/>
-  </w:style>
-  <w:style w:type="paragraph" w:customStyle="1" w:styleId="C83ABC651CB94FBBBDAED70E6F2F4663">
-    <w:name w:val="C83ABC651CB94FBBBDAED70E6F2F4663"/>
-    <w:rsid w:val="001107D2"/>
-  </w:style>
-  <w:style w:type="paragraph" w:customStyle="1" w:styleId="1CD1D78F00B34396B3A2A8F45F545537">
-    <w:name w:val="1CD1D78F00B34396B3A2A8F45F545537"/>
-    <w:rsid w:val="001107D2"/>
-  </w:style>
-  <w:style w:type="paragraph" w:customStyle="1" w:styleId="4470AA6B9B744B3F89459C8785721BFD">
-    <w:name w:val="4470AA6B9B744B3F89459C8785721BFD"/>
-    <w:rsid w:val="001107D2"/>
-  </w:style>
-  <w:style w:type="paragraph" w:customStyle="1" w:styleId="CAE1F7694C254C3CBCC42C513473AA06">
-    <w:name w:val="CAE1F7694C254C3CBCC42C513473AA06"/>
-    <w:rsid w:val="001107D2"/>
-  </w:style>
-  <w:style w:type="paragraph" w:customStyle="1" w:styleId="D8D3416EA8894296818503FEE23C80ED">
-    <w:name w:val="D8D3416EA8894296818503FEE23C80ED"/>
-    <w:rsid w:val="001107D2"/>
-  </w:style>
-  <w:style w:type="paragraph" w:customStyle="1" w:styleId="443690C959DA416F9F4C2E83567F6AEC">
-    <w:name w:val="443690C959DA416F9F4C2E83567F6AEC"/>
-    <w:rsid w:val="001107D2"/>
-  </w:style>
-  <w:style w:type="paragraph" w:customStyle="1" w:styleId="64102ABCE8C042F9B9EE23ED53A198C7">
-    <w:name w:val="64102ABCE8C042F9B9EE23ED53A198C7"/>
-    <w:rsid w:val="001107D2"/>
-  </w:style>
-  <w:style w:type="paragraph" w:customStyle="1" w:styleId="0D5913264EC94FC082AC9ADCBBDA0D27">
-    <w:name w:val="0D5913264EC94FC082AC9ADCBBDA0D27"/>
-    <w:rsid w:val="001107D2"/>
-  </w:style>
-  <w:style w:type="paragraph" w:customStyle="1" w:styleId="ABDD547FC88B460BB7FD59A7CC1BAC11">
-    <w:name w:val="ABDD547FC88B460BB7FD59A7CC1BAC11"/>
-    <w:rsid w:val="001107D2"/>
-  </w:style>
-  <w:style w:type="paragraph" w:customStyle="1" w:styleId="52CE811A199E4436ABF44DB144F87761">
-    <w:name w:val="52CE811A199E4436ABF44DB144F87761"/>
-    <w:rsid w:val="001107D2"/>
-  </w:style>
-  <w:style w:type="paragraph" w:customStyle="1" w:styleId="6FC6A6B3CD724FBD9CCC0DC9EB0A23D6">
-    <w:name w:val="6FC6A6B3CD724FBD9CCC0DC9EB0A23D6"/>
-    <w:rsid w:val="001107D2"/>
-  </w:style>
-  <w:style w:type="paragraph" w:customStyle="1" w:styleId="BF46F31318C240AFA27A5D43E1321D4F">
-    <w:name w:val="BF46F31318C240AFA27A5D43E1321D4F"/>
-    <w:rsid w:val="001107D2"/>
-  </w:style>
-  <w:style w:type="paragraph" w:customStyle="1" w:styleId="3F8160AF9FDA440989497391318FEDBC">
-    <w:name w:val="3F8160AF9FDA440989497391318FEDBC"/>
-    <w:rsid w:val="001107D2"/>
-  </w:style>
-  <w:style w:type="paragraph" w:customStyle="1" w:styleId="C9D4E3B40E9F4953A55B91B5FE490277">
-    <w:name w:val="C9D4E3B40E9F4953A55B91B5FE490277"/>
-    <w:rsid w:val="001107D2"/>
-  </w:style>
-  <w:style w:type="paragraph" w:customStyle="1" w:styleId="B6E57AA050CE48FB8CB4735546B1AA55">
-    <w:name w:val="B6E57AA050CE48FB8CB4735546B1AA55"/>
-    <w:rsid w:val="001107D2"/>
-  </w:style>
-  <w:style w:type="paragraph" w:customStyle="1" w:styleId="BC8A07C5ECC944F1AA085E6ECF470CA2">
-    <w:name w:val="BC8A07C5ECC944F1AA085E6ECF470CA2"/>
-    <w:rsid w:val="001107D2"/>
-  </w:style>
-  <w:style w:type="paragraph" w:customStyle="1" w:styleId="5D73BAF069434DA29B6AF42F5625E2E7">
-    <w:name w:val="5D73BAF069434DA29B6AF42F5625E2E7"/>
-    <w:rsid w:val="001107D2"/>
-  </w:style>
-  <w:style w:type="paragraph" w:customStyle="1" w:styleId="2EBC6B72C0974A6CB51A38F5BBA52AF4">
-    <w:name w:val="2EBC6B72C0974A6CB51A38F5BBA52AF4"/>
-    <w:rsid w:val="001107D2"/>
-  </w:style>
-  <w:style w:type="paragraph" w:customStyle="1" w:styleId="AB3EEEC65A7A4CE4B6EEB3F113F75D2F">
-    <w:name w:val="AB3EEEC65A7A4CE4B6EEB3F113F75D2F"/>
-    <w:rsid w:val="001107D2"/>
-  </w:style>
-  <w:style w:type="paragraph" w:customStyle="1" w:styleId="9BC0FB8B404248E5BAA6122E0658CC39">
-    <w:name w:val="9BC0FB8B404248E5BAA6122E0658CC39"/>
-    <w:rsid w:val="001107D2"/>
-  </w:style>
-  <w:style w:type="paragraph" w:customStyle="1" w:styleId="80A8447D0E784FF2B9B05DCFEFC6A778">
-    <w:name w:val="80A8447D0E784FF2B9B05DCFEFC6A778"/>
-    <w:rsid w:val="001D069E"/>
-  </w:style>
-  <w:style w:type="paragraph" w:customStyle="1" w:styleId="0529B9D38AE248068B8866E3E888217F">
-    <w:name w:val="0529B9D38AE248068B8866E3E888217F"/>
-    <w:rsid w:val="001D069E"/>
-  </w:style>
-  <w:style w:type="paragraph" w:customStyle="1" w:styleId="E02B08BF9C384649B2357374B17FA475">
-    <w:name w:val="E02B08BF9C384649B2357374B17FA475"/>
-    <w:rsid w:val="001D069E"/>
-  </w:style>
-  <w:style w:type="paragraph" w:customStyle="1" w:styleId="FDD5D5EE02AD4FA1A33FDD87D7C45117">
-    <w:name w:val="FDD5D5EE02AD4FA1A33FDD87D7C45117"/>
-    <w:rsid w:val="001D069E"/>
-  </w:style>
-  <w:style w:type="paragraph" w:customStyle="1" w:styleId="CCB2BB79C64E4F0D9FEB85B26F774D12">
-    <w:name w:val="CCB2BB79C64E4F0D9FEB85B26F774D12"/>
-    <w:rsid w:val="001D069E"/>
-  </w:style>
-  <w:style w:type="paragraph" w:customStyle="1" w:styleId="81D8CCC5592240ABBC6772C0E4B34102">
-    <w:name w:val="81D8CCC5592240ABBC6772C0E4B34102"/>
-    <w:rsid w:val="001D069E"/>
-  </w:style>
-  <w:style w:type="paragraph" w:customStyle="1" w:styleId="60A84612047143D0BC24FAAA2B34BA50">
-    <w:name w:val="60A84612047143D0BC24FAAA2B34BA50"/>
-    <w:rsid w:val="001D069E"/>
-  </w:style>
-  <w:style w:type="paragraph" w:customStyle="1" w:styleId="706AF9818C904AEC8230F08E20050656">
-    <w:name w:val="706AF9818C904AEC8230F08E20050656"/>
-    <w:rsid w:val="001D069E"/>
-  </w:style>
-  <w:style w:type="paragraph" w:customStyle="1" w:styleId="9E19E59FE803489EA99330C1078B7540">
-    <w:name w:val="9E19E59FE803489EA99330C1078B7540"/>
-    <w:rsid w:val="001D069E"/>
-  </w:style>
-  <w:style w:type="paragraph" w:customStyle="1" w:styleId="D9C999AED01742B39BD198F25AD6CD22">
-    <w:name w:val="D9C999AED01742B39BD198F25AD6CD22"/>
-    <w:rsid w:val="001D069E"/>
-  </w:style>
-  <w:style w:type="paragraph" w:customStyle="1" w:styleId="E4F6741F6EAC4DF68507C52DD8296151">
-    <w:name w:val="E4F6741F6EAC4DF68507C52DD8296151"/>
-    <w:rsid w:val="001D069E"/>
-  </w:style>
-  <w:style w:type="paragraph" w:customStyle="1" w:styleId="6E644FB6691742AF931A5FC978A71BC4">
-    <w:name w:val="6E644FB6691742AF931A5FC978A71BC4"/>
-    <w:rsid w:val="001D069E"/>
-  </w:style>
-  <w:style w:type="paragraph" w:customStyle="1" w:styleId="61E543964BB34A3EB519CED22E51C6CE">
-    <w:name w:val="61E543964BB34A3EB519CED22E51C6CE"/>
-    <w:rsid w:val="001D069E"/>
-  </w:style>
-  <w:style w:type="paragraph" w:customStyle="1" w:styleId="DBB3EB6297274F209EEEEA4DA26E666F">
-    <w:name w:val="DBB3EB6297274F209EEEEA4DA26E666F"/>
-    <w:rsid w:val="001D069E"/>
-  </w:style>
-  <w:style w:type="paragraph" w:customStyle="1" w:styleId="1A1436229D304F8D802E217F37357692">
-    <w:name w:val="1A1436229D304F8D802E217F37357692"/>
-    <w:rsid w:val="001D069E"/>
-  </w:style>
-  <w:style w:type="paragraph" w:customStyle="1" w:styleId="4D679B84FFDC4CAEB89D4E9C2ACD2447">
-    <w:name w:val="4D679B84FFDC4CAEB89D4E9C2ACD2447"/>
-    <w:rsid w:val="001D069E"/>
-  </w:style>
-  <w:style w:type="paragraph" w:customStyle="1" w:styleId="C922E21F5AF94601B4E6B86B0ED2C3FB">
-    <w:name w:val="C922E21F5AF94601B4E6B86B0ED2C3FB"/>
-    <w:rsid w:val="001D069E"/>
-    <w:rPr>
-      <w:lang w:eastAsia="ja-JP"/>
-    </w:rPr>
-  </w:style>
-  <w:style w:type="paragraph" w:customStyle="1" w:styleId="D5F06206753D4E9D98F0AAE4D089B70A">
-    <w:name w:val="D5F06206753D4E9D98F0AAE4D089B70A"/>
-    <w:rsid w:val="001D069E"/>
-  </w:style>
-  <w:style w:type="paragraph" w:customStyle="1" w:styleId="1E2ABB9FFC1D46B5A2DB23D75CFAC96D">
-    <w:name w:val="1E2ABB9FFC1D46B5A2DB23D75CFAC96D"/>
-    <w:rsid w:val="001D069E"/>
-  </w:style>
-  <w:style w:type="paragraph" w:customStyle="1" w:styleId="C922E21F5AF94601B4E6B86B0ED2C3FB1">
-    <w:name w:val="C922E21F5AF94601B4E6B86B0ED2C3FB1"/>
-    <w:rsid w:val="001D069E"/>
-    <w:rPr>
-      <w:lang w:eastAsia="ja-JP"/>
-    </w:rPr>
-  </w:style>
-  <w:style w:type="paragraph" w:customStyle="1" w:styleId="D5F06206753D4E9D98F0AAE4D089B70A1">
-    <w:name w:val="D5F06206753D4E9D98F0AAE4D089B70A1"/>
-    <w:rsid w:val="001D069E"/>
-    <w:rPr>
-      <w:lang w:eastAsia="ja-JP"/>
-    </w:rPr>
-  </w:style>
-  <w:style w:type="paragraph" w:customStyle="1" w:styleId="ABE2A2762A0B47C685F63ECBB698E6AC">
-    <w:name w:val="ABE2A2762A0B47C685F63ECBB698E6AC"/>
-    <w:rsid w:val="001D069E"/>
-  </w:style>
-  <w:style w:type="paragraph" w:customStyle="1" w:styleId="B320258FDD1F4132A5B506EBD8B0D819">
-    <w:name w:val="B320258FDD1F4132A5B506EBD8B0D819"/>
-    <w:rsid w:val="001D069E"/>
-  </w:style>
-  <w:style w:type="paragraph" w:customStyle="1" w:styleId="4E27CB8498984DB8A1D30C72889757FC">
-    <w:name w:val="4E27CB8498984DB8A1D30C72889757FC"/>
-    <w:rsid w:val="001D069E"/>
-  </w:style>
-  <w:style w:type="paragraph" w:customStyle="1" w:styleId="F0156043D1E540318CA9CBCC8DC57E6D">
-    <w:name w:val="F0156043D1E540318CA9CBCC8DC57E6D"/>
-    <w:rsid w:val="001D069E"/>
-  </w:style>
-  <w:style w:type="paragraph" w:customStyle="1" w:styleId="A25213C2843548FCB5087F4C78BC9748">
-    <w:name w:val="A25213C2843548FCB5087F4C78BC9748"/>
-    <w:rsid w:val="001D069E"/>
-  </w:style>
-  <w:style w:type="paragraph" w:customStyle="1" w:styleId="7AD3B6FBB62243A3B6806FA6BAC6B5D4">
-    <w:name w:val="7AD3B6FBB62243A3B6806FA6BAC6B5D4"/>
-    <w:rsid w:val="001D069E"/>
-  </w:style>
-  <w:style w:type="paragraph" w:customStyle="1" w:styleId="F898B992F83D4C8B907DE9476FFDEA9C">
-    <w:name w:val="F898B992F83D4C8B907DE9476FFDEA9C"/>
-    <w:rsid w:val="001D069E"/>
-  </w:style>
-  <w:style w:type="paragraph" w:customStyle="1" w:styleId="810183F0069B42178D256F9E71071127">
-    <w:name w:val="810183F0069B42178D256F9E71071127"/>
-    <w:rsid w:val="001D069E"/>
-  </w:style>
-  <w:style w:type="paragraph" w:customStyle="1" w:styleId="3BB91FA0677B4BE39CB239977E354B3A">
-    <w:name w:val="3BB91FA0677B4BE39CB239977E354B3A"/>
-    <w:rsid w:val="001D069E"/>
-  </w:style>
-  <w:style w:type="paragraph" w:customStyle="1" w:styleId="5574832F6D8843A6AC7179A721C6AE81">
-    <w:name w:val="5574832F6D8843A6AC7179A721C6AE81"/>
-    <w:rsid w:val="001D069E"/>
-  </w:style>
-  <w:style w:type="paragraph" w:customStyle="1" w:styleId="3FDB085408CB4E5CBAE14650EB650379">
-    <w:name w:val="3FDB085408CB4E5CBAE14650EB650379"/>
-    <w:rsid w:val="001D069E"/>
-  </w:style>
-  <w:style w:type="paragraph" w:customStyle="1" w:styleId="169047D4A6474055A9C95C64B542C313">
-    <w:name w:val="169047D4A6474055A9C95C64B542C313"/>
-    <w:rsid w:val="001D069E"/>
-  </w:style>
-  <w:style w:type="paragraph" w:customStyle="1" w:styleId="BD4F114B62A845D0A742B117B38FBCD4">
-    <w:name w:val="BD4F114B62A845D0A742B117B38FBCD4"/>
-    <w:rsid w:val="001D069E"/>
-  </w:style>
-  <w:style w:type="paragraph" w:customStyle="1" w:styleId="503CA7D0091F451EBA62C5C5FD069AFC">
-    <w:name w:val="503CA7D0091F451EBA62C5C5FD069AFC"/>
-    <w:rsid w:val="001D069E"/>
-  </w:style>
-  <w:style w:type="paragraph" w:customStyle="1" w:styleId="6A1CBFCEEEED4A879E7D0530FA8BB471">
-    <w:name w:val="6A1CBFCEEEED4A879E7D0530FA8BB471"/>
-    <w:rsid w:val="001D069E"/>
-  </w:style>
-  <w:style w:type="paragraph" w:customStyle="1" w:styleId="D39D88541C604B1884534DE74F0DDAF0">
-    <w:name w:val="D39D88541C604B1884534DE74F0DDAF0"/>
-    <w:rsid w:val="001D069E"/>
-  </w:style>
-  <w:style w:type="paragraph" w:customStyle="1" w:styleId="7F24093145BA4174A5B159CEC2CAA869">
-    <w:name w:val="7F24093145BA4174A5B159CEC2CAA869"/>
-    <w:rsid w:val="001D069E"/>
-  </w:style>
-  <w:style w:type="paragraph" w:customStyle="1" w:styleId="7210EF90F86D4AF4882F21F97723FF8B">
-    <w:name w:val="7210EF90F86D4AF4882F21F97723FF8B"/>
-    <w:rsid w:val="001D069E"/>
-  </w:style>
-  <w:style w:type="paragraph" w:customStyle="1" w:styleId="F7BDABFF2E3241F7A06892CD1FAC3373">
-    <w:name w:val="F7BDABFF2E3241F7A06892CD1FAC3373"/>
-    <w:rsid w:val="001D069E"/>
-  </w:style>
-  <w:style w:type="paragraph" w:customStyle="1" w:styleId="DCD6F44FAB244540A3C706AD6E79A1BE">
-    <w:name w:val="DCD6F44FAB244540A3C706AD6E79A1BE"/>
-    <w:rsid w:val="001D069E"/>
-  </w:style>
-  <w:style w:type="paragraph" w:customStyle="1" w:styleId="4C38D472AF32466DA2CEA9D96E2AD397">
-    <w:name w:val="4C38D472AF32466DA2CEA9D96E2AD397"/>
-    <w:rsid w:val="001D069E"/>
-  </w:style>
-  <w:style w:type="paragraph" w:customStyle="1" w:styleId="ECE202575D5D4C9090C1B78838F4D675">
-    <w:name w:val="ECE202575D5D4C9090C1B78838F4D675"/>
-    <w:rsid w:val="001D069E"/>
-  </w:style>
-  <w:style w:type="paragraph" w:customStyle="1" w:styleId="03DC67E2ED0343459BBFFF7B49271E00">
-    <w:name w:val="03DC67E2ED0343459BBFFF7B49271E00"/>
-    <w:rsid w:val="001D069E"/>
-  </w:style>
-  <w:style w:type="paragraph" w:customStyle="1" w:styleId="8E5CF5FFFCDD4D529D4D76BFD6A2A6E0">
-    <w:name w:val="8E5CF5FFFCDD4D529D4D76BFD6A2A6E0"/>
-    <w:rsid w:val="001D069E"/>
-  </w:style>
-  <w:style w:type="paragraph" w:customStyle="1" w:styleId="4F7A4A54F7D74CA49CCD386872A49195">
-    <w:name w:val="4F7A4A54F7D74CA49CCD386872A49195"/>
-    <w:rsid w:val="001D069E"/>
-  </w:style>
-  <w:style w:type="paragraph" w:customStyle="1" w:styleId="436A06D65E544E5BB4A63AB37920694F">
-    <w:name w:val="436A06D65E544E5BB4A63AB37920694F"/>
-    <w:rsid w:val="001D069E"/>
-  </w:style>
-  <w:style w:type="paragraph" w:customStyle="1" w:styleId="80F166C1C5F04FB388F6ABBFF3A912CB">
-    <w:name w:val="80F166C1C5F04FB388F6ABBFF3A912CB"/>
-    <w:rsid w:val="001D069E"/>
-  </w:style>
-  <w:style w:type="paragraph" w:customStyle="1" w:styleId="C1803110125949639EE1D21E443A6B85">
-    <w:name w:val="C1803110125949639EE1D21E443A6B85"/>
-    <w:rsid w:val="001D069E"/>
-  </w:style>
-</w:styles>
-</file>
-
-<file path=word/glossary/webSettings.xml><?xml version="1.0" encoding="utf-8"?>
-<w:webSettings xmlns:mc="http://schemas.openxmlformats.org/markup-compatibility/2006" xmlns:r="http://schemas.openxmlformats.org/officeDocument/2006/relationships" xmlns:w="http://schemas.openxmlformats.org/wordprocessingml/2006/main" xmlns:w14="http://schemas.microsoft.com/office/word/2010/wordml" xmlns:w15="http://schemas.microsoft.com/office/word/2012/wordml" xmlns:w16cid="http://schemas.microsoft.com/office/word/2016/wordml/cid" xmlns:w16se="http://schemas.microsoft.com/office/word/2015/wordml/symex" mc:Ignorable="w14 w15 w16se w16cid">
-  <w:optimizeForBrowser/>
-  <w:allowPNG/>
-</w:webSettings>
-</file>
-
 <file path=word/theme/theme11.xml><?xml version="1.0" encoding="utf-8"?>
 <a:theme xmlns:a="http://schemas.openxmlformats.org/drawingml/2006/main" name="Office Theme">
   <a:themeElements>
@@ -15813,267 +13914,4 @@
     </a:ext>
   </a:extLst>
 </a:theme>
-</file>
-
-<file path=customXml/item12.xml><?xml version="1.0" encoding="utf-8"?>
-<b:Sources xmlns:b="http://schemas.openxmlformats.org/officeDocument/2006/bibliography" xmlns="http://schemas.openxmlformats.org/officeDocument/2006/bibliography" SelectedStyle="\APASixthEditionOfficeOnline.xsl" StyleName="APA" Version="6"/>
-</file>
-
-<file path=customXml/item24.xml><?xml version="1.0" encoding="utf-8"?>
-<ct:contentTypeSchema xmlns:ct="http://schemas.microsoft.com/office/2006/metadata/contentType" xmlns:ma="http://schemas.microsoft.com/office/2006/metadata/properties/metaAttributes" ct:_="" ma:_="" ma:contentTypeName="Document" ma:contentTypeID="0x01010079F111ED35F8CC479449609E8A0923A6" ma:contentTypeVersion="12" ma:contentTypeDescription="Create a new document." ma:contentTypeScope="" ma:versionID="e2fe73d34af300204b2c04d95f547fc8">
-  <xsd:schema xmlns:xsd="http://www.w3.org/2001/XMLSchema" xmlns:xs="http://www.w3.org/2001/XMLSchema" xmlns:p="http://schemas.microsoft.com/office/2006/metadata/properties" xmlns:ns2="71af3243-3dd4-4a8d-8c0d-dd76da1f02a5" xmlns:ns3="16c05727-aa75-4e4a-9b5f-8a80a1165891" targetNamespace="http://schemas.microsoft.com/office/2006/metadata/properties" ma:root="true" ma:fieldsID="cb4f6533a2a85f2c78aa0456c298b376" ns2:_="" ns3:_="">
-    <xsd:import namespace="71af3243-3dd4-4a8d-8c0d-dd76da1f02a5"/>
-    <xsd:import namespace="16c05727-aa75-4e4a-9b5f-8a80a1165891"/>
-    <xsd:element name="properties">
-      <xsd:complexType>
-        <xsd:sequence>
-          <xsd:element name="documentManagement">
-            <xsd:complexType>
-              <xsd:all>
-                <xsd:element ref="ns2:MediaServiceMetadata" minOccurs="0"/>
-                <xsd:element ref="ns2:MediaServiceFastMetadata" minOccurs="0"/>
-                <xsd:element ref="ns2:MediaServiceOCR" minOccurs="0"/>
-                <xsd:element ref="ns2:MediaServiceAutoTags" minOccurs="0"/>
-                <xsd:element ref="ns2:MediaServiceEventHashCode" minOccurs="0"/>
-                <xsd:element ref="ns2:MediaServiceGenerationTime" minOccurs="0"/>
-                <xsd:element ref="ns3:SharedWithUsers" minOccurs="0"/>
-                <xsd:element ref="ns3:SharedWithDetails" minOccurs="0"/>
-                <xsd:element ref="ns2:MediaServiceAutoKeyPoints" minOccurs="0"/>
-                <xsd:element ref="ns2:MediaServiceKeyPoints" minOccurs="0"/>
-                <xsd:element ref="ns2:MediaServiceDateTaken" minOccurs="0"/>
-                <xsd:element ref="ns2:Status" minOccurs="0"/>
-              </xsd:all>
-            </xsd:complexType>
-          </xsd:element>
-        </xsd:sequence>
-      </xsd:complexType>
-    </xsd:element>
-  </xsd:schema>
-  <xsd:schema xmlns:xsd="http://www.w3.org/2001/XMLSchema" xmlns:xs="http://www.w3.org/2001/XMLSchema" xmlns:dms="http://schemas.microsoft.com/office/2006/documentManagement/types" xmlns:pc="http://schemas.microsoft.com/office/infopath/2007/PartnerControls" targetNamespace="71af3243-3dd4-4a8d-8c0d-dd76da1f02a5" elementFormDefault="qualified">
-    <xsd:import namespace="http://schemas.microsoft.com/office/2006/documentManagement/types"/>
-    <xsd:import namespace="http://schemas.microsoft.com/office/infopath/2007/PartnerControls"/>
-    <xsd:element name="MediaServiceMetadata" ma:index="8" nillable="true" ma:displayName="MediaServiceMetadata" ma:hidden="true" ma:internalName="MediaServiceMetadata" ma:readOnly="true">
-      <xsd:simpleType>
-        <xsd:restriction base="dms:Note"/>
-      </xsd:simpleType>
-    </xsd:element>
-    <xsd:element name="MediaServiceFastMetadata" ma:index="9" nillable="true" ma:displayName="MediaServiceFastMetadata" ma:hidden="true" ma:internalName="MediaServiceFastMetadata" ma:readOnly="true">
-      <xsd:simpleType>
-        <xsd:restriction base="dms:Note"/>
-      </xsd:simpleType>
-    </xsd:element>
-    <xsd:element name="MediaServiceOCR" ma:index="10" nillable="true" ma:displayName="MediaServiceOCR" ma:internalName="MediaServiceOCR" ma:readOnly="true">
-      <xsd:simpleType>
-        <xsd:restriction base="dms:Note">
-          <xsd:maxLength value="255"/>
-        </xsd:restriction>
-      </xsd:simpleType>
-    </xsd:element>
-    <xsd:element name="MediaServiceAutoTags" ma:index="11" nillable="true" ma:displayName="MediaServiceAutoTags" ma:internalName="MediaServiceAutoTags" ma:readOnly="true">
-      <xsd:simpleType>
-        <xsd:restriction base="dms:Text"/>
-      </xsd:simpleType>
-    </xsd:element>
-    <xsd:element name="MediaServiceEventHashCode" ma:index="12" nillable="true" ma:displayName="MediaServiceEventHashCode" ma:hidden="true" ma:internalName="MediaServiceEventHashCode" ma:readOnly="true">
-      <xsd:simpleType>
-        <xsd:restriction base="dms:Text"/>
-      </xsd:simpleType>
-    </xsd:element>
-    <xsd:element name="MediaServiceGenerationTime" ma:index="13" nillable="true" ma:displayName="MediaServiceGenerationTime" ma:hidden="true" ma:internalName="MediaServiceGenerationTime" ma:readOnly="true">
-      <xsd:simpleType>
-        <xsd:restriction base="dms:Text"/>
-      </xsd:simpleType>
-    </xsd:element>
-    <xsd:element name="MediaServiceAutoKeyPoints" ma:index="16" nillable="true" ma:displayName="MediaServiceAutoKeyPoints" ma:hidden="true" ma:internalName="MediaServiceAutoKeyPoints" ma:readOnly="true">
-      <xsd:simpleType>
-        <xsd:restriction base="dms:Note"/>
-      </xsd:simpleType>
-    </xsd:element>
-    <xsd:element name="MediaServiceKeyPoints" ma:index="17" nillable="true" ma:displayName="KeyPoints" ma:internalName="MediaServiceKeyPoints" ma:readOnly="false">
-      <xsd:simpleType>
-        <xsd:restriction base="dms:Note">
-          <xsd:maxLength value="255"/>
-        </xsd:restriction>
-      </xsd:simpleType>
-    </xsd:element>
-    <xsd:element name="MediaServiceDateTaken" ma:index="18" nillable="true" ma:displayName="MediaServiceDateTaken" ma:hidden="true" ma:internalName="MediaServiceDateTaken" ma:readOnly="true">
-      <xsd:simpleType>
-        <xsd:restriction base="dms:Text"/>
-      </xsd:simpleType>
-    </xsd:element>
-    <xsd:element name="Status" ma:index="19" nillable="true" ma:displayName="Status" ma:default="Not started" ma:format="Dropdown" ma:internalName="Status">
-      <xsd:simpleType>
-        <xsd:restriction base="dms:Choice">
-          <xsd:enumeration value="Not started"/>
-          <xsd:enumeration value="In Progress"/>
-          <xsd:enumeration value="Completed"/>
-        </xsd:restriction>
-      </xsd:simpleType>
-    </xsd:element>
-  </xsd:schema>
-  <xsd:schema xmlns:xsd="http://www.w3.org/2001/XMLSchema" xmlns:xs="http://www.w3.org/2001/XMLSchema" xmlns:dms="http://schemas.microsoft.com/office/2006/documentManagement/types" xmlns:pc="http://schemas.microsoft.com/office/infopath/2007/PartnerControls" targetNamespace="16c05727-aa75-4e4a-9b5f-8a80a1165891" elementFormDefault="qualified">
-    <xsd:import namespace="http://schemas.microsoft.com/office/2006/documentManagement/types"/>
-    <xsd:import namespace="http://schemas.microsoft.com/office/infopath/2007/PartnerControls"/>
-    <xsd:element name="SharedWithUsers" ma:index="14" nillable="true" ma:displayName="Shared With" ma:internalName="SharedWithUsers" ma:readOnly="true">
-      <xsd:complexType>
-        <xsd:complexContent>
-          <xsd:extension base="dms:UserMulti">
-            <xsd:sequence>
-              <xsd:element name="UserInfo" minOccurs="0" maxOccurs="unbounded">
-                <xsd:complexType>
-                  <xsd:sequence>
-                    <xsd:element name="DisplayName" type="xsd:string" minOccurs="0"/>
-                    <xsd:element name="AccountId" type="dms:UserId" minOccurs="0" nillable="true"/>
-                    <xsd:element name="AccountType" type="xsd:string" minOccurs="0"/>
-                  </xsd:sequence>
-                </xsd:complexType>
-              </xsd:element>
-            </xsd:sequence>
-          </xsd:extension>
-        </xsd:complexContent>
-      </xsd:complexType>
-    </xsd:element>
-    <xsd:element name="SharedWithDetails" ma:index="15" nillable="true" ma:displayName="Shared With Details" ma:internalName="SharedWithDetails" ma:readOnly="true">
-      <xsd:simpleType>
-        <xsd:restriction base="dms:Note">
-          <xsd:maxLength value="255"/>
-        </xsd:restriction>
-      </xsd:simpleType>
-    </xsd:element>
-  </xsd:schema>
-  <xsd:schema xmlns="http://schemas.openxmlformats.org/package/2006/metadata/core-properties" xmlns:xsd="http://www.w3.org/2001/XMLSchema" xmlns:xsi="http://www.w3.org/2001/XMLSchema-instance" xmlns:dc="http://purl.org/dc/elements/1.1/" xmlns:dcterms="http://purl.org/dc/terms/" xmlns:odoc="http://schemas.microsoft.com/internal/obd" targetNamespace="http://schemas.openxmlformats.org/package/2006/metadata/core-properties" elementFormDefault="qualified" attributeFormDefault="unqualified" blockDefault="#all">
-    <xsd:import namespace="http://purl.org/dc/elements/1.1/" schemaLocation="http://dublincore.org/schemas/xmls/qdc/2003/04/02/dc.xsd"/>
-    <xsd:import namespace="http://purl.org/dc/terms/" schemaLocation="http://dublincore.org/schemas/xmls/qdc/2003/04/02/dcterms.xsd"/>
-    <xsd:element name="coreProperties" type="CT_coreProperties"/>
-    <xsd:complexType name="CT_coreProperties">
-      <xsd:all>
-        <xsd:element ref="dc:creator" minOccurs="0" maxOccurs="1"/>
-        <xsd:element ref="dcterms:created" minOccurs="0" maxOccurs="1"/>
-        <xsd:element ref="dc:identifier" minOccurs="0" maxOccurs="1"/>
-        <xsd:element name="contentType" minOccurs="0" maxOccurs="1" type="xsd:string" ma:index="0" ma:displayName="Content Type"/>
-        <xsd:element ref="dc:title" minOccurs="0" maxOccurs="1" ma:index="4" ma:displayName="Title"/>
-        <xsd:element ref="dc:subject" minOccurs="0" maxOccurs="1"/>
-        <xsd:element ref="dc:description" minOccurs="0" maxOccurs="1"/>
-        <xsd:element name="keywords" minOccurs="0" maxOccurs="1" type="xsd:string"/>
-        <xsd:element ref="dc:language" minOccurs="0" maxOccurs="1"/>
-        <xsd:element name="category" minOccurs="0" maxOccurs="1" type="xsd:string"/>
-        <xsd:element name="version" minOccurs="0" maxOccurs="1" type="xsd:string"/>
-        <xsd:element name="revision" minOccurs="0" maxOccurs="1" type="xsd:string">
-          <xsd:annotation>
-            <xsd:documentation>
-                        This value indicates the number of saves or revisions. The application is responsible for updating this value after each revision.
-                    </xsd:documentation>
-          </xsd:annotation>
-        </xsd:element>
-        <xsd:element name="lastModifiedBy" minOccurs="0" maxOccurs="1" type="xsd:string"/>
-        <xsd:element ref="dcterms:modified" minOccurs="0" maxOccurs="1"/>
-        <xsd:element name="contentStatus" minOccurs="0" maxOccurs="1" type="xsd:string"/>
-      </xsd:all>
-    </xsd:complexType>
-  </xsd:schema>
-  <xs:schema xmlns:pc="http://schemas.microsoft.com/office/infopath/2007/PartnerControls" xmlns:xs="http://www.w3.org/2001/XMLSchema" targetNamespace="http://schemas.microsoft.com/office/infopath/2007/PartnerControls" elementFormDefault="qualified" attributeFormDefault="unqualified">
-    <xs:element name="Person">
-      <xs:complexType>
-        <xs:sequence>
-          <xs:element ref="pc:DisplayName" minOccurs="0"/>
-          <xs:element ref="pc:AccountId" minOccurs="0"/>
-          <xs:element ref="pc:AccountType" minOccurs="0"/>
-        </xs:sequence>
-      </xs:complexType>
-    </xs:element>
-    <xs:element name="DisplayName" type="xs:string"/>
-    <xs:element name="AccountId" type="xs:string"/>
-    <xs:element name="AccountType" type="xs:string"/>
-    <xs:element name="BDCAssociatedEntity">
-      <xs:complexType>
-        <xs:sequence>
-          <xs:element ref="pc:BDCEntity" minOccurs="0" maxOccurs="unbounded"/>
-        </xs:sequence>
-        <xs:attribute ref="pc:EntityNamespace"/>
-        <xs:attribute ref="pc:EntityName"/>
-        <xs:attribute ref="pc:SystemInstanceName"/>
-        <xs:attribute ref="pc:AssociationName"/>
-      </xs:complexType>
-    </xs:element>
-    <xs:attribute name="EntityNamespace" type="xs:string"/>
-    <xs:attribute name="EntityName" type="xs:string"/>
-    <xs:attribute name="SystemInstanceName" type="xs:string"/>
-    <xs:attribute name="AssociationName" type="xs:string"/>
-    <xs:element name="BDCEntity">
-      <xs:complexType>
-        <xs:sequence>
-          <xs:element ref="pc:EntityDisplayName" minOccurs="0"/>
-          <xs:element ref="pc:EntityInstanceReference" minOccurs="0"/>
-          <xs:element ref="pc:EntityId1" minOccurs="0"/>
-          <xs:element ref="pc:EntityId2" minOccurs="0"/>
-          <xs:element ref="pc:EntityId3" minOccurs="0"/>
-          <xs:element ref="pc:EntityId4" minOccurs="0"/>
-          <xs:element ref="pc:EntityId5" minOccurs="0"/>
-        </xs:sequence>
-      </xs:complexType>
-    </xs:element>
-    <xs:element name="EntityDisplayName" type="xs:string"/>
-    <xs:element name="EntityInstanceReference" type="xs:string"/>
-    <xs:element name="EntityId1" type="xs:string"/>
-    <xs:element name="EntityId2" type="xs:string"/>
-    <xs:element name="EntityId3" type="xs:string"/>
-    <xs:element name="EntityId4" type="xs:string"/>
-    <xs:element name="EntityId5" type="xs:string"/>
-    <xs:element name="Terms">
-      <xs:complexType>
-        <xs:sequence>
-          <xs:element ref="pc:TermInfo" minOccurs="0" maxOccurs="unbounded"/>
-        </xs:sequence>
-      </xs:complexType>
-    </xs:element>
-    <xs:element name="TermInfo">
-      <xs:complexType>
-        <xs:sequence>
-          <xs:element ref="pc:TermName" minOccurs="0"/>
-          <xs:element ref="pc:TermId" minOccurs="0"/>
-        </xs:sequence>
-      </xs:complexType>
-    </xs:element>
-    <xs:element name="TermName" type="xs:string"/>
-    <xs:element name="TermId" type="xs:string"/>
-  </xs:schema>
-</ct:contentTypeSchema>
-</file>
-
-<file path=customXml/item33.xml><?xml version="1.0" encoding="utf-8"?>
-<?mso-contentType ?>
-<FormTemplates xmlns="http://schemas.microsoft.com/sharepoint/v3/contenttype/forms">
-  <Display>DocumentLibraryForm</Display>
-  <Edit>DocumentLibraryForm</Edit>
-  <New>DocumentLibraryForm</New>
-</FormTemplates>
-</file>
-
-<file path=customXml/item4.xml><?xml version="1.0" encoding="utf-8"?>
-<p:properties xmlns:p="http://schemas.microsoft.com/office/2006/metadata/properties" xmlns:xsi="http://www.w3.org/2001/XMLSchema-instance" xmlns:pc="http://schemas.microsoft.com/office/infopath/2007/PartnerControls">
-  <documentManagement>
-    <Status xmlns="71af3243-3dd4-4a8d-8c0d-dd76da1f02a5">Not started</Status>
-    <MediaServiceKeyPoints xmlns="71af3243-3dd4-4a8d-8c0d-dd76da1f02a5" xsi:nil="true"/>
-  </documentManagement>
-</p:properties>
-</file>
-
-<file path=customXml/itemProps12.xml><?xml version="1.0" encoding="utf-8"?>
-<ds:datastoreItem xmlns:ds="http://schemas.openxmlformats.org/officeDocument/2006/customXml" ds:itemID="{E72BEF51-79C1-408A-BF2F-9C04C69D0F84}">
-  <ds:schemaRefs>
-    <ds:schemaRef ds:uri="http://schemas.openxmlformats.org/officeDocument/2006/bibliography"/>
-  </ds:schemaRefs>
-</ds:datastoreItem>
-</file>
-
-<file path=customXml/itemProps24.xml><?xml version="1.0" encoding="utf-8"?>
-<ds:datastoreItem xmlns:ds="http://schemas.openxmlformats.org/officeDocument/2006/customXml" ds:itemID="{25CA1EFC-2B53-4667-BBDD-AD756036DFC2}"/>
-</file>
-
-<file path=customXml/itemProps33.xml><?xml version="1.0" encoding="utf-8"?>
-<ds:datastoreItem xmlns:ds="http://schemas.openxmlformats.org/officeDocument/2006/customXml" ds:itemID="{FA1378B7-F9C9-4937-89DE-CC7602966FA7}"/>
-</file>
-
-<file path=customXml/itemProps41.xml><?xml version="1.0" encoding="utf-8"?>
-<ds:datastoreItem xmlns:ds="http://schemas.openxmlformats.org/officeDocument/2006/customXml" ds:itemID="{FF28B14C-C87D-44C4-840A-E5B360CEB985}"/>
 </file>